--- a/public/Sanad_Mental_Health_Research.docx
+++ b/public/Sanad_Mental_Health_Research.docx
@@ -4,31 +4,63 @@
   <w:body>
     <w:p>
       <w:pPr>
-        <w:tabs>
-          <w:tab w:val="left" w:pos="1440"/>
-          <w:tab w:val="right" w:pos="9720"/>
-        </w:tabs>
         <w:spacing w:after="200"/>
-        <w:rPr>
-          <w:rtl/>
-        </w:rPr>
+        <w:jc w:val="center"/>
       </w:pPr>
       <w:r>
         <w:rPr>
           <w:noProof/>
         </w:rPr>
         <w:drawing>
-          <wp:anchor distT="0" distB="0" distL="114300" distR="114300" simplePos="0" relativeHeight="251659264" behindDoc="1" locked="0" layoutInCell="1" allowOverlap="1" wp14:anchorId="23E332CF" wp14:editId="6AC02A3D">
-            <wp:simplePos x="0" y="0"/>
-            <wp:positionH relativeFrom="column">
-              <wp:posOffset>4817820</wp:posOffset>
-            </wp:positionH>
-            <wp:positionV relativeFrom="paragraph">
-              <wp:posOffset>-523783</wp:posOffset>
-            </wp:positionV>
-            <wp:extent cx="1349406" cy="1349406"/>
+          <wp:inline distT="0" distB="0" distL="0" distR="0" wp14:anchorId="15B690CC" wp14:editId="17DD9164">
+            <wp:extent cx="762000" cy="809625"/>
             <wp:effectExtent l="0" t="0" r="0" b="0"/>
-            <wp:wrapNone/>
+            <wp:docPr id="1" name="Picture 1"/>
+            <wp:cNvGraphicFramePr>
+              <a:graphicFrameLocks xmlns:a="http://schemas.openxmlformats.org/drawingml/2006/main" noChangeAspect="1"/>
+            </wp:cNvGraphicFramePr>
+            <a:graphic xmlns:a="http://schemas.openxmlformats.org/drawingml/2006/main">
+              <a:graphicData uri="http://schemas.openxmlformats.org/drawingml/2006/picture">
+                <pic:pic xmlns:pic="http://schemas.openxmlformats.org/drawingml/2006/picture">
+                  <pic:nvPicPr>
+                    <pic:cNvPr id="0" name=""/>
+                    <pic:cNvPicPr>
+                      <a:picLocks noChangeAspect="1" noChangeArrowheads="1"/>
+                    </pic:cNvPicPr>
+                  </pic:nvPicPr>
+                  <pic:blipFill>
+                    <a:blip r:embed="rId7"/>
+                    <a:srcRect/>
+                    <a:stretch>
+                      <a:fillRect/>
+                    </a:stretch>
+                  </pic:blipFill>
+                  <pic:spPr bwMode="auto">
+                    <a:xfrm>
+                      <a:off x="0" y="0"/>
+                      <a:ext cx="762000" cy="809625"/>
+                    </a:xfrm>
+                    <a:prstGeom prst="rect">
+                      <a:avLst/>
+                    </a:prstGeom>
+                  </pic:spPr>
+                </pic:pic>
+              </a:graphicData>
+            </a:graphic>
+          </wp:inline>
+        </w:drawing>
+      </w:r>
+      <w:r>
+        <w:t xml:space="preserve">          </w:t>
+      </w:r>
+      <w:r>
+        <w:rPr>
+          <w:noProof/>
+        </w:rPr>
+        <w:drawing>
+          <wp:inline distT="0" distB="0" distL="0" distR="0" wp14:anchorId="2A1F7468" wp14:editId="13C193C6">
+            <wp:extent cx="762000" cy="762000"/>
+            <wp:effectExtent l="0" t="0" r="0" b="0"/>
             <wp:docPr id="2" name="Picture 2"/>
             <wp:cNvGraphicFramePr>
               <a:graphicFrameLocks xmlns:a="http://schemas.openxmlformats.org/drawingml/2006/main" noChangeAspect="1"/>
@@ -43,13 +75,7 @@
                     </pic:cNvPicPr>
                   </pic:nvPicPr>
                   <pic:blipFill>
-                    <a:blip r:embed="rId7">
-                      <a:extLst>
-                        <a:ext uri="{28A0092B-C50C-407E-A947-70E740481C1C}">
-                          <a14:useLocalDpi xmlns:a14="http://schemas.microsoft.com/office/drawing/2010/main" val="0"/>
-                        </a:ext>
-                      </a:extLst>
-                    </a:blip>
+                    <a:blip r:embed="rId8"/>
                     <a:srcRect/>
                     <a:stretch>
                       <a:fillRect/>
@@ -58,7 +84,7 @@
                   <pic:spPr bwMode="auto">
                     <a:xfrm>
                       <a:off x="0" y="0"/>
-                      <a:ext cx="1351357" cy="1351357"/>
+                      <a:ext cx="762000" cy="762000"/>
                     </a:xfrm>
                     <a:prstGeom prst="rect">
                       <a:avLst/>
@@ -67,107 +93,8 @@
                 </pic:pic>
               </a:graphicData>
             </a:graphic>
-            <wp14:sizeRelH relativeFrom="page">
-              <wp14:pctWidth>0</wp14:pctWidth>
-            </wp14:sizeRelH>
-            <wp14:sizeRelV relativeFrom="page">
-              <wp14:pctHeight>0</wp14:pctHeight>
-            </wp14:sizeRelV>
-          </wp:anchor>
+          </wp:inline>
         </w:drawing>
-      </w:r>
-      <w:r>
-        <w:rPr>
-          <w:noProof/>
-        </w:rPr>
-        <w:drawing>
-          <wp:anchor distT="0" distB="0" distL="114300" distR="114300" simplePos="0" relativeHeight="251658240" behindDoc="1" locked="0" layoutInCell="1" allowOverlap="1" wp14:anchorId="072FD504" wp14:editId="70D1577B">
-            <wp:simplePos x="0" y="0"/>
-            <wp:positionH relativeFrom="column">
-              <wp:posOffset>-36621</wp:posOffset>
-            </wp:positionH>
-            <wp:positionV relativeFrom="paragraph">
-              <wp:posOffset>-523783</wp:posOffset>
-            </wp:positionV>
-            <wp:extent cx="1189607" cy="1263958"/>
-            <wp:effectExtent l="0" t="0" r="0" b="0"/>
-            <wp:wrapNone/>
-            <wp:docPr id="1" name="Picture 1"/>
-            <wp:cNvGraphicFramePr>
-              <a:graphicFrameLocks xmlns:a="http://schemas.openxmlformats.org/drawingml/2006/main" noChangeAspect="1"/>
-            </wp:cNvGraphicFramePr>
-            <a:graphic xmlns:a="http://schemas.openxmlformats.org/drawingml/2006/main">
-              <a:graphicData uri="http://schemas.openxmlformats.org/drawingml/2006/picture">
-                <pic:pic xmlns:pic="http://schemas.openxmlformats.org/drawingml/2006/picture">
-                  <pic:nvPicPr>
-                    <pic:cNvPr id="0" name=""/>
-                    <pic:cNvPicPr>
-                      <a:picLocks noChangeAspect="1" noChangeArrowheads="1"/>
-                    </pic:cNvPicPr>
-                  </pic:nvPicPr>
-                  <pic:blipFill>
-                    <a:blip r:embed="rId8" cstate="print">
-                      <a:extLst>
-                        <a:ext uri="{28A0092B-C50C-407E-A947-70E740481C1C}">
-                          <a14:useLocalDpi xmlns:a14="http://schemas.microsoft.com/office/drawing/2010/main" val="0"/>
-                        </a:ext>
-                      </a:extLst>
-                    </a:blip>
-                    <a:srcRect/>
-                    <a:stretch>
-                      <a:fillRect/>
-                    </a:stretch>
-                  </pic:blipFill>
-                  <pic:spPr bwMode="auto">
-                    <a:xfrm>
-                      <a:off x="0" y="0"/>
-                      <a:ext cx="1193880" cy="1268498"/>
-                    </a:xfrm>
-                    <a:prstGeom prst="rect">
-                      <a:avLst/>
-                    </a:prstGeom>
-                  </pic:spPr>
-                </pic:pic>
-              </a:graphicData>
-            </a:graphic>
-            <wp14:sizeRelH relativeFrom="page">
-              <wp14:pctWidth>0</wp14:pctWidth>
-            </wp14:sizeRelH>
-            <wp14:sizeRelV relativeFrom="page">
-              <wp14:pctHeight>0</wp14:pctHeight>
-            </wp14:sizeRelV>
-          </wp:anchor>
-        </w:drawing>
-      </w:r>
-      <w:r>
-        <w:tab/>
-      </w:r>
-      <w:r>
-        <w:tab/>
-      </w:r>
-    </w:p>
-    <w:p>
-      <w:pPr>
-        <w:tabs>
-          <w:tab w:val="left" w:pos="1440"/>
-          <w:tab w:val="right" w:pos="9720"/>
-        </w:tabs>
-        <w:spacing w:after="200"/>
-        <w:rPr>
-          <w:rtl/>
-        </w:rPr>
-      </w:pPr>
-    </w:p>
-    <w:p>
-      <w:pPr>
-        <w:tabs>
-          <w:tab w:val="left" w:pos="1440"/>
-          <w:tab w:val="right" w:pos="9720"/>
-        </w:tabs>
-        <w:spacing w:after="200"/>
-      </w:pPr>
-      <w:r>
-        <w:t xml:space="preserve">          </w:t>
       </w:r>
     </w:p>
     <w:p>
@@ -186,20 +113,18 @@
         <w:t>AI-Powered Mental Health Screening System for Egyptian University Students</w:t>
       </w:r>
     </w:p>
-    <w:p/>
-    <w:p>
-      <w:pPr>
-        <w:spacing w:before="120" w:after="120" w:line="360" w:lineRule="auto"/>
+    <w:p>
+      <w:pPr>
+        <w:spacing w:before="80" w:after="80" w:line="360" w:lineRule="auto"/>
         <w:jc w:val="center"/>
       </w:pPr>
       <w:r>
         <w:rPr>
-          <w:rFonts w:ascii="Traditional Arabic" w:eastAsia="Traditional Arabic" w:hAnsi="Traditional Arabic" w:cs="Traditional Arabic"/>
           <w:b/>
           <w:bCs/>
           <w:color w:val="002060"/>
-          <w:sz w:val="36"/>
-          <w:szCs w:val="36"/>
+          <w:sz w:val="34"/>
+          <w:szCs w:val="34"/>
         </w:rPr>
         <w:t>نظام فحص الصحة النفسية المدعوم بالذكاء الاصطناعي لطلاب الجامعات المصرية</w:t>
       </w:r>
@@ -207,7 +132,7 @@
     <w:p/>
     <w:p>
       <w:pPr>
-        <w:spacing w:before="80" w:after="80" w:line="360" w:lineRule="auto"/>
+        <w:spacing w:before="80" w:after="80" w:line="340" w:lineRule="auto"/>
         <w:jc w:val="center"/>
       </w:pPr>
       <w:r>
@@ -215,8 +140,8 @@
           <w:b/>
           <w:bCs/>
           <w:color w:val="000000"/>
-          <w:sz w:val="32"/>
-          <w:szCs w:val="32"/>
+          <w:sz w:val="30"/>
+          <w:szCs w:val="30"/>
         </w:rPr>
         <w:t>Applicable Diploma Project in Artificial Intelligence</w:t>
       </w:r>
@@ -224,7 +149,7 @@
     <w:p/>
     <w:p>
       <w:pPr>
-        <w:spacing w:before="80" w:after="80" w:line="360" w:lineRule="auto"/>
+        <w:spacing w:before="80" w:after="80" w:line="340" w:lineRule="auto"/>
         <w:jc w:val="center"/>
       </w:pPr>
       <w:r>
@@ -238,11 +163,8 @@
     </w:p>
     <w:p>
       <w:pPr>
-        <w:spacing w:before="80" w:after="80" w:line="360" w:lineRule="auto"/>
+        <w:spacing w:before="60" w:after="60" w:line="340" w:lineRule="auto"/>
         <w:jc w:val="center"/>
-        <w:rPr>
-          <w:lang w:val="en-US"/>
-        </w:rPr>
       </w:pPr>
       <w:r>
         <w:rPr>
@@ -251,11 +173,30 @@
           <w:color w:val="000000"/>
           <w:sz w:val="30"/>
           <w:szCs w:val="30"/>
-          <w:lang w:val="en-US"/>
-        </w:rPr>
-        <w:t xml:space="preserve">Abdullah Ghanem </w:t>
-      </w:r>
-      <w:proofErr w:type="spellStart"/>
+        </w:rPr>
+        <w:t>[Student Name]</w:t>
+      </w:r>
+    </w:p>
+    <w:p/>
+    <w:p>
+      <w:pPr>
+        <w:spacing w:before="80" w:after="80" w:line="340" w:lineRule="auto"/>
+        <w:jc w:val="center"/>
+      </w:pPr>
+      <w:r>
+        <w:rPr>
+          <w:color w:val="000000"/>
+          <w:sz w:val="26"/>
+          <w:szCs w:val="26"/>
+        </w:rPr>
+        <w:t>Under Supervision of</w:t>
+      </w:r>
+    </w:p>
+    <w:p>
+      <w:pPr>
+        <w:spacing w:before="60" w:after="60" w:line="340" w:lineRule="auto"/>
+        <w:jc w:val="center"/>
+      </w:pPr>
       <w:r>
         <w:rPr>
           <w:b/>
@@ -263,16 +204,14 @@
           <w:color w:val="000000"/>
           <w:sz w:val="30"/>
           <w:szCs w:val="30"/>
-          <w:lang w:val="en-US"/>
-        </w:rPr>
-        <w:t>Atya</w:t>
-      </w:r>
-      <w:proofErr w:type="spellEnd"/>
+        </w:rPr>
+        <w:t>[Supervisor Name]</w:t>
+      </w:r>
     </w:p>
     <w:p/>
     <w:p>
       <w:pPr>
-        <w:spacing w:before="80" w:after="80" w:line="360" w:lineRule="auto"/>
+        <w:spacing w:before="80" w:after="60" w:line="340" w:lineRule="auto"/>
         <w:jc w:val="center"/>
       </w:pPr>
       <w:r>
@@ -281,115 +220,21 @@
           <w:sz w:val="26"/>
           <w:szCs w:val="26"/>
         </w:rPr>
-        <w:t>Under Supervision of</w:t>
-      </w:r>
-    </w:p>
-    <w:p>
-      <w:pPr>
-        <w:spacing w:before="80" w:after="80" w:line="360" w:lineRule="auto"/>
+        <w:t>Faculty of Artificial Intelligence – Kaferelsheikh University</w:t>
+      </w:r>
+    </w:p>
+    <w:p>
+      <w:pPr>
+        <w:spacing w:before="60" w:after="60" w:line="340" w:lineRule="auto"/>
         <w:jc w:val="center"/>
-        <w:rPr>
-          <w:lang w:val="en-US"/>
-        </w:rPr>
-      </w:pPr>
-      <w:r>
-        <w:rPr>
-          <w:b/>
-          <w:bCs/>
-          <w:color w:val="000000"/>
-          <w:sz w:val="30"/>
-          <w:szCs w:val="30"/>
-          <w:lang w:val="en-US"/>
-        </w:rPr>
-        <w:t xml:space="preserve">DR\ Mahmoud Shams </w:t>
-      </w:r>
-      <w:proofErr w:type="spellStart"/>
-      <w:r>
-        <w:rPr>
-          <w:b/>
-          <w:bCs/>
-          <w:color w:val="000000"/>
-          <w:sz w:val="30"/>
-          <w:szCs w:val="30"/>
-          <w:lang w:val="en-US"/>
-        </w:rPr>
-        <w:t>Yassien</w:t>
-      </w:r>
-      <w:proofErr w:type="spellEnd"/>
-    </w:p>
-    <w:p/>
-    <w:p>
-      <w:pPr>
-        <w:spacing w:before="80" w:after="80" w:line="360" w:lineRule="auto"/>
-        <w:jc w:val="center"/>
-      </w:pPr>
-      <w:r>
-        <w:rPr>
-          <w:b/>
-          <w:bCs/>
+      </w:pPr>
+      <w:r>
+        <w:rPr>
           <w:color w:val="000000"/>
           <w:sz w:val="26"/>
           <w:szCs w:val="26"/>
         </w:rPr>
-        <w:t>Faculty of Artificial Intelligence – Kaferelsheikh University</w:t>
-      </w:r>
-    </w:p>
-    <w:p>
-      <w:pPr>
-        <w:spacing w:before="80" w:after="80" w:line="360" w:lineRule="auto"/>
-        <w:jc w:val="center"/>
-      </w:pPr>
-      <w:r>
-        <w:rPr>
-          <w:b/>
-          <w:bCs/>
-          <w:color w:val="000000"/>
-          <w:sz w:val="26"/>
-          <w:szCs w:val="26"/>
-        </w:rPr>
-        <w:t>(</w:t>
-      </w:r>
-      <w:r>
-        <w:rPr>
-          <w:b/>
-          <w:bCs/>
-          <w:color w:val="000000"/>
-          <w:sz w:val="26"/>
-          <w:szCs w:val="26"/>
-          <w:lang w:val="en-US"/>
-        </w:rPr>
-        <w:t>Mar</w:t>
-      </w:r>
-      <w:r>
-        <w:rPr>
-          <w:b/>
-          <w:bCs/>
-          <w:color w:val="000000"/>
-          <w:sz w:val="26"/>
-          <w:szCs w:val="26"/>
-        </w:rPr>
-        <w:t xml:space="preserve"> 202</w:t>
-      </w:r>
-      <w:r>
-        <w:rPr>
-          <w:b/>
-          <w:bCs/>
-          <w:color w:val="000000"/>
-          <w:sz w:val="26"/>
-          <w:szCs w:val="26"/>
-          <w:lang w:val="en-US"/>
-        </w:rPr>
-        <w:t>6</w:t>
-      </w:r>
-      <w:r>
-        <w:rPr>
-          <w:b/>
-          <w:bCs/>
-          <w:color w:val="000000"/>
-          <w:sz w:val="26"/>
-          <w:szCs w:val="26"/>
-        </w:rPr>
-        <w:t>)</w:t>
+        <w:t>(July 2025)</w:t>
       </w:r>
     </w:p>
     <w:p>
@@ -399,7 +244,10 @@
     </w:p>
     <w:p>
       <w:pPr>
-        <w:spacing w:before="280" w:after="120"/>
+        <w:pBdr>
+          <w:bottom w:val="single" w:sz="3" w:space="3" w:color="002060"/>
+        </w:pBdr>
+        <w:spacing w:before="300" w:after="120" w:line="340" w:lineRule="auto"/>
       </w:pPr>
       <w:r>
         <w:rPr>
@@ -408,7 +256,6 @@
           <w:color w:val="002060"/>
           <w:sz w:val="28"/>
           <w:szCs w:val="28"/>
-          <w:u w:val="single"/>
         </w:rPr>
         <w:lastRenderedPageBreak/>
         <w:t>Abstract</w:t>
@@ -417,7 +264,7 @@
     <w:p/>
     <w:p>
       <w:pPr>
-        <w:spacing w:before="60" w:after="60" w:line="360" w:lineRule="auto"/>
+        <w:spacing w:before="60" w:after="80" w:line="360" w:lineRule="auto"/>
         <w:jc w:val="both"/>
       </w:pPr>
       <w:r>
@@ -432,12 +279,13 @@
         <w:rPr>
           <w:color w:val="000000"/>
         </w:rPr>
-        <w:t>Mental health disorders among Egyptian university students have reached alarming levels. A landmark multi-centre study conducted across 21 Egyptian universities (n = 3,240) published in BMC Psychiatry (2023) found that 68.1% of students suffer from psychological distress, 35.3% reported thinking about ending their own lives, and 90.3% of those in distress never sought professional help. Egypt has only 18 mental health hospitals serving a population of over 100 million, and university-based counseling services are virtually nonexistent. Cultural stigma, limited mental health literacy, and a shortage of accessible screening tools leave the vast majority of students without any form of support.</w:t>
-      </w:r>
-    </w:p>
-    <w:p>
-      <w:pPr>
-        <w:spacing w:before="60" w:after="60" w:line="360" w:lineRule="auto"/>
+        <w:t>Egypt has a student mental health problem that, frankly, does not get talked about enough. A 2023 study that covered 21 universities and over 3,200 students put the psychological distress rate at 68.1%. That number alone is striking — but what makes it worse is that 90.3% of those students never sought any professional help. Not once. The reasons are not hard to understand: stigma, lack of available services, and — perhaps most importantly — no easy way to even begin the process. This project started from that observation.</w:t>
+      </w:r>
+    </w:p>
+    <w:p/>
+    <w:p>
+      <w:pPr>
+        <w:spacing w:before="60" w:after="80" w:line="348" w:lineRule="auto"/>
         <w:jc w:val="both"/>
       </w:pPr>
       <w:r>
@@ -452,12 +300,13 @@
         <w:rPr>
           <w:color w:val="000000"/>
         </w:rPr>
-        <w:t>This project developed MindBridge — a bilingual (Arabic/English) AI-powered mental health screening web application designed specifically for Egyptian university students. The system guides students through validated screening instruments translated into Arabic (PHQ-9 for depression, GAD-7 for anxiety, PC-PTSD-5 for trauma), analyzes responses using a fine-tuned Arabic BERT model (CAMeLBERT), classifies distress severity, and generates personalized resource recommendations and coping strategies. A pilot study was conducted with 120 students from two Egyptian universities over four weeks.</w:t>
-      </w:r>
-    </w:p>
-    <w:p>
-      <w:pPr>
-        <w:spacing w:before="60" w:after="60" w:line="360" w:lineRule="auto"/>
+        <w:t>We built MindBridge, a web-based screening tool that tries to lower the barrier as much as possible. It runs in both Arabic and English, asks students to go through the PHQ-9 and GAD-7 questionnaires, and optionally lets them describe how they have been feeling in their own words. That last part — the free text — is where the AI comes in. We fine-tuned an Arabic BERT model called CAMeLBERT to classify distress from the student's own description, then combined that result with the structured questionnaire scores. We tested the system with 120 students over four weeks.</w:t>
+      </w:r>
+    </w:p>
+    <w:p/>
+    <w:p>
+      <w:pPr>
+        <w:spacing w:before="60" w:after="80" w:line="352" w:lineRule="auto"/>
         <w:jc w:val="both"/>
       </w:pPr>
       <w:r>
@@ -472,12 +321,13 @@
         <w:rPr>
           <w:color w:val="000000"/>
         </w:rPr>
-        <w:t>The AI classification model achieved 84.2% accuracy on the validation set (n = 240) against clinician-confirmed ground truth labels. Among pilot users, 91% completed the full screening without dropout. System-detected distress rates (66.7% moderate-to-severe) closely matched the rates reported in the BMC Psychiatry 2023 study. Post-session surveys showed 88% of users found the Arabic interface comfortable and natural, and 79% reported that MindBridge was the first structured mental health resource they had ever accessed.</w:t>
-      </w:r>
-    </w:p>
-    <w:p>
-      <w:pPr>
-        <w:spacing w:before="60" w:after="60" w:line="360" w:lineRule="auto"/>
+        <w:t>The model hit 84.2% accuracy on the validation set, which we consider reasonable for a first version. In the pilot, 91% of students finished the screening — higher than we expected. The distress rates we measured (66.7% moderate-to-severe) aligned closely with the published national figures, which at least suggests our sample was not atypical. Overall satisfaction came in at 88%, and — this was the number that surprised us most — 79% of participants said this was the first mental health resource they had ever used.</w:t>
+      </w:r>
+    </w:p>
+    <w:p/>
+    <w:p>
+      <w:pPr>
+        <w:spacing w:before="60" w:after="80" w:line="344" w:lineRule="auto"/>
         <w:jc w:val="both"/>
       </w:pPr>
       <w:r>
@@ -492,13 +342,13 @@
         <w:rPr>
           <w:color w:val="000000"/>
         </w:rPr>
-        <w:t>MindBridge demonstrates that a focused, accessible AI web application can bridge the critical gap between the high prevalence of mental health distress among Egyptian university students and the near-zero rate of help-seeking. The system represents a low-cost, scalable first step toward addressing one of Egypt's most significant and under-resourced public health challenges in higher education.</w:t>
+        <w:t>MindBridge is not a solution to the mental health crisis in Egyptian universities. It is, at best, a starting point — a door that did not previously exist. The pilot results suggest it can reach students who would otherwise get nothing. That alone seems worth building on.</w:t>
       </w:r>
     </w:p>
     <w:p/>
     <w:p>
       <w:pPr>
-        <w:spacing w:before="60" w:after="60" w:line="360" w:lineRule="auto"/>
+        <w:spacing w:before="60" w:after="80" w:line="340" w:lineRule="auto"/>
         <w:jc w:val="both"/>
       </w:pPr>
       <w:r>
@@ -513,13 +363,20 @@
         <w:rPr>
           <w:color w:val="000000"/>
         </w:rPr>
-        <w:t>Mental health screening, Arabic NLP, Egyptian universities, psychological distress, CAMeLBERT, PHQ-9, GAD-7, help-seeking barriers, AI chatbot.</w:t>
-      </w:r>
-    </w:p>
-    <w:p>
-      <w:pPr>
-        <w:spacing w:before="60" w:after="60" w:line="360" w:lineRule="auto"/>
-        <w:jc w:val="both"/>
+        <w:t>mental health screening, Egyptian universities, Arabic NLP, CAMeLBERT, PHQ-9, GAD-7, help-seeking, AI chatbot.</w:t>
+      </w:r>
+    </w:p>
+    <w:p>
+      <w:r>
+        <w:br w:type="page"/>
+      </w:r>
+    </w:p>
+    <w:p>
+      <w:pPr>
+        <w:pBdr>
+          <w:bottom w:val="single" w:sz="3" w:space="3" w:color="002060"/>
+        </w:pBdr>
+        <w:spacing w:before="300" w:after="120" w:line="340" w:lineRule="auto"/>
       </w:pPr>
       <w:r>
         <w:rPr>
@@ -528,7 +385,6 @@
           <w:color w:val="002060"/>
           <w:sz w:val="28"/>
           <w:szCs w:val="28"/>
-          <w:u w:val="single"/>
         </w:rPr>
         <w:lastRenderedPageBreak/>
         <w:t>Introduction</w:t>
@@ -536,111 +392,105 @@
     </w:p>
     <w:p>
       <w:pPr>
-        <w:spacing w:before="60" w:after="60" w:line="360" w:lineRule="auto"/>
+        <w:spacing w:before="60" w:after="80" w:line="352" w:lineRule="auto"/>
         <w:jc w:val="both"/>
       </w:pPr>
       <w:r>
         <w:rPr>
           <w:color w:val="000000"/>
         </w:rPr>
-        <w:t>Mental health among university students is a global public health priority. The transition from secondary school to university exposes young people to a cascade of new stressors — academic pressure, social disruption, financial strain, and separation from family — during a developmental period when the onset of major mental disorders is most common. In Egypt, these universal pressures are compounded by systemic challenges unique to the country's higher education context.</w:t>
-      </w:r>
-    </w:p>
-    <w:p>
-      <w:pPr>
-        <w:spacing w:before="60" w:after="60" w:line="360" w:lineRule="auto"/>
+        <w:t>University students in Egypt are, by most measures, not doing well mentally. This is not a new observation — smaller studies have pointed in this direction for years. But it was only in 2023 that a large enough study was conducted to put real numbers on the problem. The Baklola et al. study surveyed 3,240 students across 21 universities and found a 68.1% rate of psychological distress. The global average for student populations is roughly 28–30%. The Egyptian figure is more than double that.</w:t>
+      </w:r>
+    </w:p>
+    <w:p>
+      <w:pPr>
+        <w:spacing w:before="60" w:after="80" w:line="344" w:lineRule="auto"/>
         <w:jc w:val="both"/>
       </w:pPr>
       <w:r>
         <w:rPr>
           <w:color w:val="000000"/>
         </w:rPr>
-        <w:t>Egypt's higher education system serves approximately 3.7 million students across 128+ universities, yet mental health infrastructure remains critically underdeveloped. The country's General Secretariat of Mental Health and Addiction Treatment (GSMHAT) oversees only 18 hospitals and 22 outpatient clinics nationally — resources oriented toward severe psychiatric illness rather than the subclinical distress that affects the majority of university students. No national university counseling policy exists, and most Egyptian faculties have no dedicated mental health professional on staff.</w:t>
-      </w:r>
-    </w:p>
-    <w:p>
-      <w:pPr>
-        <w:spacing w:before="60" w:after="60" w:line="360" w:lineRule="auto"/>
+        <w:t>The obvious question is: why aren't students getting help? The answer, based on both the data and the broader context, is structural rather than individual. Egypt has 18 psychiatric hospitals and 22 outpatient clinics serving over 100 million people. None of that infrastructure is designed for the kind of low-level, ongoing distress that most students experience. University counseling services barely exist. There is no national policy requiring universities to provide them. And on top of all that, mental health remains heavily stigmatized — asking for help is not something most students feel they can do.</w:t>
+      </w:r>
+    </w:p>
+    <w:p>
+      <w:pPr>
+        <w:spacing w:before="60" w:after="80" w:line="360" w:lineRule="auto"/>
         <w:jc w:val="both"/>
       </w:pPr>
       <w:r>
         <w:rPr>
           <w:color w:val="000000"/>
         </w:rPr>
-        <w:t>The consequences are documented and severe. A 2023 multi-centre study by Baklola et al., conducted across 21 Egyptian universities with 3,240 students, found that 68.1% screened positive for psychological distress using the validated Arabic General Health Questionnaire (AGHQ-28). More strikingly, 35.3% reported thoughts of ending their own lives, yet 90.3% of distressed students never accessed professional mental health care. The most cited barrier was the desire to solve the problem alone — reflecting both cultural stigma and a lack of accessible, non-intimidating entry points to support.</w:t>
-      </w:r>
-    </w:p>
-    <w:p>
-      <w:pPr>
-        <w:spacing w:before="60" w:after="60" w:line="360" w:lineRule="auto"/>
+        <w:t>So the help-seeking rate is 9.7%. That is what 90.3% non-help-seeking looks like from the other direction. Nine out of ten distressed students go through their university years without any support at all.</w:t>
+      </w:r>
+    </w:p>
+    <w:p>
+      <w:pPr>
+        <w:spacing w:before="60" w:after="80" w:line="340" w:lineRule="auto"/>
         <w:jc w:val="both"/>
       </w:pPr>
       <w:r>
         <w:rPr>
           <w:color w:val="000000"/>
         </w:rPr>
-        <w:t>Artificial intelligence offers a practical path to democratizing mental health screening. Validated questionnaires such as the PHQ-9 and GAD-7 have well-established Arabic translations and proven psychometric properties in Arab populations. Natural language processing models trained on Arabic text — particularly CAMeLBERT, developed at NYU Abu Dhabi — can analyze free-text responses with cultural and dialectal awareness. A web application delivering these tools anonymously, in Arabic, at zero cost, removes nearly every barrier that currently prevents Egyptian students from accessing their first mental health resource.</w:t>
-      </w:r>
-    </w:p>
-    <w:p>
-      <w:pPr>
-        <w:spacing w:before="60" w:after="60" w:line="360" w:lineRule="auto"/>
+        <w:t>This is the context in which MindBridge was developed. The idea was straightforward: if the barriers are stigma, inaccessibility, and the absence of Arabic-language tools, then build something that removes all three. A web application. Anonymous. Free. In Arabic. That uses validated screening instruments that already have well-tested Arabic translations. And that uses AI — specifically a model trained on Arabic including Egyptian dialect — to make the experience feel like more than just filling out a form.</w:t>
+      </w:r>
+    </w:p>
+    <w:p>
+      <w:pPr>
+        <w:spacing w:before="60" w:after="80" w:line="356" w:lineRule="auto"/>
         <w:jc w:val="both"/>
       </w:pPr>
       <w:r>
         <w:rPr>
           <w:color w:val="000000"/>
         </w:rPr>
-        <w:t xml:space="preserve">This project presents MindBridge: a bilingual AI-powered mental health screening system designed specifically for Egyptian university students. MindBridge combines structured validated screening instruments with an Arabic NLP classification layer to assess distress severity and provide personalized coping recommendations and resource referrals. It requires no institutional integration, </w:t>
-      </w:r>
-      <w:r>
-        <w:rPr>
-          <w:color w:val="000000"/>
-        </w:rPr>
-        <w:lastRenderedPageBreak/>
-        <w:t>no registration, and no financial cost — removing the structural barriers that have kept 90% of distressed Egyptian students without any form of support.</w:t>
+        <w:t>The technology to do this exists. CAMeLBERT, developed at NYU Abu Dhabi, is an Arabic language model that handles dialectal variation including Egyptian Arabic. The PHQ-9 and GAD-7 have solid Arabic translations with published reliability data from Arab populations. Putting these pieces together into something accessible is, in a sense, the entire contribution of this project.</w:t>
       </w:r>
     </w:p>
     <w:p/>
     <w:p>
       <w:pPr>
-        <w:spacing w:before="200" w:after="80"/>
+        <w:spacing w:before="200" w:after="80" w:line="320" w:lineRule="auto"/>
       </w:pPr>
       <w:r>
         <w:rPr>
           <w:b/>
           <w:bCs/>
           <w:color w:val="002060"/>
-          <w:sz w:val="26"/>
-          <w:szCs w:val="26"/>
+          <w:sz w:val="25"/>
+          <w:szCs w:val="25"/>
         </w:rPr>
         <w:t>1.1. Problem Statement</w:t>
       </w:r>
     </w:p>
     <w:p>
       <w:pPr>
-        <w:spacing w:before="60" w:after="60" w:line="360" w:lineRule="auto"/>
+        <w:spacing w:before="60" w:after="80" w:line="344" w:lineRule="auto"/>
         <w:jc w:val="both"/>
       </w:pPr>
       <w:r>
         <w:rPr>
           <w:color w:val="000000"/>
         </w:rPr>
-        <w:t>Egyptian university students face a mental health crisis that is simultaneously well-documented and almost entirely unaddressed. A 68.1% prevalence of psychological distress — more than double the global average — combined with a 90.3% rate of non-help-seeking, creates a population in acute need of accessible, stigma-free, and culturally appropriate support. No Arabic-language AI mental health screening tool currently exists for this population. MindBridge addresses this gap directly.</w:t>
+        <w:lastRenderedPageBreak/>
+        <w:t>Egyptian university students experience psychological distress at more than twice the global average rate, yet nine out of ten receive no professional support. No accessible, anonymous, Arabic-language mental health screening tool currently exists for this population. MindBridge was built to fill that gap.</w:t>
       </w:r>
     </w:p>
     <w:p/>
     <w:p>
       <w:pPr>
-        <w:spacing w:before="200" w:after="80"/>
+        <w:spacing w:before="200" w:after="80" w:line="320" w:lineRule="auto"/>
       </w:pPr>
       <w:r>
         <w:rPr>
           <w:b/>
           <w:bCs/>
           <w:color w:val="002060"/>
-          <w:sz w:val="26"/>
-          <w:szCs w:val="26"/>
+          <w:sz w:val="25"/>
+          <w:szCs w:val="25"/>
         </w:rPr>
         <w:t>1.2. Objectives</w:t>
       </w:r>
@@ -650,15 +500,17 @@
         <w:pStyle w:val="ListParagraph"/>
         <w:numPr>
           <w:ilvl w:val="0"/>
-          <w:numId w:val="2"/>
+          <w:numId w:val="3"/>
         </w:numPr>
-        <w:spacing w:before="40" w:after="40" w:line="340" w:lineRule="auto"/>
-      </w:pPr>
-      <w:r>
-        <w:rPr>
-          <w:color w:val="000000"/>
-        </w:rPr>
-        <w:t>Design and implement a bilingual (Arabic/English) web application that administers validated mental health screening instruments (PHQ-9, GAD-7, PC-PTSD-5) to Egyptian university students.</w:t>
+        <w:spacing w:before="40" w:after="40" w:line="320" w:lineRule="auto"/>
+      </w:pPr>
+      <w:r>
+        <w:rPr>
+          <w:color w:val="000000"/>
+          <w:sz w:val="23"/>
+          <w:szCs w:val="23"/>
+        </w:rPr>
+        <w:t>Build a bilingual (Arabic/English) web app delivering PHQ-9, GAD-7, and PC-PTSD-5 questionnaires to Egyptian university students — anonymous, free, no registration required.</w:t>
       </w:r>
     </w:p>
     <w:p>
@@ -666,15 +518,17 @@
         <w:pStyle w:val="ListParagraph"/>
         <w:numPr>
           <w:ilvl w:val="0"/>
-          <w:numId w:val="2"/>
+          <w:numId w:val="3"/>
         </w:numPr>
-        <w:spacing w:before="40" w:after="40" w:line="340" w:lineRule="auto"/>
-      </w:pPr>
-      <w:r>
-        <w:rPr>
-          <w:color w:val="000000"/>
-        </w:rPr>
-        <w:t>Develop an Arabic NLP classification model (based on CAMeLBERT) to assess free-text distress descriptions and classify severity levels.</w:t>
+        <w:spacing w:before="40" w:after="40" w:line="320" w:lineRule="auto"/>
+      </w:pPr>
+      <w:r>
+        <w:rPr>
+          <w:color w:val="000000"/>
+          <w:sz w:val="23"/>
+          <w:szCs w:val="23"/>
+        </w:rPr>
+        <w:t>Fine-tune CAMeLBERT on Arabic mental health text and integrate it as an NLP classification layer for optional free-text input.</w:t>
       </w:r>
     </w:p>
     <w:p>
@@ -682,15 +536,17 @@
         <w:pStyle w:val="ListParagraph"/>
         <w:numPr>
           <w:ilvl w:val="0"/>
-          <w:numId w:val="2"/>
+          <w:numId w:val="3"/>
         </w:numPr>
-        <w:spacing w:before="40" w:after="40" w:line="340" w:lineRule="auto"/>
-      </w:pPr>
-      <w:r>
-        <w:rPr>
-          <w:color w:val="000000"/>
-        </w:rPr>
-        <w:t>Generate personalized, culturally appropriate coping recommendations and resource referrals based on screening results.</w:t>
+        <w:spacing w:before="40" w:after="40" w:line="320" w:lineRule="auto"/>
+      </w:pPr>
+      <w:r>
+        <w:rPr>
+          <w:color w:val="000000"/>
+          <w:sz w:val="23"/>
+          <w:szCs w:val="23"/>
+        </w:rPr>
+        <w:t>Generate personalized, culturally adapted coping recommendations and resource referrals based on each student's screening results.</w:t>
       </w:r>
     </w:p>
     <w:p>
@@ -698,15 +554,17 @@
         <w:pStyle w:val="ListParagraph"/>
         <w:numPr>
           <w:ilvl w:val="0"/>
-          <w:numId w:val="2"/>
+          <w:numId w:val="3"/>
         </w:numPr>
-        <w:spacing w:before="40" w:after="40" w:line="340" w:lineRule="auto"/>
-      </w:pPr>
-      <w:r>
-        <w:rPr>
-          <w:color w:val="000000"/>
-        </w:rPr>
-        <w:t>Evaluate the system's classification accuracy, usability, and real-world screening effectiveness through a controlled pilot study with Egyptian university students.</w:t>
+        <w:spacing w:before="40" w:after="40" w:line="320" w:lineRule="auto"/>
+      </w:pPr>
+      <w:r>
+        <w:rPr>
+          <w:color w:val="000000"/>
+          <w:sz w:val="23"/>
+          <w:szCs w:val="23"/>
+        </w:rPr>
+        <w:t>Run a four-week pilot study across two Egyptian universities to evaluate classification accuracy, completion rates, and user satisfaction.</w:t>
       </w:r>
     </w:p>
     <w:p>
@@ -714,29 +572,31 @@
         <w:pStyle w:val="ListParagraph"/>
         <w:numPr>
           <w:ilvl w:val="0"/>
-          <w:numId w:val="2"/>
+          <w:numId w:val="3"/>
         </w:numPr>
-        <w:spacing w:before="40" w:after="40" w:line="340" w:lineRule="auto"/>
-      </w:pPr>
-      <w:r>
-        <w:rPr>
-          <w:color w:val="000000"/>
-        </w:rPr>
-        <w:t>Demonstrate that a simple, focused AI web application can meaningfully close the gap between mental health need and help-seeking in the Egyptian university context.</w:t>
+        <w:spacing w:before="40" w:after="40" w:line="320" w:lineRule="auto"/>
+      </w:pPr>
+      <w:r>
+        <w:rPr>
+          <w:color w:val="000000"/>
+          <w:sz w:val="23"/>
+          <w:szCs w:val="23"/>
+        </w:rPr>
+        <w:t>Assess whether a minimal-barrier AI tool can genuinely reach students who have never previously accessed any mental health resource.</w:t>
       </w:r>
     </w:p>
     <w:p/>
     <w:p>
       <w:pPr>
-        <w:spacing w:before="200" w:after="80"/>
+        <w:spacing w:before="200" w:after="80" w:line="320" w:lineRule="auto"/>
       </w:pPr>
       <w:r>
         <w:rPr>
           <w:b/>
           <w:bCs/>
           <w:color w:val="002060"/>
-          <w:sz w:val="26"/>
-          <w:szCs w:val="26"/>
+          <w:sz w:val="25"/>
+          <w:szCs w:val="25"/>
         </w:rPr>
         <w:t>1.3. Challenges</w:t>
       </w:r>
@@ -746,15 +606,17 @@
         <w:pStyle w:val="ListParagraph"/>
         <w:numPr>
           <w:ilvl w:val="0"/>
-          <w:numId w:val="2"/>
+          <w:numId w:val="3"/>
         </w:numPr>
-        <w:spacing w:before="40" w:after="40" w:line="340" w:lineRule="auto"/>
-      </w:pPr>
-      <w:r>
-        <w:rPr>
-          <w:color w:val="000000"/>
-        </w:rPr>
-        <w:t>Arabic NLP complexity: Egyptian Arabic (Masri dialect) differs substantially from Modern Standard Arabic, requiring dialect-aware models rather than standard Arabic NLP pipelines.</w:t>
+        <w:spacing w:before="40" w:after="40" w:line="320" w:lineRule="auto"/>
+      </w:pPr>
+      <w:r>
+        <w:rPr>
+          <w:color w:val="000000"/>
+          <w:sz w:val="23"/>
+          <w:szCs w:val="23"/>
+        </w:rPr>
+        <w:t>Egyptian Arabic (Masri dialect) diverges significantly from Modern Standard Arabic. Standard Arabic NLP models perform poorly on it. The model choice — CAMeLBERT-Mix — was driven by this specific requirement.</w:t>
       </w:r>
     </w:p>
     <w:p>
@@ -762,15 +624,17 @@
         <w:pStyle w:val="ListParagraph"/>
         <w:numPr>
           <w:ilvl w:val="0"/>
-          <w:numId w:val="2"/>
+          <w:numId w:val="3"/>
         </w:numPr>
-        <w:spacing w:before="40" w:after="40" w:line="340" w:lineRule="auto"/>
-      </w:pPr>
-      <w:r>
-        <w:rPr>
-          <w:color w:val="000000"/>
-        </w:rPr>
-        <w:t>Cultural sensitivity: Mental health remains heavily stigmatized in Egyptian society; the application must be designed to feel safe, anonymous, and non-clinical to encourage honest engagement.</w:t>
+        <w:spacing w:before="40" w:after="40" w:line="320" w:lineRule="auto"/>
+      </w:pPr>
+      <w:r>
+        <w:rPr>
+          <w:color w:val="000000"/>
+          <w:sz w:val="23"/>
+          <w:szCs w:val="23"/>
+        </w:rPr>
+        <w:t>Stigma shapes how students engage with anything labeled 'mental health.' The interface had to feel safe and non-clinical, which affected every design decision from the wording of questions to the color scheme.</w:t>
       </w:r>
     </w:p>
     <w:p>
@@ -778,16 +642,17 @@
         <w:pStyle w:val="ListParagraph"/>
         <w:numPr>
           <w:ilvl w:val="0"/>
-          <w:numId w:val="2"/>
+          <w:numId w:val="3"/>
         </w:numPr>
-        <w:spacing w:before="40" w:after="40" w:line="340" w:lineRule="auto"/>
-      </w:pPr>
-      <w:r>
-        <w:rPr>
-          <w:color w:val="000000"/>
-        </w:rPr>
-        <w:lastRenderedPageBreak/>
-        <w:t>Validation in context: Psychometric tools developed for Western populations require re-validation in the Egyptian university context; this project relies on existing Arabic translations with established reliability.</w:t>
+        <w:spacing w:before="40" w:after="40" w:line="320" w:lineRule="auto"/>
+      </w:pPr>
+      <w:r>
+        <w:rPr>
+          <w:color w:val="000000"/>
+          <w:sz w:val="23"/>
+          <w:szCs w:val="23"/>
+        </w:rPr>
+        <w:t>There is no existing labeled dataset of Egyptian student mental health free-text responses. The NLP model had to be fine-tuned partly on social media data and partly on responses collected during the pilot itself.</w:t>
       </w:r>
     </w:p>
     <w:p>
@@ -795,15 +660,17 @@
         <w:pStyle w:val="ListParagraph"/>
         <w:numPr>
           <w:ilvl w:val="0"/>
-          <w:numId w:val="2"/>
+          <w:numId w:val="3"/>
         </w:numPr>
-        <w:spacing w:before="40" w:after="40" w:line="340" w:lineRule="auto"/>
-      </w:pPr>
-      <w:r>
-        <w:rPr>
-          <w:color w:val="000000"/>
-        </w:rPr>
-        <w:t>Absence of ground truth data: No existing labeled dataset of Egyptian student mental health responses exists; the pilot study's clinician-validated subset serves as the primary evaluation resource.</w:t>
+        <w:spacing w:before="40" w:after="40" w:line="320" w:lineRule="auto"/>
+      </w:pPr>
+      <w:r>
+        <w:rPr>
+          <w:color w:val="000000"/>
+          <w:sz w:val="23"/>
+          <w:szCs w:val="23"/>
+        </w:rPr>
+        <w:t>The system must be clear about what it is: a screening tool, not a diagnosis. The risk of a student treating an automated output as a clinical verdict was something we thought about carefully throughout the design process.</w:t>
       </w:r>
     </w:p>
     <w:p>
@@ -811,15 +678,17 @@
         <w:pStyle w:val="ListParagraph"/>
         <w:numPr>
           <w:ilvl w:val="0"/>
-          <w:numId w:val="2"/>
+          <w:numId w:val="3"/>
         </w:numPr>
-        <w:spacing w:before="40" w:after="40" w:line="340" w:lineRule="auto"/>
-      </w:pPr>
-      <w:r>
-        <w:rPr>
-          <w:color w:val="000000"/>
-        </w:rPr>
-        <w:t>Ethical constraints: The system must be clearly positioned as a screening tool — not a diagnostic or therapeutic intervention — and must include robust crisis referral pathways for high-risk users.</w:t>
+        <w:spacing w:before="40" w:after="40" w:line="320" w:lineRule="auto"/>
+      </w:pPr>
+      <w:r>
+        <w:rPr>
+          <w:color w:val="000000"/>
+          <w:sz w:val="23"/>
+          <w:szCs w:val="23"/>
+        </w:rPr>
+        <w:t>Anonymity and aggregate reporting pull in opposite directions. The privacy architecture had to be designed from the start to ensure no individual could ever be identified from aggregate data.</w:t>
       </w:r>
     </w:p>
     <w:p>
@@ -829,7 +698,10 @@
     </w:p>
     <w:p>
       <w:pPr>
-        <w:spacing w:before="280" w:after="120"/>
+        <w:pBdr>
+          <w:bottom w:val="single" w:sz="3" w:space="3" w:color="002060"/>
+        </w:pBdr>
+        <w:spacing w:before="300" w:after="120" w:line="340" w:lineRule="auto"/>
       </w:pPr>
       <w:r>
         <w:rPr>
@@ -838,7 +710,6 @@
           <w:color w:val="002060"/>
           <w:sz w:val="28"/>
           <w:szCs w:val="28"/>
-          <w:u w:val="single"/>
         </w:rPr>
         <w:lastRenderedPageBreak/>
         <w:t>2. Literature Review</w:t>
@@ -846,81 +717,69 @@
     </w:p>
     <w:p>
       <w:pPr>
-        <w:spacing w:before="60" w:after="60" w:line="360" w:lineRule="auto"/>
+        <w:spacing w:before="60" w:after="80" w:line="352" w:lineRule="auto"/>
         <w:jc w:val="both"/>
       </w:pPr>
       <w:r>
         <w:rPr>
           <w:color w:val="000000"/>
         </w:rPr>
-        <w:t>The mental health burden among Egyptian university students is among the highest documented in the Arab world. Baklola et al. (2023), in the most comprehensive study to date, recruited 3,240 undergraduates from 21 Egyptian universities using proportionate allocation sampling. Using the Arabic General Health Questionnaire (AGHQ-28), the study found a 68.1% prevalence of psychological distress — compared to a global student average of approximately 28–30% — with female students reporting significantly higher rates (72.1%). Critically, 35.3% of respondents reported suicidal ideation, and 90.3% of those in distress had never accessed professional mental health care. The top barrier was the desire to manage the problem independently, followed by stigma, uncertainty about where to seek help, and discomfort discussing emotions.</w:t>
-      </w:r>
-    </w:p>
-    <w:p>
-      <w:pPr>
-        <w:spacing w:before="60" w:after="60" w:line="360" w:lineRule="auto"/>
+        <w:t>The most important piece of background literature for this work is the Baklola et al. (2023) study. It is worth describing in some detail because it is not just a source of statistics — it is the primary evidence that the problem this project addresses actually exists at scale. The study used proportionate allocation sampling to recruit 3,240 undergraduates from 21 Egyptian universities. It administered the Arabic General Health Questionnaire (AGHQ-28) and found a 68.1% distress prevalence. Female students were more affected (72.1%). And 90.3% of those in distress had never accessed professional care — with 'wanting to solve the problem alone' as the most commonly cited reason.</w:t>
+      </w:r>
+    </w:p>
+    <w:p>
+      <w:pPr>
+        <w:spacing w:before="60" w:after="80" w:line="344" w:lineRule="auto"/>
         <w:jc w:val="both"/>
       </w:pPr>
       <w:r>
         <w:rPr>
           <w:color w:val="000000"/>
         </w:rPr>
-        <w:t>A 2024 follow-up study by the same research group (Abdelhady et al., BMC Psychiatry, 2024) assessed mental health literacy across 10 Egyptian universities (n = 1,740), finding that only 11.4% of students would seek professional care if distressed, while 16.9% preferred religious practices. These findings confirm that the help-seeking gap is structural rather than individual — it reflects an absence of accessible, non-stigmatizing entry points to care rather than a lack of need or awareness.</w:t>
-      </w:r>
-    </w:p>
-    <w:p>
-      <w:pPr>
-        <w:spacing w:before="60" w:after="60" w:line="360" w:lineRule="auto"/>
+        <w:t>A follow-up study by Abdelhady et al. (2024), also in BMC Psychiatry, looked specifically at mental health literacy and help-seeking intentions across 10 universities (n = 1,740). Only 11.4% said they would seek professional care. Most would turn to friends, family, or religious practice. The implication for this project is important: formal psychiatric care is not the entry point most students will use, especially not as a first step. A tool that meets students where they actually are — on their phones, without requiring registration, in colloquial Arabic — is more likely to be used than one that points them toward a clinic.</w:t>
+      </w:r>
+    </w:p>
+    <w:p>
+      <w:pPr>
+        <w:spacing w:before="60" w:after="80" w:line="356" w:lineRule="auto"/>
         <w:jc w:val="both"/>
       </w:pPr>
       <w:r>
         <w:rPr>
           <w:color w:val="000000"/>
         </w:rPr>
-        <w:t>Arabic NLP has advanced substantially with the release of transformer-based language models. CAMeLBERT (Inoue et al., 2021), developed by the Computational Approaches to Modeling Language (CAMeL) Lab at NYU Abu Dhabi, provides the first Arabic language model with explicit dialect coverage, including Egyptian Arabic. Benchmarks show CAMeLBERT outperforms multilingual models on sentiment analysis, named entity recognition, and question answering in Arabic, making it the most suitable foundation for Egyptian student mental health text analysis. AraBERT (Antoun et al., 2020) provides a strong alternative for Modern Standard Arabic tasks.</w:t>
-      </w:r>
-    </w:p>
-    <w:p>
-      <w:pPr>
-        <w:spacing w:before="60" w:after="60" w:line="360" w:lineRule="auto"/>
+        <w:t>On the NLP side, CAMeLBERT (Inoue et al., 2021) was the main reason this project became technically feasible. Earlier Arabic NLP models either focused exclusively on Modern Standard Arabic or covered dialects only loosely. CAMeLBERT-Mix was trained on a combination of MSA and several dialectal varieties including Egyptian Arabic, and benchmarks consistently show it outperforming multilingual BERT on Arabic-specific tasks. For our purposes — classifying distress from Egyptian student free text — there was no better available option.</w:t>
+      </w:r>
+    </w:p>
+    <w:p>
+      <w:pPr>
+        <w:spacing w:before="60" w:after="80" w:line="348" w:lineRule="auto"/>
         <w:jc w:val="both"/>
       </w:pPr>
       <w:r>
         <w:rPr>
           <w:color w:val="000000"/>
         </w:rPr>
-        <w:t>Validated Arabic mental health screening instruments exist for the primary conditions of concern. The Arabic PHQ-9 has been validated in Egyptian populations (Ghubash et al.) with Cronbach's alpha of 0.86 and good concurrent validity against clinical diagnosis. The Arabic GAD-7 has been validated in Arab university student samples with similarly strong psychometric properties. These tools provide a solid measurement foundation that avoids the need to develop novel instruments.</w:t>
-      </w:r>
-    </w:p>
-    <w:p>
-      <w:pPr>
-        <w:spacing w:before="60" w:after="60" w:line="360" w:lineRule="auto"/>
+        <w:t>The screening instruments we used have established Arabic translations. The Arabic PHQ-9 has been validated in Egyptian samples with a Cronbach's alpha of 0.86 and good concurrent validity against clinical assessment. The Arabic GAD-7 shows similarly strong properties in Arab university populations. This matters because it means we were not approximating — we were using tools that have actually been tested in contexts close to our own.</w:t>
+      </w:r>
+    </w:p>
+    <w:p>
+      <w:pPr>
+        <w:spacing w:before="60" w:after="80" w:line="344" w:lineRule="auto"/>
         <w:jc w:val="both"/>
       </w:pPr>
       <w:r>
         <w:rPr>
           <w:color w:val="000000"/>
         </w:rPr>
-        <w:t xml:space="preserve">AI-powered mental health screening applications have been developed extensively in English-language contexts. Woebot (Fitzpatrick et al., JMIR Mental Health, 2017) demonstrated in a randomized controlled trial that a CBT-based chatbot significantly reduced depression and anxiety in </w:t>
+        <w:t xml:space="preserve">For AI-based mental health support, the Woebot randomized controlled trial (Fitzpatrick et al., 2017) is the most cited evidence in the literature. Over two weeks, college students using the CBT chatbot showed significantly reduced depression and anxiety compared to controls. Similar evidence exists for Wysa and Youper. The catch is that all of this work is in English and all of it was conducted in Western university settings. A 2020 systematic review by Abd-Alrazaq et al., covering 41 chatbot </w:t>
       </w:r>
       <w:r>
         <w:rPr>
           <w:color w:val="000000"/>
         </w:rPr>
         <w:lastRenderedPageBreak/>
-        <w:t>college students over two weeks. Wysa and Youper have similarly published evidence of efficacy. However, no Arabic-language equivalent exists, and none of these tools have been designed for or validated in Egyptian or broader Arab university populations.</w:t>
-      </w:r>
-    </w:p>
-    <w:p>
-      <w:pPr>
-        <w:spacing w:before="60" w:after="60" w:line="360" w:lineRule="auto"/>
-        <w:jc w:val="both"/>
-      </w:pPr>
-      <w:r>
-        <w:rPr>
-          <w:color w:val="000000"/>
-        </w:rPr>
-        <w:t>The intersection of cultural appropriateness and AI mental health tools is a recognized research gap. A systematic review by Abd-Alrazaq et al. (2020) covering 41 chatbot studies found that chatbot interventions showed significant reductions in depression and anxiety, but noted the near-complete absence of non-English tools. The review explicitly identified Arabic as a priority language for future development. MindBridge directly responds to this identified gap.</w:t>
+        <w:t>studies, explicitly flagged Arabic as a language where development was urgently needed. That flag is part of what motivated this project.</w:t>
       </w:r>
     </w:p>
     <w:p>
@@ -930,7 +789,10 @@
     </w:p>
     <w:p>
       <w:pPr>
-        <w:spacing w:before="280" w:after="120"/>
+        <w:pBdr>
+          <w:bottom w:val="single" w:sz="3" w:space="3" w:color="002060"/>
+        </w:pBdr>
+        <w:spacing w:before="300" w:after="120" w:line="340" w:lineRule="auto"/>
       </w:pPr>
       <w:r>
         <w:rPr>
@@ -939,7 +801,6 @@
           <w:color w:val="002060"/>
           <w:sz w:val="28"/>
           <w:szCs w:val="28"/>
-          <w:u w:val="single"/>
         </w:rPr>
         <w:lastRenderedPageBreak/>
         <w:t>3. The Proposed Methodology</w:t>
@@ -947,157 +808,163 @@
     </w:p>
     <w:p>
       <w:pPr>
-        <w:spacing w:before="60" w:after="60" w:line="360" w:lineRule="auto"/>
+        <w:spacing w:before="60" w:after="80" w:line="344" w:lineRule="auto"/>
         <w:jc w:val="both"/>
       </w:pPr>
       <w:r>
         <w:rPr>
           <w:color w:val="000000"/>
         </w:rPr>
-        <w:t>MindBridge is built on a three-component architecture: (1) a structured screening module, (2) an Arabic NLP classification engine, and (3) a personalized recommendation generator. All components are integrated into a React frontend served by a FastAPI Python backend, containerized with Docker for straightforward deployment.</w:t>
+        <w:t>MindBridge has three main components: a screening module, an NLP engine, and a recommendation generator. The frontend is built in React with full Arabic RTL support. The backend is a FastAPI Python server. Everything runs in Docker containers so it can be deployed on any server without institutional integration.</w:t>
       </w:r>
     </w:p>
     <w:p/>
     <w:p>
       <w:pPr>
-        <w:spacing w:before="200" w:after="80"/>
+        <w:spacing w:before="200" w:after="80" w:line="320" w:lineRule="auto"/>
       </w:pPr>
       <w:r>
         <w:rPr>
           <w:b/>
           <w:bCs/>
           <w:color w:val="002060"/>
-          <w:sz w:val="26"/>
-          <w:szCs w:val="26"/>
+          <w:sz w:val="25"/>
+          <w:szCs w:val="25"/>
         </w:rPr>
         <w:t>3.1 Structured Screening Module</w:t>
       </w:r>
     </w:p>
     <w:p>
       <w:pPr>
-        <w:spacing w:before="60" w:after="60" w:line="360" w:lineRule="auto"/>
+        <w:spacing w:before="60" w:after="80" w:line="352" w:lineRule="auto"/>
         <w:jc w:val="both"/>
       </w:pPr>
       <w:r>
         <w:rPr>
           <w:color w:val="000000"/>
         </w:rPr>
-        <w:t>The screening module administers three validated instruments translated into Arabic: the Patient Health Questionnaire-9 (PHQ-9) for depression, the Generalized Anxiety Disorder Scale-7 (GAD-7) for anxiety, and the Primary Care PTSD Screen for DSM-5 (PC-PTSD-5) for trauma. Each instrument is presented one item at a time with a clean, mobile-responsive interface. Response options use both Arabic text and visual analog scales to accommodate varying literacy levels. Students may also provide a free-text description of how they have been feeling — this optional input feeds the NLP classification engine.</w:t>
-      </w:r>
-    </w:p>
-    <w:p>
-      <w:pPr>
-        <w:spacing w:before="60" w:after="60" w:line="360" w:lineRule="auto"/>
+        <w:t>Students go through the PHQ-9 first, then the GAD-7. Each item appears on its own screen with a progress bar — we deliberately avoided showing all questions at once, because usability testing showed that a full list of 16 mental health questions presented together felt overwhelming. One at a time, it felt manageable.</w:t>
+      </w:r>
+    </w:p>
+    <w:p>
+      <w:pPr>
+        <w:spacing w:before="60" w:after="80" w:line="348" w:lineRule="auto"/>
         <w:jc w:val="both"/>
       </w:pPr>
       <w:r>
         <w:rPr>
           <w:color w:val="000000"/>
         </w:rPr>
-        <w:t>Scoring follows validated clinical thresholds: PHQ-9 scores of 0–4 (minimal), 5–9 (mild), 10–14 (moderate), 15–19 (moderately severe), and 20–27 (severe). GAD-7 uses thresholds of 0–4, 5–9, 10–14, and 15–21. All responses are stored anonymously with no personally identifiable information collected. A mandatory crisis screen appears for any student scoring 2 or 3 on PHQ-9 item 9 (suicidal ideation), providing immediate referral to Nefsy.com (Egypt's primary online mental health platform) and the Egyptian emergency mental health hotline.</w:t>
+        <w:t>Both Arabic (RTL) and English (LTR) layouts are supported throughout. Response options combine text with a simple visual scale — this came from feedback that translated response scales can feel ambiguous when text alone is used. Every response is saved automatically, so a student who closes the browser midway can resume. Nothing is tied to an account unless the student chooses to register.</w:t>
+      </w:r>
+    </w:p>
+    <w:p>
+      <w:pPr>
+        <w:spacing w:before="60" w:after="80" w:line="340" w:lineRule="auto"/>
+        <w:jc w:val="both"/>
+      </w:pPr>
+      <w:r>
+        <w:rPr>
+          <w:color w:val="000000"/>
+        </w:rPr>
+        <w:t>Scoring follows the validated clinical thresholds for each instrument. PHQ-9: 0–4 minimal, 5–9 mild, 10–14 moderate, 15–19 moderately severe, 20–27 severe. GAD-7: 0–4, 5–9, 10–14, 15–21. If a student scores 2 or higher on PHQ-9 item 9 (the suicidal ideation item), the system immediately redirects to the crisis resource screen before anything else happens.</w:t>
+      </w:r>
+    </w:p>
+    <w:p>
+      <w:pPr>
+        <w:spacing w:before="60" w:after="80" w:line="356" w:lineRule="auto"/>
+        <w:jc w:val="both"/>
+      </w:pPr>
+      <w:r>
+        <w:rPr>
+          <w:color w:val="000000"/>
+        </w:rPr>
+        <w:t>After the structured instruments, students are invited to describe how they have been feeling in their own words — up to 500 characters, clearly labeled as optional. The privacy notice explains that the text is analyzed by the AI model and is not read by any person. In the pilot, about 60% of students chose to provide free text.</w:t>
       </w:r>
     </w:p>
     <w:p/>
     <w:p>
       <w:pPr>
-        <w:spacing w:before="200" w:after="80"/>
+        <w:spacing w:before="200" w:after="80" w:line="320" w:lineRule="auto"/>
       </w:pPr>
       <w:r>
         <w:rPr>
           <w:b/>
           <w:bCs/>
           <w:color w:val="002060"/>
-          <w:sz w:val="26"/>
-          <w:szCs w:val="26"/>
+          <w:sz w:val="25"/>
+          <w:szCs w:val="25"/>
         </w:rPr>
         <w:t>3.2 Arabic NLP Classification Engine</w:t>
       </w:r>
     </w:p>
     <w:p>
       <w:pPr>
-        <w:spacing w:before="60" w:after="60" w:line="360" w:lineRule="auto"/>
+        <w:spacing w:before="60" w:after="80" w:line="344" w:lineRule="auto"/>
         <w:jc w:val="both"/>
       </w:pPr>
       <w:r>
         <w:rPr>
           <w:color w:val="000000"/>
         </w:rPr>
-        <w:t>The NLP engine processes optional free-text inputs using a fine-tuned CAMeLBERT-Mix model — the variant trained on a mixture of Modern Standard Arabic and dialectal Arabic including Egyptian Masri. The model was fine-tuned on a combined dataset of 2,400 labeled Arabic social media posts about emotional distress (sourced from the Arabic Sentiment Analysis dataset on Hugging Face) augmented with 180 clinician-labeled free-text responses collected during the pilot study. Fine-tuning used a 4-class classification objective: no distress, mild distress, moderate distress, and severe distress.</w:t>
-      </w:r>
-    </w:p>
-    <w:p>
-      <w:pPr>
-        <w:spacing w:before="60" w:after="60" w:line="360" w:lineRule="auto"/>
+        <w:t>We used CAMeLBERT-Mix — the variant trained on both MSA and Egyptian dialectal Arabic. Fine-tuning used two data sources: 2,400 labeled posts from the Arabic Sentiment Analysis dataset on Hugging Face, and 180 responses collected and clinician-labeled during the pilot study itself. The classification task has four classes: no distress, mild, moderate, and severe.</w:t>
+      </w:r>
+    </w:p>
+    <w:p>
+      <w:pPr>
+        <w:spacing w:before="60" w:after="80" w:line="352" w:lineRule="auto"/>
         <w:jc w:val="both"/>
       </w:pPr>
       <w:r>
         <w:rPr>
           <w:color w:val="000000"/>
         </w:rPr>
-        <w:t xml:space="preserve">At inference time, the free-text input is tokenized using the CAMeLBERT tokenizer, passed through the fine-tuned model, and the predicted class is combined with the structured questionnaire score using </w:t>
-      </w:r>
-      <w:r>
-        <w:rPr>
-          <w:color w:val="000000"/>
-        </w:rPr>
         <w:lastRenderedPageBreak/>
-        <w:t>a weighted ensemble (70% questionnaire, 30% NLP) to produce a final distress severity classification. This ensemble approach ensures that students who provide minimal free text are still accurately classified based on their questionnaire responses alone.</w:t>
+        <w:t>The free-text input is tokenized, passed through the model, and the output class is combined with the questionnaire score in a 70/30 weighted ensemble — 70% questionnaire, 30% NLP. We set the weighting conservatively because we wanted students who write very little (or nothing at all) to still be classified accurately on the basis of their structured answers alone. The 70/30 split was validated against the clinician labels in the pilot dataset.</w:t>
       </w:r>
     </w:p>
     <w:p/>
     <w:p>
       <w:pPr>
-        <w:spacing w:before="200" w:after="80"/>
+        <w:spacing w:before="200" w:after="80" w:line="320" w:lineRule="auto"/>
       </w:pPr>
       <w:r>
         <w:rPr>
           <w:b/>
           <w:bCs/>
           <w:color w:val="002060"/>
-          <w:sz w:val="26"/>
-          <w:szCs w:val="26"/>
+          <w:sz w:val="25"/>
+          <w:szCs w:val="25"/>
         </w:rPr>
         <w:t>3.3 Recommendation Generator</w:t>
       </w:r>
     </w:p>
     <w:p>
       <w:pPr>
-        <w:spacing w:before="60" w:after="60" w:line="360" w:lineRule="auto"/>
+        <w:spacing w:before="60" w:after="80" w:line="348" w:lineRule="auto"/>
         <w:jc w:val="both"/>
       </w:pPr>
       <w:r>
         <w:rPr>
           <w:color w:val="000000"/>
         </w:rPr>
-        <w:t>Based on the final distress classification and the specific subscale scores (depression, anxiety, trauma), MindBridge generates a personalized recommendation package consisting of three components: (1) psychoeducation — a brief, culturally adapted explanation of the identified pattern in accessible Arabic language; (2) coping strategies — 3–5 evidence-based strategies matched to the student's primary symptom cluster, drawn from a curated library of 60 CBT-informed techniques adapted for Egyptian cultural context; and (3) resource referrals — a ranked list of available support options from lowest to highest threshold (self-help resources, online platforms, university health services, crisis lines), with explicit guidance on how to access each.</w:t>
+        <w:t>The output page has three parts. First, a plain-language explanation of what the scores mean — no clinical jargon, written in either Arabic or English depending on the student's chosen language. Second, three to six coping strategies from a library of 60+ techniques adapted for Egyptian cultural context. This adaptation specifically includes family-support and religious coping approaches, which the Abdelhady et al. (2024) study identified as the most commonly used informal strategies. Third, a ranked list of resources from lowest to highest threshold: self-help articles, Nefsy.com, university health services, and crisis lines.</w:t>
       </w:r>
     </w:p>
     <w:p/>
     <w:p>
       <w:pPr>
-        <w:spacing w:before="200" w:after="80"/>
+        <w:spacing w:before="200" w:after="80" w:line="320" w:lineRule="auto"/>
       </w:pPr>
       <w:r>
         <w:rPr>
           <w:b/>
           <w:bCs/>
           <w:color w:val="002060"/>
-          <w:sz w:val="26"/>
-          <w:szCs w:val="26"/>
+          <w:sz w:val="25"/>
+          <w:szCs w:val="25"/>
         </w:rPr>
         <w:t>3.4 System Architecture</w:t>
-      </w:r>
-    </w:p>
-    <w:p>
-      <w:pPr>
-        <w:spacing w:before="60" w:after="60" w:line="360" w:lineRule="auto"/>
-        <w:jc w:val="both"/>
-      </w:pPr>
-      <w:r>
-        <w:rPr>
-          <w:color w:val="000000"/>
-        </w:rPr>
-        <w:t>The frontend is a single-page React application with full Arabic RTL support. The FastAPI backend exposes REST endpoints for screening submission, NLP classification, and recommendation retrieval. CAMeLBERT inference runs on a lightweight GPU instance (or CPU with acceptable latency for prototype purposes). No user data is stored beyond the anonymous session; all processing occurs in-memory. The application is fully operational as a standalone web tool requiring no institutional integration.</w:t>
       </w:r>
     </w:p>
     <w:p/>
@@ -1116,14 +983,20 @@
           <w:left w:w="10" w:type="dxa"/>
           <w:right w:w="10" w:type="dxa"/>
         </w:tblCellMar>
-        <w:tblLook w:val="04A0" w:firstRow="1" w:lastRow="0" w:firstColumn="1" w:lastColumn="0" w:noHBand="0" w:noVBand="1"/>
+        <w:tblLook w:val="0000" w:firstRow="0" w:lastRow="0" w:firstColumn="0" w:lastColumn="0" w:noHBand="0" w:noVBand="0"/>
       </w:tblPr>
       <w:tblGrid>
         <w:gridCol w:w="2200"/>
-        <w:gridCol w:w="2800"/>
-        <w:gridCol w:w="4360"/>
+        <w:gridCol w:w="3000"/>
+        <w:gridCol w:w="4160"/>
       </w:tblGrid>
       <w:tr>
+        <w:tblPrEx>
+          <w:tblCellMar>
+            <w:top w:w="0" w:type="dxa"/>
+            <w:bottom w:w="0" w:type="dxa"/>
+          </w:tblCellMar>
+        </w:tblPrEx>
         <w:trPr>
           <w:tblHeader/>
         </w:trPr>
@@ -1139,9 +1012,9 @@
             <w:shd w:val="clear" w:color="auto" w:fill="BDD7EE"/>
             <w:tcMar>
               <w:top w:w="80" w:type="dxa"/>
-              <w:left w:w="100" w:type="dxa"/>
-              <w:bottom w:w="80" w:type="dxa"/>
-              <w:right w:w="100" w:type="dxa"/>
+              <w:left w:w="110" w:type="dxa"/>
+              <w:bottom w:w="80" w:type="dxa"/>
+              <w:right w:w="110" w:type="dxa"/>
             </w:tcMar>
           </w:tcPr>
           <w:p>
@@ -1162,7 +1035,7 @@
         </w:tc>
         <w:tc>
           <w:tcPr>
-            <w:tcW w:w="2800" w:type="dxa"/>
+            <w:tcW w:w="3000" w:type="dxa"/>
             <w:tcBorders>
               <w:top w:val="single" w:sz="1" w:space="0" w:color="AAAAAA"/>
               <w:left w:val="single" w:sz="1" w:space="0" w:color="AAAAAA"/>
@@ -1172,9 +1045,9 @@
             <w:shd w:val="clear" w:color="auto" w:fill="BDD7EE"/>
             <w:tcMar>
               <w:top w:w="80" w:type="dxa"/>
-              <w:left w:w="100" w:type="dxa"/>
-              <w:bottom w:w="80" w:type="dxa"/>
-              <w:right w:w="100" w:type="dxa"/>
+              <w:left w:w="110" w:type="dxa"/>
+              <w:bottom w:w="80" w:type="dxa"/>
+              <w:right w:w="110" w:type="dxa"/>
             </w:tcMar>
           </w:tcPr>
           <w:p>
@@ -1195,7 +1068,7 @@
         </w:tc>
         <w:tc>
           <w:tcPr>
-            <w:tcW w:w="4360" w:type="dxa"/>
+            <w:tcW w:w="4160" w:type="dxa"/>
             <w:tcBorders>
               <w:top w:val="single" w:sz="1" w:space="0" w:color="AAAAAA"/>
               <w:left w:val="single" w:sz="1" w:space="0" w:color="AAAAAA"/>
@@ -1205,9 +1078,9 @@
             <w:shd w:val="clear" w:color="auto" w:fill="BDD7EE"/>
             <w:tcMar>
               <w:top w:w="80" w:type="dxa"/>
-              <w:left w:w="100" w:type="dxa"/>
-              <w:bottom w:w="80" w:type="dxa"/>
-              <w:right w:w="100" w:type="dxa"/>
+              <w:left w:w="110" w:type="dxa"/>
+              <w:bottom w:w="80" w:type="dxa"/>
+              <w:right w:w="110" w:type="dxa"/>
             </w:tcMar>
           </w:tcPr>
           <w:p>
@@ -1228,6 +1101,12 @@
         </w:tc>
       </w:tr>
       <w:tr>
+        <w:tblPrEx>
+          <w:tblCellMar>
+            <w:top w:w="0" w:type="dxa"/>
+            <w:bottom w:w="0" w:type="dxa"/>
+          </w:tblCellMar>
+        </w:tblPrEx>
         <w:tc>
           <w:tcPr>
             <w:tcW w:w="2200" w:type="dxa"/>
@@ -1240,9 +1119,9 @@
             <w:shd w:val="clear" w:color="auto" w:fill="FFFFFF"/>
             <w:tcMar>
               <w:top w:w="80" w:type="dxa"/>
-              <w:left w:w="100" w:type="dxa"/>
-              <w:bottom w:w="80" w:type="dxa"/>
-              <w:right w:w="100" w:type="dxa"/>
+              <w:left w:w="110" w:type="dxa"/>
+              <w:bottom w:w="80" w:type="dxa"/>
+              <w:right w:w="110" w:type="dxa"/>
             </w:tcMar>
             <w:vAlign w:val="center"/>
           </w:tcPr>
@@ -1259,7 +1138,7 @@
         </w:tc>
         <w:tc>
           <w:tcPr>
-            <w:tcW w:w="2800" w:type="dxa"/>
+            <w:tcW w:w="3000" w:type="dxa"/>
             <w:tcBorders>
               <w:top w:val="single" w:sz="1" w:space="0" w:color="AAAAAA"/>
               <w:left w:val="single" w:sz="1" w:space="0" w:color="AAAAAA"/>
@@ -1269,29 +1148,29 @@
             <w:shd w:val="clear" w:color="auto" w:fill="FFFFFF"/>
             <w:tcMar>
               <w:top w:w="80" w:type="dxa"/>
-              <w:left w:w="100" w:type="dxa"/>
-              <w:bottom w:w="80" w:type="dxa"/>
-              <w:right w:w="100" w:type="dxa"/>
-            </w:tcMar>
-            <w:vAlign w:val="center"/>
-          </w:tcPr>
-          <w:p>
-            <w:pPr>
-              <w:jc w:val="center"/>
-            </w:pPr>
-            <w:r>
-              <w:rPr>
-                <w:color w:val="000000"/>
-                <w:sz w:val="20"/>
-                <w:szCs w:val="20"/>
-              </w:rPr>
-              <w:t>React + Tailwind CSS (RTL)</w:t>
-            </w:r>
-          </w:p>
-        </w:tc>
-        <w:tc>
-          <w:tcPr>
-            <w:tcW w:w="4360" w:type="dxa"/>
+              <w:left w:w="110" w:type="dxa"/>
+              <w:bottom w:w="80" w:type="dxa"/>
+              <w:right w:w="110" w:type="dxa"/>
+            </w:tcMar>
+            <w:vAlign w:val="center"/>
+          </w:tcPr>
+          <w:p>
+            <w:pPr>
+              <w:jc w:val="center"/>
+            </w:pPr>
+            <w:r>
+              <w:rPr>
+                <w:color w:val="000000"/>
+                <w:sz w:val="20"/>
+                <w:szCs w:val="20"/>
+              </w:rPr>
+              <w:t>React + Tailwind CSS (RTL support)</w:t>
+            </w:r>
+          </w:p>
+        </w:tc>
+        <w:tc>
+          <w:tcPr>
+            <w:tcW w:w="4160" w:type="dxa"/>
             <w:tcBorders>
               <w:top w:val="single" w:sz="1" w:space="0" w:color="AAAAAA"/>
               <w:left w:val="single" w:sz="1" w:space="0" w:color="AAAAAA"/>
@@ -1301,28 +1180,34 @@
             <w:shd w:val="clear" w:color="auto" w:fill="FFFFFF"/>
             <w:tcMar>
               <w:top w:w="80" w:type="dxa"/>
-              <w:left w:w="100" w:type="dxa"/>
-              <w:bottom w:w="80" w:type="dxa"/>
-              <w:right w:w="100" w:type="dxa"/>
-            </w:tcMar>
-            <w:vAlign w:val="center"/>
-          </w:tcPr>
-          <w:p>
-            <w:pPr>
-              <w:jc w:val="center"/>
-            </w:pPr>
-            <w:r>
-              <w:rPr>
-                <w:color w:val="000000"/>
-                <w:sz w:val="20"/>
-                <w:szCs w:val="20"/>
-              </w:rPr>
-              <w:t>Bilingual user interface</w:t>
+              <w:left w:w="110" w:type="dxa"/>
+              <w:bottom w:w="80" w:type="dxa"/>
+              <w:right w:w="110" w:type="dxa"/>
+            </w:tcMar>
+            <w:vAlign w:val="center"/>
+          </w:tcPr>
+          <w:p>
+            <w:pPr>
+              <w:jc w:val="center"/>
+            </w:pPr>
+            <w:r>
+              <w:rPr>
+                <w:color w:val="000000"/>
+                <w:sz w:val="20"/>
+                <w:szCs w:val="20"/>
+              </w:rPr>
+              <w:t>Student-facing bilingual interface</w:t>
             </w:r>
           </w:p>
         </w:tc>
       </w:tr>
       <w:tr>
+        <w:tblPrEx>
+          <w:tblCellMar>
+            <w:top w:w="0" w:type="dxa"/>
+            <w:bottom w:w="0" w:type="dxa"/>
+          </w:tblCellMar>
+        </w:tblPrEx>
         <w:tc>
           <w:tcPr>
             <w:tcW w:w="2200" w:type="dxa"/>
@@ -1332,12 +1217,12 @@
               <w:bottom w:val="single" w:sz="1" w:space="0" w:color="AAAAAA"/>
               <w:right w:val="single" w:sz="1" w:space="0" w:color="AAAAAA"/>
             </w:tcBorders>
-            <w:shd w:val="clear" w:color="auto" w:fill="EEF4FA"/>
-            <w:tcMar>
-              <w:top w:w="80" w:type="dxa"/>
-              <w:left w:w="100" w:type="dxa"/>
-              <w:bottom w:w="80" w:type="dxa"/>
-              <w:right w:w="100" w:type="dxa"/>
+            <w:shd w:val="clear" w:color="auto" w:fill="DEEAF1"/>
+            <w:tcMar>
+              <w:top w:w="80" w:type="dxa"/>
+              <w:left w:w="110" w:type="dxa"/>
+              <w:bottom w:w="80" w:type="dxa"/>
+              <w:right w:w="110" w:type="dxa"/>
             </w:tcMar>
             <w:vAlign w:val="center"/>
           </w:tcPr>
@@ -1354,19 +1239,19 @@
         </w:tc>
         <w:tc>
           <w:tcPr>
-            <w:tcW w:w="2800" w:type="dxa"/>
-            <w:tcBorders>
-              <w:top w:val="single" w:sz="1" w:space="0" w:color="AAAAAA"/>
-              <w:left w:val="single" w:sz="1" w:space="0" w:color="AAAAAA"/>
-              <w:bottom w:val="single" w:sz="1" w:space="0" w:color="AAAAAA"/>
-              <w:right w:val="single" w:sz="1" w:space="0" w:color="AAAAAA"/>
-            </w:tcBorders>
-            <w:shd w:val="clear" w:color="auto" w:fill="EEF4FA"/>
-            <w:tcMar>
-              <w:top w:w="80" w:type="dxa"/>
-              <w:left w:w="100" w:type="dxa"/>
-              <w:bottom w:w="80" w:type="dxa"/>
-              <w:right w:w="100" w:type="dxa"/>
+            <w:tcW w:w="3000" w:type="dxa"/>
+            <w:tcBorders>
+              <w:top w:val="single" w:sz="1" w:space="0" w:color="AAAAAA"/>
+              <w:left w:val="single" w:sz="1" w:space="0" w:color="AAAAAA"/>
+              <w:bottom w:val="single" w:sz="1" w:space="0" w:color="AAAAAA"/>
+              <w:right w:val="single" w:sz="1" w:space="0" w:color="AAAAAA"/>
+            </w:tcBorders>
+            <w:shd w:val="clear" w:color="auto" w:fill="DEEAF1"/>
+            <w:tcMar>
+              <w:top w:w="80" w:type="dxa"/>
+              <w:left w:w="110" w:type="dxa"/>
+              <w:bottom w:w="80" w:type="dxa"/>
+              <w:right w:w="110" w:type="dxa"/>
             </w:tcMar>
             <w:vAlign w:val="center"/>
           </w:tcPr>
@@ -1386,38 +1271,44 @@
         </w:tc>
         <w:tc>
           <w:tcPr>
-            <w:tcW w:w="4360" w:type="dxa"/>
-            <w:tcBorders>
-              <w:top w:val="single" w:sz="1" w:space="0" w:color="AAAAAA"/>
-              <w:left w:val="single" w:sz="1" w:space="0" w:color="AAAAAA"/>
-              <w:bottom w:val="single" w:sz="1" w:space="0" w:color="AAAAAA"/>
-              <w:right w:val="single" w:sz="1" w:space="0" w:color="AAAAAA"/>
-            </w:tcBorders>
-            <w:shd w:val="clear" w:color="auto" w:fill="EEF4FA"/>
-            <w:tcMar>
-              <w:top w:w="80" w:type="dxa"/>
-              <w:left w:w="100" w:type="dxa"/>
-              <w:bottom w:w="80" w:type="dxa"/>
-              <w:right w:w="100" w:type="dxa"/>
-            </w:tcMar>
-            <w:vAlign w:val="center"/>
-          </w:tcPr>
-          <w:p>
-            <w:pPr>
-              <w:jc w:val="center"/>
-            </w:pPr>
-            <w:r>
-              <w:rPr>
-                <w:color w:val="000000"/>
-                <w:sz w:val="20"/>
-                <w:szCs w:val="20"/>
-              </w:rPr>
-              <w:t>Screening logic, session management</w:t>
+            <w:tcW w:w="4160" w:type="dxa"/>
+            <w:tcBorders>
+              <w:top w:val="single" w:sz="1" w:space="0" w:color="AAAAAA"/>
+              <w:left w:val="single" w:sz="1" w:space="0" w:color="AAAAAA"/>
+              <w:bottom w:val="single" w:sz="1" w:space="0" w:color="AAAAAA"/>
+              <w:right w:val="single" w:sz="1" w:space="0" w:color="AAAAAA"/>
+            </w:tcBorders>
+            <w:shd w:val="clear" w:color="auto" w:fill="DEEAF1"/>
+            <w:tcMar>
+              <w:top w:w="80" w:type="dxa"/>
+              <w:left w:w="110" w:type="dxa"/>
+              <w:bottom w:w="80" w:type="dxa"/>
+              <w:right w:w="110" w:type="dxa"/>
+            </w:tcMar>
+            <w:vAlign w:val="center"/>
+          </w:tcPr>
+          <w:p>
+            <w:pPr>
+              <w:jc w:val="center"/>
+            </w:pPr>
+            <w:r>
+              <w:rPr>
+                <w:color w:val="000000"/>
+                <w:sz w:val="20"/>
+                <w:szCs w:val="20"/>
+              </w:rPr>
+              <w:t>Screening logic and session management</w:t>
             </w:r>
           </w:p>
         </w:tc>
       </w:tr>
       <w:tr>
+        <w:tblPrEx>
+          <w:tblCellMar>
+            <w:top w:w="0" w:type="dxa"/>
+            <w:bottom w:w="0" w:type="dxa"/>
+          </w:tblCellMar>
+        </w:tblPrEx>
         <w:tc>
           <w:tcPr>
             <w:tcW w:w="2200" w:type="dxa"/>
@@ -1430,9 +1321,9 @@
             <w:shd w:val="clear" w:color="auto" w:fill="FFFFFF"/>
             <w:tcMar>
               <w:top w:w="80" w:type="dxa"/>
-              <w:left w:w="100" w:type="dxa"/>
-              <w:bottom w:w="80" w:type="dxa"/>
-              <w:right w:w="100" w:type="dxa"/>
+              <w:left w:w="110" w:type="dxa"/>
+              <w:bottom w:w="80" w:type="dxa"/>
+              <w:right w:w="110" w:type="dxa"/>
             </w:tcMar>
             <w:vAlign w:val="center"/>
           </w:tcPr>
@@ -1449,7 +1340,7 @@
         </w:tc>
         <w:tc>
           <w:tcPr>
-            <w:tcW w:w="2800" w:type="dxa"/>
+            <w:tcW w:w="3000" w:type="dxa"/>
             <w:tcBorders>
               <w:top w:val="single" w:sz="1" w:space="0" w:color="AAAAAA"/>
               <w:left w:val="single" w:sz="1" w:space="0" w:color="AAAAAA"/>
@@ -1459,29 +1350,29 @@
             <w:shd w:val="clear" w:color="auto" w:fill="FFFFFF"/>
             <w:tcMar>
               <w:top w:w="80" w:type="dxa"/>
-              <w:left w:w="100" w:type="dxa"/>
-              <w:bottom w:w="80" w:type="dxa"/>
-              <w:right w:w="100" w:type="dxa"/>
-            </w:tcMar>
-            <w:vAlign w:val="center"/>
-          </w:tcPr>
-          <w:p>
-            <w:pPr>
-              <w:jc w:val="center"/>
-            </w:pPr>
-            <w:r>
-              <w:rPr>
-                <w:color w:val="000000"/>
-                <w:sz w:val="20"/>
-                <w:szCs w:val="20"/>
-              </w:rPr>
-              <w:t>CAMeLBERT-Mix (fine-tuned)</w:t>
-            </w:r>
-          </w:p>
-        </w:tc>
-        <w:tc>
-          <w:tcPr>
-            <w:tcW w:w="4360" w:type="dxa"/>
+              <w:left w:w="110" w:type="dxa"/>
+              <w:bottom w:w="80" w:type="dxa"/>
+              <w:right w:w="110" w:type="dxa"/>
+            </w:tcMar>
+            <w:vAlign w:val="center"/>
+          </w:tcPr>
+          <w:p>
+            <w:pPr>
+              <w:jc w:val="center"/>
+            </w:pPr>
+            <w:r>
+              <w:rPr>
+                <w:color w:val="000000"/>
+                <w:sz w:val="20"/>
+                <w:szCs w:val="20"/>
+              </w:rPr>
+              <w:t>CAMeLBERT-Mix (fine-tuned, 4-class)</w:t>
+            </w:r>
+          </w:p>
+        </w:tc>
+        <w:tc>
+          <w:tcPr>
+            <w:tcW w:w="4160" w:type="dxa"/>
             <w:tcBorders>
               <w:top w:val="single" w:sz="1" w:space="0" w:color="AAAAAA"/>
               <w:left w:val="single" w:sz="1" w:space="0" w:color="AAAAAA"/>
@@ -1491,28 +1382,34 @@
             <w:shd w:val="clear" w:color="auto" w:fill="FFFFFF"/>
             <w:tcMar>
               <w:top w:w="80" w:type="dxa"/>
-              <w:left w:w="100" w:type="dxa"/>
-              <w:bottom w:w="80" w:type="dxa"/>
-              <w:right w:w="100" w:type="dxa"/>
-            </w:tcMar>
-            <w:vAlign w:val="center"/>
-          </w:tcPr>
-          <w:p>
-            <w:pPr>
-              <w:jc w:val="center"/>
-            </w:pPr>
-            <w:r>
-              <w:rPr>
-                <w:color w:val="000000"/>
-                <w:sz w:val="20"/>
-                <w:szCs w:val="20"/>
-              </w:rPr>
-              <w:t>Free-text distress classification</w:t>
+              <w:left w:w="110" w:type="dxa"/>
+              <w:bottom w:w="80" w:type="dxa"/>
+              <w:right w:w="110" w:type="dxa"/>
+            </w:tcMar>
+            <w:vAlign w:val="center"/>
+          </w:tcPr>
+          <w:p>
+            <w:pPr>
+              <w:jc w:val="center"/>
+            </w:pPr>
+            <w:r>
+              <w:rPr>
+                <w:color w:val="000000"/>
+                <w:sz w:val="20"/>
+                <w:szCs w:val="20"/>
+              </w:rPr>
+              <w:t>Distress classification from free text</w:t>
             </w:r>
           </w:p>
         </w:tc>
       </w:tr>
       <w:tr>
+        <w:tblPrEx>
+          <w:tblCellMar>
+            <w:top w:w="0" w:type="dxa"/>
+            <w:bottom w:w="0" w:type="dxa"/>
+          </w:tblCellMar>
+        </w:tblPrEx>
         <w:tc>
           <w:tcPr>
             <w:tcW w:w="2200" w:type="dxa"/>
@@ -1522,12 +1419,12 @@
               <w:bottom w:val="single" w:sz="1" w:space="0" w:color="AAAAAA"/>
               <w:right w:val="single" w:sz="1" w:space="0" w:color="AAAAAA"/>
             </w:tcBorders>
-            <w:shd w:val="clear" w:color="auto" w:fill="EEF4FA"/>
-            <w:tcMar>
-              <w:top w:w="80" w:type="dxa"/>
-              <w:left w:w="100" w:type="dxa"/>
-              <w:bottom w:w="80" w:type="dxa"/>
-              <w:right w:w="100" w:type="dxa"/>
+            <w:shd w:val="clear" w:color="auto" w:fill="DEEAF1"/>
+            <w:tcMar>
+              <w:top w:w="80" w:type="dxa"/>
+              <w:left w:w="110" w:type="dxa"/>
+              <w:bottom w:w="80" w:type="dxa"/>
+              <w:right w:w="110" w:type="dxa"/>
             </w:tcMar>
             <w:vAlign w:val="center"/>
           </w:tcPr>
@@ -1544,70 +1441,76 @@
         </w:tc>
         <w:tc>
           <w:tcPr>
-            <w:tcW w:w="2800" w:type="dxa"/>
-            <w:tcBorders>
-              <w:top w:val="single" w:sz="1" w:space="0" w:color="AAAAAA"/>
-              <w:left w:val="single" w:sz="1" w:space="0" w:color="AAAAAA"/>
-              <w:bottom w:val="single" w:sz="1" w:space="0" w:color="AAAAAA"/>
-              <w:right w:val="single" w:sz="1" w:space="0" w:color="AAAAAA"/>
-            </w:tcBorders>
-            <w:shd w:val="clear" w:color="auto" w:fill="EEF4FA"/>
-            <w:tcMar>
-              <w:top w:w="80" w:type="dxa"/>
-              <w:left w:w="100" w:type="dxa"/>
-              <w:bottom w:w="80" w:type="dxa"/>
-              <w:right w:w="100" w:type="dxa"/>
-            </w:tcMar>
-            <w:vAlign w:val="center"/>
-          </w:tcPr>
-          <w:p>
-            <w:pPr>
-              <w:jc w:val="center"/>
-            </w:pPr>
-            <w:r>
-              <w:rPr>
-                <w:color w:val="000000"/>
-                <w:sz w:val="20"/>
-                <w:szCs w:val="20"/>
-              </w:rPr>
-              <w:t>PHQ-9, GAD-7, PC-PTSD-5 (Arabic)</w:t>
-            </w:r>
-          </w:p>
-        </w:tc>
-        <w:tc>
-          <w:tcPr>
-            <w:tcW w:w="4360" w:type="dxa"/>
-            <w:tcBorders>
-              <w:top w:val="single" w:sz="1" w:space="0" w:color="AAAAAA"/>
-              <w:left w:val="single" w:sz="1" w:space="0" w:color="AAAAAA"/>
-              <w:bottom w:val="single" w:sz="1" w:space="0" w:color="AAAAAA"/>
-              <w:right w:val="single" w:sz="1" w:space="0" w:color="AAAAAA"/>
-            </w:tcBorders>
-            <w:shd w:val="clear" w:color="auto" w:fill="EEF4FA"/>
-            <w:tcMar>
-              <w:top w:w="80" w:type="dxa"/>
-              <w:left w:w="100" w:type="dxa"/>
-              <w:bottom w:w="80" w:type="dxa"/>
-              <w:right w:w="100" w:type="dxa"/>
-            </w:tcMar>
-            <w:vAlign w:val="center"/>
-          </w:tcPr>
-          <w:p>
-            <w:pPr>
-              <w:jc w:val="center"/>
-            </w:pPr>
-            <w:r>
-              <w:rPr>
-                <w:color w:val="000000"/>
-                <w:sz w:val="20"/>
-                <w:szCs w:val="20"/>
-              </w:rPr>
-              <w:t>Validated structured screening</w:t>
+            <w:tcW w:w="3000" w:type="dxa"/>
+            <w:tcBorders>
+              <w:top w:val="single" w:sz="1" w:space="0" w:color="AAAAAA"/>
+              <w:left w:val="single" w:sz="1" w:space="0" w:color="AAAAAA"/>
+              <w:bottom w:val="single" w:sz="1" w:space="0" w:color="AAAAAA"/>
+              <w:right w:val="single" w:sz="1" w:space="0" w:color="AAAAAA"/>
+            </w:tcBorders>
+            <w:shd w:val="clear" w:color="auto" w:fill="DEEAF1"/>
+            <w:tcMar>
+              <w:top w:w="80" w:type="dxa"/>
+              <w:left w:w="110" w:type="dxa"/>
+              <w:bottom w:w="80" w:type="dxa"/>
+              <w:right w:w="110" w:type="dxa"/>
+            </w:tcMar>
+            <w:vAlign w:val="center"/>
+          </w:tcPr>
+          <w:p>
+            <w:pPr>
+              <w:jc w:val="center"/>
+            </w:pPr>
+            <w:r>
+              <w:rPr>
+                <w:color w:val="000000"/>
+                <w:sz w:val="20"/>
+                <w:szCs w:val="20"/>
+              </w:rPr>
+              <w:t>PHQ-9, GAD-7, PC-PTSD-5 (Arabic validated)</w:t>
+            </w:r>
+          </w:p>
+        </w:tc>
+        <w:tc>
+          <w:tcPr>
+            <w:tcW w:w="4160" w:type="dxa"/>
+            <w:tcBorders>
+              <w:top w:val="single" w:sz="1" w:space="0" w:color="AAAAAA"/>
+              <w:left w:val="single" w:sz="1" w:space="0" w:color="AAAAAA"/>
+              <w:bottom w:val="single" w:sz="1" w:space="0" w:color="AAAAAA"/>
+              <w:right w:val="single" w:sz="1" w:space="0" w:color="AAAAAA"/>
+            </w:tcBorders>
+            <w:shd w:val="clear" w:color="auto" w:fill="DEEAF1"/>
+            <w:tcMar>
+              <w:top w:w="80" w:type="dxa"/>
+              <w:left w:w="110" w:type="dxa"/>
+              <w:bottom w:w="80" w:type="dxa"/>
+              <w:right w:w="110" w:type="dxa"/>
+            </w:tcMar>
+            <w:vAlign w:val="center"/>
+          </w:tcPr>
+          <w:p>
+            <w:pPr>
+              <w:jc w:val="center"/>
+            </w:pPr>
+            <w:r>
+              <w:rPr>
+                <w:color w:val="000000"/>
+                <w:sz w:val="20"/>
+                <w:szCs w:val="20"/>
+              </w:rPr>
+              <w:t>Evidence-based structured assessment</w:t>
             </w:r>
           </w:p>
         </w:tc>
       </w:tr>
       <w:tr>
+        <w:tblPrEx>
+          <w:tblCellMar>
+            <w:top w:w="0" w:type="dxa"/>
+            <w:bottom w:w="0" w:type="dxa"/>
+          </w:tblCellMar>
+        </w:tblPrEx>
         <w:tc>
           <w:tcPr>
             <w:tcW w:w="2200" w:type="dxa"/>
@@ -1620,9 +1523,9 @@
             <w:shd w:val="clear" w:color="auto" w:fill="FFFFFF"/>
             <w:tcMar>
               <w:top w:w="80" w:type="dxa"/>
-              <w:left w:w="100" w:type="dxa"/>
-              <w:bottom w:w="80" w:type="dxa"/>
-              <w:right w:w="100" w:type="dxa"/>
+              <w:left w:w="110" w:type="dxa"/>
+              <w:bottom w:w="80" w:type="dxa"/>
+              <w:right w:w="110" w:type="dxa"/>
             </w:tcMar>
             <w:vAlign w:val="center"/>
           </w:tcPr>
@@ -1639,7 +1542,7 @@
         </w:tc>
         <w:tc>
           <w:tcPr>
-            <w:tcW w:w="2800" w:type="dxa"/>
+            <w:tcW w:w="3000" w:type="dxa"/>
             <w:tcBorders>
               <w:top w:val="single" w:sz="1" w:space="0" w:color="AAAAAA"/>
               <w:left w:val="single" w:sz="1" w:space="0" w:color="AAAAAA"/>
@@ -1649,29 +1552,29 @@
             <w:shd w:val="clear" w:color="auto" w:fill="FFFFFF"/>
             <w:tcMar>
               <w:top w:w="80" w:type="dxa"/>
-              <w:left w:w="100" w:type="dxa"/>
-              <w:bottom w:w="80" w:type="dxa"/>
-              <w:right w:w="100" w:type="dxa"/>
-            </w:tcMar>
-            <w:vAlign w:val="center"/>
-          </w:tcPr>
-          <w:p>
-            <w:pPr>
-              <w:jc w:val="center"/>
-            </w:pPr>
-            <w:r>
-              <w:rPr>
-                <w:color w:val="000000"/>
-                <w:sz w:val="20"/>
-                <w:szCs w:val="20"/>
-              </w:rPr>
-              <w:t>Rule-based + embedding matching</w:t>
-            </w:r>
-          </w:p>
-        </w:tc>
-        <w:tc>
-          <w:tcPr>
-            <w:tcW w:w="4360" w:type="dxa"/>
+              <w:left w:w="110" w:type="dxa"/>
+              <w:bottom w:w="80" w:type="dxa"/>
+              <w:right w:w="110" w:type="dxa"/>
+            </w:tcMar>
+            <w:vAlign w:val="center"/>
+          </w:tcPr>
+          <w:p>
+            <w:pPr>
+              <w:jc w:val="center"/>
+            </w:pPr>
+            <w:r>
+              <w:rPr>
+                <w:color w:val="000000"/>
+                <w:sz w:val="20"/>
+                <w:szCs w:val="20"/>
+              </w:rPr>
+              <w:t>Rule-based + embedding similarity</w:t>
+            </w:r>
+          </w:p>
+        </w:tc>
+        <w:tc>
+          <w:tcPr>
+            <w:tcW w:w="4160" w:type="dxa"/>
             <w:tcBorders>
               <w:top w:val="single" w:sz="1" w:space="0" w:color="AAAAAA"/>
               <w:left w:val="single" w:sz="1" w:space="0" w:color="AAAAAA"/>
@@ -1681,28 +1584,34 @@
             <w:shd w:val="clear" w:color="auto" w:fill="FFFFFF"/>
             <w:tcMar>
               <w:top w:w="80" w:type="dxa"/>
-              <w:left w:w="100" w:type="dxa"/>
-              <w:bottom w:w="80" w:type="dxa"/>
-              <w:right w:w="100" w:type="dxa"/>
-            </w:tcMar>
-            <w:vAlign w:val="center"/>
-          </w:tcPr>
-          <w:p>
-            <w:pPr>
-              <w:jc w:val="center"/>
-            </w:pPr>
-            <w:r>
-              <w:rPr>
-                <w:color w:val="000000"/>
-                <w:sz w:val="20"/>
-                <w:szCs w:val="20"/>
-              </w:rPr>
-              <w:t>Personalized coping &amp; referrals</w:t>
+              <w:left w:w="110" w:type="dxa"/>
+              <w:bottom w:w="80" w:type="dxa"/>
+              <w:right w:w="110" w:type="dxa"/>
+            </w:tcMar>
+            <w:vAlign w:val="center"/>
+          </w:tcPr>
+          <w:p>
+            <w:pPr>
+              <w:jc w:val="center"/>
+            </w:pPr>
+            <w:r>
+              <w:rPr>
+                <w:color w:val="000000"/>
+                <w:sz w:val="20"/>
+                <w:szCs w:val="20"/>
+              </w:rPr>
+              <w:t>Personalized coping and referrals</w:t>
             </w:r>
           </w:p>
         </w:tc>
       </w:tr>
       <w:tr>
+        <w:tblPrEx>
+          <w:tblCellMar>
+            <w:top w:w="0" w:type="dxa"/>
+            <w:bottom w:w="0" w:type="dxa"/>
+          </w:tblCellMar>
+        </w:tblPrEx>
         <w:tc>
           <w:tcPr>
             <w:tcW w:w="2200" w:type="dxa"/>
@@ -1712,12 +1621,12 @@
               <w:bottom w:val="single" w:sz="1" w:space="0" w:color="AAAAAA"/>
               <w:right w:val="single" w:sz="1" w:space="0" w:color="AAAAAA"/>
             </w:tcBorders>
-            <w:shd w:val="clear" w:color="auto" w:fill="EEF4FA"/>
-            <w:tcMar>
-              <w:top w:w="80" w:type="dxa"/>
-              <w:left w:w="100" w:type="dxa"/>
-              <w:bottom w:w="80" w:type="dxa"/>
-              <w:right w:w="100" w:type="dxa"/>
+            <w:shd w:val="clear" w:color="auto" w:fill="DEEAF1"/>
+            <w:tcMar>
+              <w:top w:w="80" w:type="dxa"/>
+              <w:left w:w="110" w:type="dxa"/>
+              <w:bottom w:w="80" w:type="dxa"/>
+              <w:right w:w="110" w:type="dxa"/>
             </w:tcMar>
             <w:vAlign w:val="center"/>
           </w:tcPr>
@@ -1734,19 +1643,19 @@
         </w:tc>
         <w:tc>
           <w:tcPr>
-            <w:tcW w:w="2800" w:type="dxa"/>
-            <w:tcBorders>
-              <w:top w:val="single" w:sz="1" w:space="0" w:color="AAAAAA"/>
-              <w:left w:val="single" w:sz="1" w:space="0" w:color="AAAAAA"/>
-              <w:bottom w:val="single" w:sz="1" w:space="0" w:color="AAAAAA"/>
-              <w:right w:val="single" w:sz="1" w:space="0" w:color="AAAAAA"/>
-            </w:tcBorders>
-            <w:shd w:val="clear" w:color="auto" w:fill="EEF4FA"/>
-            <w:tcMar>
-              <w:top w:w="80" w:type="dxa"/>
-              <w:left w:w="100" w:type="dxa"/>
-              <w:bottom w:w="80" w:type="dxa"/>
-              <w:right w:w="100" w:type="dxa"/>
+            <w:tcW w:w="3000" w:type="dxa"/>
+            <w:tcBorders>
+              <w:top w:val="single" w:sz="1" w:space="0" w:color="AAAAAA"/>
+              <w:left w:val="single" w:sz="1" w:space="0" w:color="AAAAAA"/>
+              <w:bottom w:val="single" w:sz="1" w:space="0" w:color="AAAAAA"/>
+              <w:right w:val="single" w:sz="1" w:space="0" w:color="AAAAAA"/>
+            </w:tcBorders>
+            <w:shd w:val="clear" w:color="auto" w:fill="DEEAF1"/>
+            <w:tcMar>
+              <w:top w:w="80" w:type="dxa"/>
+              <w:left w:w="110" w:type="dxa"/>
+              <w:bottom w:w="80" w:type="dxa"/>
+              <w:right w:w="110" w:type="dxa"/>
             </w:tcMar>
             <w:vAlign w:val="center"/>
           </w:tcPr>
@@ -1766,33 +1675,33 @@
         </w:tc>
         <w:tc>
           <w:tcPr>
-            <w:tcW w:w="4360" w:type="dxa"/>
-            <w:tcBorders>
-              <w:top w:val="single" w:sz="1" w:space="0" w:color="AAAAAA"/>
-              <w:left w:val="single" w:sz="1" w:space="0" w:color="AAAAAA"/>
-              <w:bottom w:val="single" w:sz="1" w:space="0" w:color="AAAAAA"/>
-              <w:right w:val="single" w:sz="1" w:space="0" w:color="AAAAAA"/>
-            </w:tcBorders>
-            <w:shd w:val="clear" w:color="auto" w:fill="EEF4FA"/>
-            <w:tcMar>
-              <w:top w:w="80" w:type="dxa"/>
-              <w:left w:w="100" w:type="dxa"/>
-              <w:bottom w:w="80" w:type="dxa"/>
-              <w:right w:w="100" w:type="dxa"/>
-            </w:tcMar>
-            <w:vAlign w:val="center"/>
-          </w:tcPr>
-          <w:p>
-            <w:pPr>
-              <w:jc w:val="center"/>
-            </w:pPr>
-            <w:r>
-              <w:rPr>
-                <w:color w:val="000000"/>
-                <w:sz w:val="20"/>
-                <w:szCs w:val="20"/>
-              </w:rPr>
-              <w:t>Portable, institution-independent</w:t>
+            <w:tcW w:w="4160" w:type="dxa"/>
+            <w:tcBorders>
+              <w:top w:val="single" w:sz="1" w:space="0" w:color="AAAAAA"/>
+              <w:left w:val="single" w:sz="1" w:space="0" w:color="AAAAAA"/>
+              <w:bottom w:val="single" w:sz="1" w:space="0" w:color="AAAAAA"/>
+              <w:right w:val="single" w:sz="1" w:space="0" w:color="AAAAAA"/>
+            </w:tcBorders>
+            <w:shd w:val="clear" w:color="auto" w:fill="DEEAF1"/>
+            <w:tcMar>
+              <w:top w:w="80" w:type="dxa"/>
+              <w:left w:w="110" w:type="dxa"/>
+              <w:bottom w:w="80" w:type="dxa"/>
+              <w:right w:w="110" w:type="dxa"/>
+            </w:tcMar>
+            <w:vAlign w:val="center"/>
+          </w:tcPr>
+          <w:p>
+            <w:pPr>
+              <w:jc w:val="center"/>
+            </w:pPr>
+            <w:r>
+              <w:rPr>
+                <w:color w:val="000000"/>
+                <w:sz w:val="20"/>
+                <w:szCs w:val="20"/>
+              </w:rPr>
+              <w:t>Portable, institution-independent hosting</w:t>
             </w:r>
           </w:p>
         </w:tc>
@@ -1800,7 +1709,7 @@
     </w:tbl>
     <w:p>
       <w:pPr>
-        <w:spacing w:before="60" w:after="120"/>
+        <w:spacing w:before="40" w:after="120"/>
         <w:jc w:val="center"/>
       </w:pPr>
       <w:r>
@@ -1809,16 +1718,24 @@
           <w:bCs/>
           <w:i/>
           <w:iCs/>
-          <w:color w:val="000000"/>
-          <w:sz w:val="22"/>
-          <w:szCs w:val="22"/>
+          <w:color w:val="595959"/>
+          <w:sz w:val="21"/>
+          <w:szCs w:val="21"/>
         </w:rPr>
         <w:t>Table 1: MindBridge System Architecture Components</w:t>
       </w:r>
     </w:p>
     <w:p>
-      <w:pPr>
-        <w:spacing w:before="280" w:after="120"/>
+      <w:r>
+        <w:br w:type="page"/>
+      </w:r>
+    </w:p>
+    <w:p>
+      <w:pPr>
+        <w:pBdr>
+          <w:bottom w:val="single" w:sz="3" w:space="3" w:color="002060"/>
+        </w:pBdr>
+        <w:spacing w:before="300" w:after="120" w:line="340" w:lineRule="auto"/>
       </w:pPr>
       <w:r>
         <w:rPr>
@@ -1827,7 +1744,6 @@
           <w:color w:val="002060"/>
           <w:sz w:val="28"/>
           <w:szCs w:val="28"/>
-          <w:u w:val="single"/>
         </w:rPr>
         <w:lastRenderedPageBreak/>
         <w:t>4. Results and Discussion</w:t>
@@ -1835,42 +1751,54 @@
     </w:p>
     <w:p>
       <w:pPr>
-        <w:spacing w:before="60" w:after="60" w:line="360" w:lineRule="auto"/>
+        <w:spacing w:before="60" w:after="80" w:line="344" w:lineRule="auto"/>
         <w:jc w:val="both"/>
       </w:pPr>
       <w:r>
         <w:rPr>
           <w:color w:val="000000"/>
         </w:rPr>
-        <w:t>The pilot study enrolled 120 undergraduate students from two Egyptian public universities (Faculty of Arts, Mansoura University; Faculty of Engineering, Tanta University) over a four-week period. Participants were recruited via departmental Telegram channels with no incentive offered. The study received ethics approval and all participants provided informed electronic consent.</w:t>
+        <w:t>The pilot ran for four weeks. We recruited from two faculties — Arts at Mansoura and Engineering at Tanta — through departmental Telegram channels. No incentive was offered. Ethics approval was in place before recruitment started; all participants gave informed electronic consent.</w:t>
       </w:r>
     </w:p>
     <w:p/>
     <w:p>
       <w:pPr>
-        <w:spacing w:before="200" w:after="80"/>
+        <w:spacing w:before="200" w:after="80" w:line="320" w:lineRule="auto"/>
       </w:pPr>
       <w:r>
         <w:rPr>
           <w:b/>
           <w:bCs/>
           <w:color w:val="002060"/>
-          <w:sz w:val="26"/>
-          <w:szCs w:val="26"/>
+          <w:sz w:val="25"/>
+          <w:szCs w:val="25"/>
         </w:rPr>
         <w:t>4.1 NLP Model Performance</w:t>
       </w:r>
     </w:p>
     <w:p>
       <w:pPr>
-        <w:spacing w:before="60" w:after="60" w:line="360" w:lineRule="auto"/>
+        <w:spacing w:before="60" w:after="80" w:line="352" w:lineRule="auto"/>
         <w:jc w:val="both"/>
       </w:pPr>
       <w:r>
         <w:rPr>
           <w:color w:val="000000"/>
         </w:rPr>
-        <w:t>The fine-tuned CAMeLBERT classification model was evaluated on a held-out validation set of 240 clinician-labeled free-text responses (60 per severity class). Results are summarized in Table 2.</w:t>
+        <w:t>We tested the fine-tuned model on 240 held-out responses — 60 per class — that had been labeled by a clinician. The results are in Table 2. Overall weighted accuracy was 84.2%.</w:t>
+      </w:r>
+    </w:p>
+    <w:p>
+      <w:pPr>
+        <w:spacing w:before="60" w:after="80" w:line="344" w:lineRule="auto"/>
+        <w:jc w:val="both"/>
+      </w:pPr>
+      <w:r>
+        <w:rPr>
+          <w:color w:val="000000"/>
+        </w:rPr>
+        <w:t>The model performed most reliably at the two extremes: no-distress and severe-distress. Mild distress was the hardest class — recall of 0.80 was the lowest in the set. This is consistent with what other researchers have found in Arabic sentiment analysis: the linguistic boundary between neutral and mildly negative is genuinely harder to detect in colloquial Arabic, partly because Egyptian Arabic uses a lot of understatement and indirect expression. We do not think 0.80 recall on mild distress is acceptable for a production system; improving this is the first technical priority for the next iteration.</w:t>
       </w:r>
     </w:p>
     <w:p/>
@@ -1889,16 +1817,22 @@
           <w:left w:w="10" w:type="dxa"/>
           <w:right w:w="10" w:type="dxa"/>
         </w:tblCellMar>
-        <w:tblLook w:val="04A0" w:firstRow="1" w:lastRow="0" w:firstColumn="1" w:lastColumn="0" w:noHBand="0" w:noVBand="1"/>
+        <w:tblLook w:val="0000" w:firstRow="0" w:lastRow="0" w:firstColumn="0" w:lastColumn="0" w:noHBand="0" w:noVBand="0"/>
       </w:tblPr>
       <w:tblGrid>
         <w:gridCol w:w="2800"/>
-        <w:gridCol w:w="1400"/>
-        <w:gridCol w:w="1400"/>
-        <w:gridCol w:w="1400"/>
-        <w:gridCol w:w="1360"/>
+        <w:gridCol w:w="1440"/>
+        <w:gridCol w:w="1440"/>
+        <w:gridCol w:w="1440"/>
+        <w:gridCol w:w="1240"/>
       </w:tblGrid>
       <w:tr>
+        <w:tblPrEx>
+          <w:tblCellMar>
+            <w:top w:w="0" w:type="dxa"/>
+            <w:bottom w:w="0" w:type="dxa"/>
+          </w:tblCellMar>
+        </w:tblPrEx>
         <w:trPr>
           <w:tblHeader/>
         </w:trPr>
@@ -1914,9 +1848,9 @@
             <w:shd w:val="clear" w:color="auto" w:fill="BDD7EE"/>
             <w:tcMar>
               <w:top w:w="80" w:type="dxa"/>
-              <w:left w:w="100" w:type="dxa"/>
-              <w:bottom w:w="80" w:type="dxa"/>
-              <w:right w:w="100" w:type="dxa"/>
+              <w:left w:w="110" w:type="dxa"/>
+              <w:bottom w:w="80" w:type="dxa"/>
+              <w:right w:w="110" w:type="dxa"/>
             </w:tcMar>
           </w:tcPr>
           <w:p>
@@ -1937,7 +1871,7 @@
         </w:tc>
         <w:tc>
           <w:tcPr>
-            <w:tcW w:w="1400" w:type="dxa"/>
+            <w:tcW w:w="1440" w:type="dxa"/>
             <w:tcBorders>
               <w:top w:val="single" w:sz="1" w:space="0" w:color="AAAAAA"/>
               <w:left w:val="single" w:sz="1" w:space="0" w:color="AAAAAA"/>
@@ -1947,9 +1881,9 @@
             <w:shd w:val="clear" w:color="auto" w:fill="BDD7EE"/>
             <w:tcMar>
               <w:top w:w="80" w:type="dxa"/>
-              <w:left w:w="100" w:type="dxa"/>
-              <w:bottom w:w="80" w:type="dxa"/>
-              <w:right w:w="100" w:type="dxa"/>
+              <w:left w:w="110" w:type="dxa"/>
+              <w:bottom w:w="80" w:type="dxa"/>
+              <w:right w:w="110" w:type="dxa"/>
             </w:tcMar>
           </w:tcPr>
           <w:p>
@@ -1970,7 +1904,7 @@
         </w:tc>
         <w:tc>
           <w:tcPr>
-            <w:tcW w:w="1400" w:type="dxa"/>
+            <w:tcW w:w="1440" w:type="dxa"/>
             <w:tcBorders>
               <w:top w:val="single" w:sz="1" w:space="0" w:color="AAAAAA"/>
               <w:left w:val="single" w:sz="1" w:space="0" w:color="AAAAAA"/>
@@ -1980,9 +1914,9 @@
             <w:shd w:val="clear" w:color="auto" w:fill="BDD7EE"/>
             <w:tcMar>
               <w:top w:w="80" w:type="dxa"/>
-              <w:left w:w="100" w:type="dxa"/>
-              <w:bottom w:w="80" w:type="dxa"/>
-              <w:right w:w="100" w:type="dxa"/>
+              <w:left w:w="110" w:type="dxa"/>
+              <w:bottom w:w="80" w:type="dxa"/>
+              <w:right w:w="110" w:type="dxa"/>
             </w:tcMar>
           </w:tcPr>
           <w:p>
@@ -2003,7 +1937,7 @@
         </w:tc>
         <w:tc>
           <w:tcPr>
-            <w:tcW w:w="1400" w:type="dxa"/>
+            <w:tcW w:w="1440" w:type="dxa"/>
             <w:tcBorders>
               <w:top w:val="single" w:sz="1" w:space="0" w:color="AAAAAA"/>
               <w:left w:val="single" w:sz="1" w:space="0" w:color="AAAAAA"/>
@@ -2013,9 +1947,9 @@
             <w:shd w:val="clear" w:color="auto" w:fill="BDD7EE"/>
             <w:tcMar>
               <w:top w:w="80" w:type="dxa"/>
-              <w:left w:w="100" w:type="dxa"/>
-              <w:bottom w:w="80" w:type="dxa"/>
-              <w:right w:w="100" w:type="dxa"/>
+              <w:left w:w="110" w:type="dxa"/>
+              <w:bottom w:w="80" w:type="dxa"/>
+              <w:right w:w="110" w:type="dxa"/>
             </w:tcMar>
           </w:tcPr>
           <w:p>
@@ -2036,7 +1970,7 @@
         </w:tc>
         <w:tc>
           <w:tcPr>
-            <w:tcW w:w="1360" w:type="dxa"/>
+            <w:tcW w:w="1240" w:type="dxa"/>
             <w:tcBorders>
               <w:top w:val="single" w:sz="1" w:space="0" w:color="AAAAAA"/>
               <w:left w:val="single" w:sz="1" w:space="0" w:color="AAAAAA"/>
@@ -2046,9 +1980,9 @@
             <w:shd w:val="clear" w:color="auto" w:fill="BDD7EE"/>
             <w:tcMar>
               <w:top w:w="80" w:type="dxa"/>
-              <w:left w:w="100" w:type="dxa"/>
-              <w:bottom w:w="80" w:type="dxa"/>
-              <w:right w:w="100" w:type="dxa"/>
+              <w:left w:w="110" w:type="dxa"/>
+              <w:bottom w:w="80" w:type="dxa"/>
+              <w:right w:w="110" w:type="dxa"/>
             </w:tcMar>
           </w:tcPr>
           <w:p>
@@ -2063,12 +1997,18 @@
                 <w:sz w:val="20"/>
                 <w:szCs w:val="20"/>
               </w:rPr>
-              <w:t>Support (n)</w:t>
+              <w:t>n</w:t>
             </w:r>
           </w:p>
         </w:tc>
       </w:tr>
       <w:tr>
+        <w:tblPrEx>
+          <w:tblCellMar>
+            <w:top w:w="0" w:type="dxa"/>
+            <w:bottom w:w="0" w:type="dxa"/>
+          </w:tblCellMar>
+        </w:tblPrEx>
         <w:tc>
           <w:tcPr>
             <w:tcW w:w="2800" w:type="dxa"/>
@@ -2081,9 +2021,9 @@
             <w:shd w:val="clear" w:color="auto" w:fill="FFFFFF"/>
             <w:tcMar>
               <w:top w:w="80" w:type="dxa"/>
-              <w:left w:w="100" w:type="dxa"/>
-              <w:bottom w:w="80" w:type="dxa"/>
-              <w:right w:w="100" w:type="dxa"/>
+              <w:left w:w="110" w:type="dxa"/>
+              <w:bottom w:w="80" w:type="dxa"/>
+              <w:right w:w="110" w:type="dxa"/>
             </w:tcMar>
             <w:vAlign w:val="center"/>
           </w:tcPr>
@@ -2100,7 +2040,7 @@
         </w:tc>
         <w:tc>
           <w:tcPr>
-            <w:tcW w:w="1400" w:type="dxa"/>
+            <w:tcW w:w="1440" w:type="dxa"/>
             <w:tcBorders>
               <w:top w:val="single" w:sz="1" w:space="0" w:color="AAAAAA"/>
               <w:left w:val="single" w:sz="1" w:space="0" w:color="AAAAAA"/>
@@ -2110,9 +2050,9 @@
             <w:shd w:val="clear" w:color="auto" w:fill="FFFFFF"/>
             <w:tcMar>
               <w:top w:w="80" w:type="dxa"/>
-              <w:left w:w="100" w:type="dxa"/>
-              <w:bottom w:w="80" w:type="dxa"/>
-              <w:right w:w="100" w:type="dxa"/>
+              <w:left w:w="110" w:type="dxa"/>
+              <w:bottom w:w="80" w:type="dxa"/>
+              <w:right w:w="110" w:type="dxa"/>
             </w:tcMar>
             <w:vAlign w:val="center"/>
           </w:tcPr>
@@ -2132,7 +2072,7 @@
         </w:tc>
         <w:tc>
           <w:tcPr>
-            <w:tcW w:w="1400" w:type="dxa"/>
+            <w:tcW w:w="1440" w:type="dxa"/>
             <w:tcBorders>
               <w:top w:val="single" w:sz="1" w:space="0" w:color="AAAAAA"/>
               <w:left w:val="single" w:sz="1" w:space="0" w:color="AAAAAA"/>
@@ -2142,9 +2082,9 @@
             <w:shd w:val="clear" w:color="auto" w:fill="FFFFFF"/>
             <w:tcMar>
               <w:top w:w="80" w:type="dxa"/>
-              <w:left w:w="100" w:type="dxa"/>
-              <w:bottom w:w="80" w:type="dxa"/>
-              <w:right w:w="100" w:type="dxa"/>
+              <w:left w:w="110" w:type="dxa"/>
+              <w:bottom w:w="80" w:type="dxa"/>
+              <w:right w:w="110" w:type="dxa"/>
             </w:tcMar>
             <w:vAlign w:val="center"/>
           </w:tcPr>
@@ -2164,7 +2104,7 @@
         </w:tc>
         <w:tc>
           <w:tcPr>
-            <w:tcW w:w="1400" w:type="dxa"/>
+            <w:tcW w:w="1440" w:type="dxa"/>
             <w:tcBorders>
               <w:top w:val="single" w:sz="1" w:space="0" w:color="AAAAAA"/>
               <w:left w:val="single" w:sz="1" w:space="0" w:color="AAAAAA"/>
@@ -2174,9 +2114,9 @@
             <w:shd w:val="clear" w:color="auto" w:fill="FFFFFF"/>
             <w:tcMar>
               <w:top w:w="80" w:type="dxa"/>
-              <w:left w:w="100" w:type="dxa"/>
-              <w:bottom w:w="80" w:type="dxa"/>
-              <w:right w:w="100" w:type="dxa"/>
+              <w:left w:w="110" w:type="dxa"/>
+              <w:bottom w:w="80" w:type="dxa"/>
+              <w:right w:w="110" w:type="dxa"/>
             </w:tcMar>
             <w:vAlign w:val="center"/>
           </w:tcPr>
@@ -2196,7 +2136,7 @@
         </w:tc>
         <w:tc>
           <w:tcPr>
-            <w:tcW w:w="1360" w:type="dxa"/>
+            <w:tcW w:w="1240" w:type="dxa"/>
             <w:tcBorders>
               <w:top w:val="single" w:sz="1" w:space="0" w:color="AAAAAA"/>
               <w:left w:val="single" w:sz="1" w:space="0" w:color="AAAAAA"/>
@@ -2206,9 +2146,9 @@
             <w:shd w:val="clear" w:color="auto" w:fill="FFFFFF"/>
             <w:tcMar>
               <w:top w:w="80" w:type="dxa"/>
-              <w:left w:w="100" w:type="dxa"/>
-              <w:bottom w:w="80" w:type="dxa"/>
-              <w:right w:w="100" w:type="dxa"/>
+              <w:left w:w="110" w:type="dxa"/>
+              <w:bottom w:w="80" w:type="dxa"/>
+              <w:right w:w="110" w:type="dxa"/>
             </w:tcMar>
             <w:vAlign w:val="center"/>
           </w:tcPr>
@@ -2228,6 +2168,12 @@
         </w:tc>
       </w:tr>
       <w:tr>
+        <w:tblPrEx>
+          <w:tblCellMar>
+            <w:top w:w="0" w:type="dxa"/>
+            <w:bottom w:w="0" w:type="dxa"/>
+          </w:tblCellMar>
+        </w:tblPrEx>
         <w:tc>
           <w:tcPr>
             <w:tcW w:w="2800" w:type="dxa"/>
@@ -2237,12 +2183,12 @@
               <w:bottom w:val="single" w:sz="1" w:space="0" w:color="AAAAAA"/>
               <w:right w:val="single" w:sz="1" w:space="0" w:color="AAAAAA"/>
             </w:tcBorders>
-            <w:shd w:val="clear" w:color="auto" w:fill="EEF4FA"/>
-            <w:tcMar>
-              <w:top w:w="80" w:type="dxa"/>
-              <w:left w:w="100" w:type="dxa"/>
-              <w:bottom w:w="80" w:type="dxa"/>
-              <w:right w:w="100" w:type="dxa"/>
+            <w:shd w:val="clear" w:color="auto" w:fill="DEEAF1"/>
+            <w:tcMar>
+              <w:top w:w="80" w:type="dxa"/>
+              <w:left w:w="110" w:type="dxa"/>
+              <w:bottom w:w="80" w:type="dxa"/>
+              <w:right w:w="110" w:type="dxa"/>
             </w:tcMar>
             <w:vAlign w:val="center"/>
           </w:tcPr>
@@ -2259,19 +2205,19 @@
         </w:tc>
         <w:tc>
           <w:tcPr>
-            <w:tcW w:w="1400" w:type="dxa"/>
-            <w:tcBorders>
-              <w:top w:val="single" w:sz="1" w:space="0" w:color="AAAAAA"/>
-              <w:left w:val="single" w:sz="1" w:space="0" w:color="AAAAAA"/>
-              <w:bottom w:val="single" w:sz="1" w:space="0" w:color="AAAAAA"/>
-              <w:right w:val="single" w:sz="1" w:space="0" w:color="AAAAAA"/>
-            </w:tcBorders>
-            <w:shd w:val="clear" w:color="auto" w:fill="EEF4FA"/>
-            <w:tcMar>
-              <w:top w:w="80" w:type="dxa"/>
-              <w:left w:w="100" w:type="dxa"/>
-              <w:bottom w:w="80" w:type="dxa"/>
-              <w:right w:w="100" w:type="dxa"/>
+            <w:tcW w:w="1440" w:type="dxa"/>
+            <w:tcBorders>
+              <w:top w:val="single" w:sz="1" w:space="0" w:color="AAAAAA"/>
+              <w:left w:val="single" w:sz="1" w:space="0" w:color="AAAAAA"/>
+              <w:bottom w:val="single" w:sz="1" w:space="0" w:color="AAAAAA"/>
+              <w:right w:val="single" w:sz="1" w:space="0" w:color="AAAAAA"/>
+            </w:tcBorders>
+            <w:shd w:val="clear" w:color="auto" w:fill="DEEAF1"/>
+            <w:tcMar>
+              <w:top w:w="80" w:type="dxa"/>
+              <w:left w:w="110" w:type="dxa"/>
+              <w:bottom w:w="80" w:type="dxa"/>
+              <w:right w:w="110" w:type="dxa"/>
             </w:tcMar>
             <w:vAlign w:val="center"/>
           </w:tcPr>
@@ -2291,19 +2237,19 @@
         </w:tc>
         <w:tc>
           <w:tcPr>
-            <w:tcW w:w="1400" w:type="dxa"/>
-            <w:tcBorders>
-              <w:top w:val="single" w:sz="1" w:space="0" w:color="AAAAAA"/>
-              <w:left w:val="single" w:sz="1" w:space="0" w:color="AAAAAA"/>
-              <w:bottom w:val="single" w:sz="1" w:space="0" w:color="AAAAAA"/>
-              <w:right w:val="single" w:sz="1" w:space="0" w:color="AAAAAA"/>
-            </w:tcBorders>
-            <w:shd w:val="clear" w:color="auto" w:fill="EEF4FA"/>
-            <w:tcMar>
-              <w:top w:w="80" w:type="dxa"/>
-              <w:left w:w="100" w:type="dxa"/>
-              <w:bottom w:w="80" w:type="dxa"/>
-              <w:right w:w="100" w:type="dxa"/>
+            <w:tcW w:w="1440" w:type="dxa"/>
+            <w:tcBorders>
+              <w:top w:val="single" w:sz="1" w:space="0" w:color="AAAAAA"/>
+              <w:left w:val="single" w:sz="1" w:space="0" w:color="AAAAAA"/>
+              <w:bottom w:val="single" w:sz="1" w:space="0" w:color="AAAAAA"/>
+              <w:right w:val="single" w:sz="1" w:space="0" w:color="AAAAAA"/>
+            </w:tcBorders>
+            <w:shd w:val="clear" w:color="auto" w:fill="DEEAF1"/>
+            <w:tcMar>
+              <w:top w:w="80" w:type="dxa"/>
+              <w:left w:w="110" w:type="dxa"/>
+              <w:bottom w:w="80" w:type="dxa"/>
+              <w:right w:w="110" w:type="dxa"/>
             </w:tcMar>
             <w:vAlign w:val="center"/>
           </w:tcPr>
@@ -2323,19 +2269,19 @@
         </w:tc>
         <w:tc>
           <w:tcPr>
-            <w:tcW w:w="1400" w:type="dxa"/>
-            <w:tcBorders>
-              <w:top w:val="single" w:sz="1" w:space="0" w:color="AAAAAA"/>
-              <w:left w:val="single" w:sz="1" w:space="0" w:color="AAAAAA"/>
-              <w:bottom w:val="single" w:sz="1" w:space="0" w:color="AAAAAA"/>
-              <w:right w:val="single" w:sz="1" w:space="0" w:color="AAAAAA"/>
-            </w:tcBorders>
-            <w:shd w:val="clear" w:color="auto" w:fill="EEF4FA"/>
-            <w:tcMar>
-              <w:top w:w="80" w:type="dxa"/>
-              <w:left w:w="100" w:type="dxa"/>
-              <w:bottom w:w="80" w:type="dxa"/>
-              <w:right w:w="100" w:type="dxa"/>
+            <w:tcW w:w="1440" w:type="dxa"/>
+            <w:tcBorders>
+              <w:top w:val="single" w:sz="1" w:space="0" w:color="AAAAAA"/>
+              <w:left w:val="single" w:sz="1" w:space="0" w:color="AAAAAA"/>
+              <w:bottom w:val="single" w:sz="1" w:space="0" w:color="AAAAAA"/>
+              <w:right w:val="single" w:sz="1" w:space="0" w:color="AAAAAA"/>
+            </w:tcBorders>
+            <w:shd w:val="clear" w:color="auto" w:fill="DEEAF1"/>
+            <w:tcMar>
+              <w:top w:w="80" w:type="dxa"/>
+              <w:left w:w="110" w:type="dxa"/>
+              <w:bottom w:w="80" w:type="dxa"/>
+              <w:right w:w="110" w:type="dxa"/>
             </w:tcMar>
             <w:vAlign w:val="center"/>
           </w:tcPr>
@@ -2355,19 +2301,19 @@
         </w:tc>
         <w:tc>
           <w:tcPr>
-            <w:tcW w:w="1360" w:type="dxa"/>
-            <w:tcBorders>
-              <w:top w:val="single" w:sz="1" w:space="0" w:color="AAAAAA"/>
-              <w:left w:val="single" w:sz="1" w:space="0" w:color="AAAAAA"/>
-              <w:bottom w:val="single" w:sz="1" w:space="0" w:color="AAAAAA"/>
-              <w:right w:val="single" w:sz="1" w:space="0" w:color="AAAAAA"/>
-            </w:tcBorders>
-            <w:shd w:val="clear" w:color="auto" w:fill="EEF4FA"/>
-            <w:tcMar>
-              <w:top w:w="80" w:type="dxa"/>
-              <w:left w:w="100" w:type="dxa"/>
-              <w:bottom w:w="80" w:type="dxa"/>
-              <w:right w:w="100" w:type="dxa"/>
+            <w:tcW w:w="1240" w:type="dxa"/>
+            <w:tcBorders>
+              <w:top w:val="single" w:sz="1" w:space="0" w:color="AAAAAA"/>
+              <w:left w:val="single" w:sz="1" w:space="0" w:color="AAAAAA"/>
+              <w:bottom w:val="single" w:sz="1" w:space="0" w:color="AAAAAA"/>
+              <w:right w:val="single" w:sz="1" w:space="0" w:color="AAAAAA"/>
+            </w:tcBorders>
+            <w:shd w:val="clear" w:color="auto" w:fill="DEEAF1"/>
+            <w:tcMar>
+              <w:top w:w="80" w:type="dxa"/>
+              <w:left w:w="110" w:type="dxa"/>
+              <w:bottom w:w="80" w:type="dxa"/>
+              <w:right w:w="110" w:type="dxa"/>
             </w:tcMar>
             <w:vAlign w:val="center"/>
           </w:tcPr>
@@ -2387,6 +2333,12 @@
         </w:tc>
       </w:tr>
       <w:tr>
+        <w:tblPrEx>
+          <w:tblCellMar>
+            <w:top w:w="0" w:type="dxa"/>
+            <w:bottom w:w="0" w:type="dxa"/>
+          </w:tblCellMar>
+        </w:tblPrEx>
         <w:tc>
           <w:tcPr>
             <w:tcW w:w="2800" w:type="dxa"/>
@@ -2399,9 +2351,9 @@
             <w:shd w:val="clear" w:color="auto" w:fill="FFFFFF"/>
             <w:tcMar>
               <w:top w:w="80" w:type="dxa"/>
-              <w:left w:w="100" w:type="dxa"/>
-              <w:bottom w:w="80" w:type="dxa"/>
-              <w:right w:w="100" w:type="dxa"/>
+              <w:left w:w="110" w:type="dxa"/>
+              <w:bottom w:w="80" w:type="dxa"/>
+              <w:right w:w="110" w:type="dxa"/>
             </w:tcMar>
             <w:vAlign w:val="center"/>
           </w:tcPr>
@@ -2418,7 +2370,7 @@
         </w:tc>
         <w:tc>
           <w:tcPr>
-            <w:tcW w:w="1400" w:type="dxa"/>
+            <w:tcW w:w="1440" w:type="dxa"/>
             <w:tcBorders>
               <w:top w:val="single" w:sz="1" w:space="0" w:color="AAAAAA"/>
               <w:left w:val="single" w:sz="1" w:space="0" w:color="AAAAAA"/>
@@ -2428,9 +2380,9 @@
             <w:shd w:val="clear" w:color="auto" w:fill="FFFFFF"/>
             <w:tcMar>
               <w:top w:w="80" w:type="dxa"/>
-              <w:left w:w="100" w:type="dxa"/>
-              <w:bottom w:w="80" w:type="dxa"/>
-              <w:right w:w="100" w:type="dxa"/>
+              <w:left w:w="110" w:type="dxa"/>
+              <w:bottom w:w="80" w:type="dxa"/>
+              <w:right w:w="110" w:type="dxa"/>
             </w:tcMar>
             <w:vAlign w:val="center"/>
           </w:tcPr>
@@ -2450,7 +2402,7 @@
         </w:tc>
         <w:tc>
           <w:tcPr>
-            <w:tcW w:w="1400" w:type="dxa"/>
+            <w:tcW w:w="1440" w:type="dxa"/>
             <w:tcBorders>
               <w:top w:val="single" w:sz="1" w:space="0" w:color="AAAAAA"/>
               <w:left w:val="single" w:sz="1" w:space="0" w:color="AAAAAA"/>
@@ -2460,9 +2412,9 @@
             <w:shd w:val="clear" w:color="auto" w:fill="FFFFFF"/>
             <w:tcMar>
               <w:top w:w="80" w:type="dxa"/>
-              <w:left w:w="100" w:type="dxa"/>
-              <w:bottom w:w="80" w:type="dxa"/>
-              <w:right w:w="100" w:type="dxa"/>
+              <w:left w:w="110" w:type="dxa"/>
+              <w:bottom w:w="80" w:type="dxa"/>
+              <w:right w:w="110" w:type="dxa"/>
             </w:tcMar>
             <w:vAlign w:val="center"/>
           </w:tcPr>
@@ -2482,7 +2434,7 @@
         </w:tc>
         <w:tc>
           <w:tcPr>
-            <w:tcW w:w="1400" w:type="dxa"/>
+            <w:tcW w:w="1440" w:type="dxa"/>
             <w:tcBorders>
               <w:top w:val="single" w:sz="1" w:space="0" w:color="AAAAAA"/>
               <w:left w:val="single" w:sz="1" w:space="0" w:color="AAAAAA"/>
@@ -2492,9 +2444,9 @@
             <w:shd w:val="clear" w:color="auto" w:fill="FFFFFF"/>
             <w:tcMar>
               <w:top w:w="80" w:type="dxa"/>
-              <w:left w:w="100" w:type="dxa"/>
-              <w:bottom w:w="80" w:type="dxa"/>
-              <w:right w:w="100" w:type="dxa"/>
+              <w:left w:w="110" w:type="dxa"/>
+              <w:bottom w:w="80" w:type="dxa"/>
+              <w:right w:w="110" w:type="dxa"/>
             </w:tcMar>
             <w:vAlign w:val="center"/>
           </w:tcPr>
@@ -2514,7 +2466,7 @@
         </w:tc>
         <w:tc>
           <w:tcPr>
-            <w:tcW w:w="1360" w:type="dxa"/>
+            <w:tcW w:w="1240" w:type="dxa"/>
             <w:tcBorders>
               <w:top w:val="single" w:sz="1" w:space="0" w:color="AAAAAA"/>
               <w:left w:val="single" w:sz="1" w:space="0" w:color="AAAAAA"/>
@@ -2524,9 +2476,9 @@
             <w:shd w:val="clear" w:color="auto" w:fill="FFFFFF"/>
             <w:tcMar>
               <w:top w:w="80" w:type="dxa"/>
-              <w:left w:w="100" w:type="dxa"/>
-              <w:bottom w:w="80" w:type="dxa"/>
-              <w:right w:w="100" w:type="dxa"/>
+              <w:left w:w="110" w:type="dxa"/>
+              <w:bottom w:w="80" w:type="dxa"/>
+              <w:right w:w="110" w:type="dxa"/>
             </w:tcMar>
             <w:vAlign w:val="center"/>
           </w:tcPr>
@@ -2546,6 +2498,12 @@
         </w:tc>
       </w:tr>
       <w:tr>
+        <w:tblPrEx>
+          <w:tblCellMar>
+            <w:top w:w="0" w:type="dxa"/>
+            <w:bottom w:w="0" w:type="dxa"/>
+          </w:tblCellMar>
+        </w:tblPrEx>
         <w:tc>
           <w:tcPr>
             <w:tcW w:w="2800" w:type="dxa"/>
@@ -2555,12 +2513,12 @@
               <w:bottom w:val="single" w:sz="1" w:space="0" w:color="AAAAAA"/>
               <w:right w:val="single" w:sz="1" w:space="0" w:color="AAAAAA"/>
             </w:tcBorders>
-            <w:shd w:val="clear" w:color="auto" w:fill="EEF4FA"/>
-            <w:tcMar>
-              <w:top w:w="80" w:type="dxa"/>
-              <w:left w:w="100" w:type="dxa"/>
-              <w:bottom w:w="80" w:type="dxa"/>
-              <w:right w:w="100" w:type="dxa"/>
+            <w:shd w:val="clear" w:color="auto" w:fill="DEEAF1"/>
+            <w:tcMar>
+              <w:top w:w="80" w:type="dxa"/>
+              <w:left w:w="110" w:type="dxa"/>
+              <w:bottom w:w="80" w:type="dxa"/>
+              <w:right w:w="110" w:type="dxa"/>
             </w:tcMar>
             <w:vAlign w:val="center"/>
           </w:tcPr>
@@ -2577,19 +2535,19 @@
         </w:tc>
         <w:tc>
           <w:tcPr>
-            <w:tcW w:w="1400" w:type="dxa"/>
-            <w:tcBorders>
-              <w:top w:val="single" w:sz="1" w:space="0" w:color="AAAAAA"/>
-              <w:left w:val="single" w:sz="1" w:space="0" w:color="AAAAAA"/>
-              <w:bottom w:val="single" w:sz="1" w:space="0" w:color="AAAAAA"/>
-              <w:right w:val="single" w:sz="1" w:space="0" w:color="AAAAAA"/>
-            </w:tcBorders>
-            <w:shd w:val="clear" w:color="auto" w:fill="EEF4FA"/>
-            <w:tcMar>
-              <w:top w:w="80" w:type="dxa"/>
-              <w:left w:w="100" w:type="dxa"/>
-              <w:bottom w:w="80" w:type="dxa"/>
-              <w:right w:w="100" w:type="dxa"/>
+            <w:tcW w:w="1440" w:type="dxa"/>
+            <w:tcBorders>
+              <w:top w:val="single" w:sz="1" w:space="0" w:color="AAAAAA"/>
+              <w:left w:val="single" w:sz="1" w:space="0" w:color="AAAAAA"/>
+              <w:bottom w:val="single" w:sz="1" w:space="0" w:color="AAAAAA"/>
+              <w:right w:val="single" w:sz="1" w:space="0" w:color="AAAAAA"/>
+            </w:tcBorders>
+            <w:shd w:val="clear" w:color="auto" w:fill="DEEAF1"/>
+            <w:tcMar>
+              <w:top w:w="80" w:type="dxa"/>
+              <w:left w:w="110" w:type="dxa"/>
+              <w:bottom w:w="80" w:type="dxa"/>
+              <w:right w:w="110" w:type="dxa"/>
             </w:tcMar>
             <w:vAlign w:val="center"/>
           </w:tcPr>
@@ -2609,19 +2567,19 @@
         </w:tc>
         <w:tc>
           <w:tcPr>
-            <w:tcW w:w="1400" w:type="dxa"/>
-            <w:tcBorders>
-              <w:top w:val="single" w:sz="1" w:space="0" w:color="AAAAAA"/>
-              <w:left w:val="single" w:sz="1" w:space="0" w:color="AAAAAA"/>
-              <w:bottom w:val="single" w:sz="1" w:space="0" w:color="AAAAAA"/>
-              <w:right w:val="single" w:sz="1" w:space="0" w:color="AAAAAA"/>
-            </w:tcBorders>
-            <w:shd w:val="clear" w:color="auto" w:fill="EEF4FA"/>
-            <w:tcMar>
-              <w:top w:w="80" w:type="dxa"/>
-              <w:left w:w="100" w:type="dxa"/>
-              <w:bottom w:w="80" w:type="dxa"/>
-              <w:right w:w="100" w:type="dxa"/>
+            <w:tcW w:w="1440" w:type="dxa"/>
+            <w:tcBorders>
+              <w:top w:val="single" w:sz="1" w:space="0" w:color="AAAAAA"/>
+              <w:left w:val="single" w:sz="1" w:space="0" w:color="AAAAAA"/>
+              <w:bottom w:val="single" w:sz="1" w:space="0" w:color="AAAAAA"/>
+              <w:right w:val="single" w:sz="1" w:space="0" w:color="AAAAAA"/>
+            </w:tcBorders>
+            <w:shd w:val="clear" w:color="auto" w:fill="DEEAF1"/>
+            <w:tcMar>
+              <w:top w:w="80" w:type="dxa"/>
+              <w:left w:w="110" w:type="dxa"/>
+              <w:bottom w:w="80" w:type="dxa"/>
+              <w:right w:w="110" w:type="dxa"/>
             </w:tcMar>
             <w:vAlign w:val="center"/>
           </w:tcPr>
@@ -2641,19 +2599,19 @@
         </w:tc>
         <w:tc>
           <w:tcPr>
-            <w:tcW w:w="1400" w:type="dxa"/>
-            <w:tcBorders>
-              <w:top w:val="single" w:sz="1" w:space="0" w:color="AAAAAA"/>
-              <w:left w:val="single" w:sz="1" w:space="0" w:color="AAAAAA"/>
-              <w:bottom w:val="single" w:sz="1" w:space="0" w:color="AAAAAA"/>
-              <w:right w:val="single" w:sz="1" w:space="0" w:color="AAAAAA"/>
-            </w:tcBorders>
-            <w:shd w:val="clear" w:color="auto" w:fill="EEF4FA"/>
-            <w:tcMar>
-              <w:top w:w="80" w:type="dxa"/>
-              <w:left w:w="100" w:type="dxa"/>
-              <w:bottom w:w="80" w:type="dxa"/>
-              <w:right w:w="100" w:type="dxa"/>
+            <w:tcW w:w="1440" w:type="dxa"/>
+            <w:tcBorders>
+              <w:top w:val="single" w:sz="1" w:space="0" w:color="AAAAAA"/>
+              <w:left w:val="single" w:sz="1" w:space="0" w:color="AAAAAA"/>
+              <w:bottom w:val="single" w:sz="1" w:space="0" w:color="AAAAAA"/>
+              <w:right w:val="single" w:sz="1" w:space="0" w:color="AAAAAA"/>
+            </w:tcBorders>
+            <w:shd w:val="clear" w:color="auto" w:fill="DEEAF1"/>
+            <w:tcMar>
+              <w:top w:w="80" w:type="dxa"/>
+              <w:left w:w="110" w:type="dxa"/>
+              <w:bottom w:w="80" w:type="dxa"/>
+              <w:right w:w="110" w:type="dxa"/>
             </w:tcMar>
             <w:vAlign w:val="center"/>
           </w:tcPr>
@@ -2673,19 +2631,19 @@
         </w:tc>
         <w:tc>
           <w:tcPr>
-            <w:tcW w:w="1360" w:type="dxa"/>
-            <w:tcBorders>
-              <w:top w:val="single" w:sz="1" w:space="0" w:color="AAAAAA"/>
-              <w:left w:val="single" w:sz="1" w:space="0" w:color="AAAAAA"/>
-              <w:bottom w:val="single" w:sz="1" w:space="0" w:color="AAAAAA"/>
-              <w:right w:val="single" w:sz="1" w:space="0" w:color="AAAAAA"/>
-            </w:tcBorders>
-            <w:shd w:val="clear" w:color="auto" w:fill="EEF4FA"/>
-            <w:tcMar>
-              <w:top w:w="80" w:type="dxa"/>
-              <w:left w:w="100" w:type="dxa"/>
-              <w:bottom w:w="80" w:type="dxa"/>
-              <w:right w:w="100" w:type="dxa"/>
+            <w:tcW w:w="1240" w:type="dxa"/>
+            <w:tcBorders>
+              <w:top w:val="single" w:sz="1" w:space="0" w:color="AAAAAA"/>
+              <w:left w:val="single" w:sz="1" w:space="0" w:color="AAAAAA"/>
+              <w:bottom w:val="single" w:sz="1" w:space="0" w:color="AAAAAA"/>
+              <w:right w:val="single" w:sz="1" w:space="0" w:color="AAAAAA"/>
+            </w:tcBorders>
+            <w:shd w:val="clear" w:color="auto" w:fill="DEEAF1"/>
+            <w:tcMar>
+              <w:top w:w="80" w:type="dxa"/>
+              <w:left w:w="110" w:type="dxa"/>
+              <w:bottom w:w="80" w:type="dxa"/>
+              <w:right w:w="110" w:type="dxa"/>
             </w:tcMar>
             <w:vAlign w:val="center"/>
           </w:tcPr>
@@ -2705,6 +2663,12 @@
         </w:tc>
       </w:tr>
       <w:tr>
+        <w:tblPrEx>
+          <w:tblCellMar>
+            <w:top w:w="0" w:type="dxa"/>
+            <w:bottom w:w="0" w:type="dxa"/>
+          </w:tblCellMar>
+        </w:tblPrEx>
         <w:tc>
           <w:tcPr>
             <w:tcW w:w="2800" w:type="dxa"/>
@@ -2717,26 +2681,26 @@
             <w:shd w:val="clear" w:color="auto" w:fill="FFFFFF"/>
             <w:tcMar>
               <w:top w:w="80" w:type="dxa"/>
-              <w:left w:w="100" w:type="dxa"/>
-              <w:bottom w:w="80" w:type="dxa"/>
-              <w:right w:w="100" w:type="dxa"/>
-            </w:tcMar>
-            <w:vAlign w:val="center"/>
-          </w:tcPr>
-          <w:p>
-            <w:r>
-              <w:rPr>
-                <w:color w:val="000000"/>
-                <w:sz w:val="20"/>
-                <w:szCs w:val="20"/>
-              </w:rPr>
-              <w:t>Overall (weighted avg.)</w:t>
-            </w:r>
-          </w:p>
-        </w:tc>
-        <w:tc>
-          <w:tcPr>
-            <w:tcW w:w="1400" w:type="dxa"/>
+              <w:left w:w="110" w:type="dxa"/>
+              <w:bottom w:w="80" w:type="dxa"/>
+              <w:right w:w="110" w:type="dxa"/>
+            </w:tcMar>
+            <w:vAlign w:val="center"/>
+          </w:tcPr>
+          <w:p>
+            <w:r>
+              <w:rPr>
+                <w:color w:val="000000"/>
+                <w:sz w:val="20"/>
+                <w:szCs w:val="20"/>
+              </w:rPr>
+              <w:t>Weighted average</w:t>
+            </w:r>
+          </w:p>
+        </w:tc>
+        <w:tc>
+          <w:tcPr>
+            <w:tcW w:w="1440" w:type="dxa"/>
             <w:tcBorders>
               <w:top w:val="single" w:sz="1" w:space="0" w:color="AAAAAA"/>
               <w:left w:val="single" w:sz="1" w:space="0" w:color="AAAAAA"/>
@@ -2746,9 +2710,9 @@
             <w:shd w:val="clear" w:color="auto" w:fill="FFFFFF"/>
             <w:tcMar>
               <w:top w:w="80" w:type="dxa"/>
-              <w:left w:w="100" w:type="dxa"/>
-              <w:bottom w:w="80" w:type="dxa"/>
-              <w:right w:w="100" w:type="dxa"/>
+              <w:left w:w="110" w:type="dxa"/>
+              <w:bottom w:w="80" w:type="dxa"/>
+              <w:right w:w="110" w:type="dxa"/>
             </w:tcMar>
             <w:vAlign w:val="center"/>
           </w:tcPr>
@@ -2768,7 +2732,7 @@
         </w:tc>
         <w:tc>
           <w:tcPr>
-            <w:tcW w:w="1400" w:type="dxa"/>
+            <w:tcW w:w="1440" w:type="dxa"/>
             <w:tcBorders>
               <w:top w:val="single" w:sz="1" w:space="0" w:color="AAAAAA"/>
               <w:left w:val="single" w:sz="1" w:space="0" w:color="AAAAAA"/>
@@ -2778,9 +2742,9 @@
             <w:shd w:val="clear" w:color="auto" w:fill="FFFFFF"/>
             <w:tcMar>
               <w:top w:w="80" w:type="dxa"/>
-              <w:left w:w="100" w:type="dxa"/>
-              <w:bottom w:w="80" w:type="dxa"/>
-              <w:right w:w="100" w:type="dxa"/>
+              <w:left w:w="110" w:type="dxa"/>
+              <w:bottom w:w="80" w:type="dxa"/>
+              <w:right w:w="110" w:type="dxa"/>
             </w:tcMar>
             <w:vAlign w:val="center"/>
           </w:tcPr>
@@ -2800,7 +2764,7 @@
         </w:tc>
         <w:tc>
           <w:tcPr>
-            <w:tcW w:w="1400" w:type="dxa"/>
+            <w:tcW w:w="1440" w:type="dxa"/>
             <w:tcBorders>
               <w:top w:val="single" w:sz="1" w:space="0" w:color="AAAAAA"/>
               <w:left w:val="single" w:sz="1" w:space="0" w:color="AAAAAA"/>
@@ -2810,9 +2774,9 @@
             <w:shd w:val="clear" w:color="auto" w:fill="FFFFFF"/>
             <w:tcMar>
               <w:top w:w="80" w:type="dxa"/>
-              <w:left w:w="100" w:type="dxa"/>
-              <w:bottom w:w="80" w:type="dxa"/>
-              <w:right w:w="100" w:type="dxa"/>
+              <w:left w:w="110" w:type="dxa"/>
+              <w:bottom w:w="80" w:type="dxa"/>
+              <w:right w:w="110" w:type="dxa"/>
             </w:tcMar>
             <w:vAlign w:val="center"/>
           </w:tcPr>
@@ -2832,7 +2796,7 @@
         </w:tc>
         <w:tc>
           <w:tcPr>
-            <w:tcW w:w="1360" w:type="dxa"/>
+            <w:tcW w:w="1240" w:type="dxa"/>
             <w:tcBorders>
               <w:top w:val="single" w:sz="1" w:space="0" w:color="AAAAAA"/>
               <w:left w:val="single" w:sz="1" w:space="0" w:color="AAAAAA"/>
@@ -2842,9 +2806,9 @@
             <w:shd w:val="clear" w:color="auto" w:fill="FFFFFF"/>
             <w:tcMar>
               <w:top w:w="80" w:type="dxa"/>
-              <w:left w:w="100" w:type="dxa"/>
-              <w:bottom w:w="80" w:type="dxa"/>
-              <w:right w:w="100" w:type="dxa"/>
+              <w:left w:w="110" w:type="dxa"/>
+              <w:bottom w:w="80" w:type="dxa"/>
+              <w:right w:w="110" w:type="dxa"/>
             </w:tcMar>
             <w:vAlign w:val="center"/>
           </w:tcPr>
@@ -2866,7 +2830,7 @@
     </w:tbl>
     <w:p>
       <w:pPr>
-        <w:spacing w:before="60" w:after="120"/>
+        <w:spacing w:before="40" w:after="120"/>
         <w:jc w:val="center"/>
       </w:pPr>
       <w:r>
@@ -2875,52 +2839,39 @@
           <w:bCs/>
           <w:i/>
           <w:iCs/>
-          <w:color w:val="000000"/>
-          <w:sz w:val="22"/>
-          <w:szCs w:val="22"/>
-        </w:rPr>
-        <w:t>Table 2: CAMeLBERT Model Classification Performance (n = 240)</w:t>
+          <w:color w:val="595959"/>
+          <w:sz w:val="21"/>
+          <w:szCs w:val="21"/>
+        </w:rPr>
+        <w:t>Table 2: CAMeLBERT Classification Performance on Validation Set (n = 240)</w:t>
       </w:r>
     </w:p>
     <w:p/>
     <w:p>
       <w:pPr>
-        <w:spacing w:before="60" w:after="60" w:line="360" w:lineRule="auto"/>
-        <w:jc w:val="both"/>
-      </w:pPr>
-      <w:r>
-        <w:rPr>
-          <w:color w:val="000000"/>
-        </w:rPr>
-        <w:t>Weighted average accuracy on the validation set was 84.2%. The model performed best on the no-distress and severe-distress classes, and showed slightly lower recall on the mild-distress class — a finding consistent with the broader Arabic sentiment analysis literature, where the boundary between neutral and mildly negative expression is harder to capture due to dialectal variation in hedging and understatement.</w:t>
-      </w:r>
-    </w:p>
-    <w:p/>
-    <w:p>
-      <w:pPr>
-        <w:spacing w:before="200" w:after="80"/>
+        <w:spacing w:before="200" w:after="80" w:line="320" w:lineRule="auto"/>
       </w:pPr>
       <w:r>
         <w:rPr>
           <w:b/>
           <w:bCs/>
           <w:color w:val="002060"/>
-          <w:sz w:val="26"/>
-          <w:szCs w:val="26"/>
+          <w:sz w:val="25"/>
+          <w:szCs w:val="25"/>
         </w:rPr>
         <w:t>4.2 Pilot Study Screening Results</w:t>
       </w:r>
     </w:p>
     <w:p>
       <w:pPr>
-        <w:spacing w:before="60" w:after="60" w:line="360" w:lineRule="auto"/>
+        <w:spacing w:before="60" w:after="80" w:line="356" w:lineRule="auto"/>
         <w:jc w:val="both"/>
       </w:pPr>
       <w:r>
         <w:rPr>
           <w:color w:val="000000"/>
         </w:rPr>
-        <w:t>Among the 120 pilot participants, 91% (n = 109) completed the full screening protocol without abandonment — a high completion rate for a mental health screening context, suggesting the interface design effectively reduced resistance. Screening results are shown in Table 3.</w:t>
+        <w:t>Of the 120 enrolled students, 109 completed the full screening (91%). We had expected something closer to 70–75%, which is typical for mental health assessments. The higher completion rate probably reflects the step-by-step format — when each screen shows only one question, the cognitive load is low enough that most students just keep going.</w:t>
       </w:r>
     </w:p>
     <w:p/>
@@ -2939,7 +2890,7 @@
           <w:left w:w="10" w:type="dxa"/>
           <w:right w:w="10" w:type="dxa"/>
         </w:tblCellMar>
-        <w:tblLook w:val="04A0" w:firstRow="1" w:lastRow="0" w:firstColumn="1" w:lastColumn="0" w:noHBand="0" w:noVBand="1"/>
+        <w:tblLook w:val="0000" w:firstRow="0" w:lastRow="0" w:firstColumn="0" w:lastColumn="0" w:noHBand="0" w:noVBand="0"/>
       </w:tblPr>
       <w:tblGrid>
         <w:gridCol w:w="2700"/>
@@ -2948,6 +2899,12 @@
         <w:gridCol w:w="2460"/>
       </w:tblGrid>
       <w:tr>
+        <w:tblPrEx>
+          <w:tblCellMar>
+            <w:top w:w="0" w:type="dxa"/>
+            <w:bottom w:w="0" w:type="dxa"/>
+          </w:tblCellMar>
+        </w:tblPrEx>
         <w:trPr>
           <w:tblHeader/>
         </w:trPr>
@@ -2963,9 +2920,9 @@
             <w:shd w:val="clear" w:color="auto" w:fill="BDD7EE"/>
             <w:tcMar>
               <w:top w:w="80" w:type="dxa"/>
-              <w:left w:w="100" w:type="dxa"/>
-              <w:bottom w:w="80" w:type="dxa"/>
-              <w:right w:w="100" w:type="dxa"/>
+              <w:left w:w="110" w:type="dxa"/>
+              <w:bottom w:w="80" w:type="dxa"/>
+              <w:right w:w="110" w:type="dxa"/>
             </w:tcMar>
           </w:tcPr>
           <w:p>
@@ -2996,9 +2953,9 @@
             <w:shd w:val="clear" w:color="auto" w:fill="BDD7EE"/>
             <w:tcMar>
               <w:top w:w="80" w:type="dxa"/>
-              <w:left w:w="100" w:type="dxa"/>
-              <w:bottom w:w="80" w:type="dxa"/>
-              <w:right w:w="100" w:type="dxa"/>
+              <w:left w:w="110" w:type="dxa"/>
+              <w:bottom w:w="80" w:type="dxa"/>
+              <w:right w:w="110" w:type="dxa"/>
             </w:tcMar>
           </w:tcPr>
           <w:p>
@@ -3029,9 +2986,9 @@
             <w:shd w:val="clear" w:color="auto" w:fill="BDD7EE"/>
             <w:tcMar>
               <w:top w:w="80" w:type="dxa"/>
-              <w:left w:w="100" w:type="dxa"/>
-              <w:bottom w:w="80" w:type="dxa"/>
-              <w:right w:w="100" w:type="dxa"/>
+              <w:left w:w="110" w:type="dxa"/>
+              <w:bottom w:w="80" w:type="dxa"/>
+              <w:right w:w="110" w:type="dxa"/>
             </w:tcMar>
           </w:tcPr>
           <w:p>
@@ -3062,9 +3019,9 @@
             <w:shd w:val="clear" w:color="auto" w:fill="BDD7EE"/>
             <w:tcMar>
               <w:top w:w="80" w:type="dxa"/>
-              <w:left w:w="100" w:type="dxa"/>
-              <w:bottom w:w="80" w:type="dxa"/>
-              <w:right w:w="100" w:type="dxa"/>
+              <w:left w:w="110" w:type="dxa"/>
+              <w:bottom w:w="80" w:type="dxa"/>
+              <w:right w:w="110" w:type="dxa"/>
             </w:tcMar>
           </w:tcPr>
           <w:p>
@@ -3085,6 +3042,12 @@
         </w:tc>
       </w:tr>
       <w:tr>
+        <w:tblPrEx>
+          <w:tblCellMar>
+            <w:top w:w="0" w:type="dxa"/>
+            <w:bottom w:w="0" w:type="dxa"/>
+          </w:tblCellMar>
+        </w:tblPrEx>
         <w:tc>
           <w:tcPr>
             <w:tcW w:w="2700" w:type="dxa"/>
@@ -3097,9 +3060,9 @@
             <w:shd w:val="clear" w:color="auto" w:fill="FFFFFF"/>
             <w:tcMar>
               <w:top w:w="80" w:type="dxa"/>
-              <w:left w:w="100" w:type="dxa"/>
-              <w:bottom w:w="80" w:type="dxa"/>
-              <w:right w:w="100" w:type="dxa"/>
+              <w:left w:w="110" w:type="dxa"/>
+              <w:bottom w:w="80" w:type="dxa"/>
+              <w:right w:w="110" w:type="dxa"/>
             </w:tcMar>
             <w:vAlign w:val="center"/>
           </w:tcPr>
@@ -3126,9 +3089,9 @@
             <w:shd w:val="clear" w:color="auto" w:fill="FFFFFF"/>
             <w:tcMar>
               <w:top w:w="80" w:type="dxa"/>
-              <w:left w:w="100" w:type="dxa"/>
-              <w:bottom w:w="80" w:type="dxa"/>
-              <w:right w:w="100" w:type="dxa"/>
+              <w:left w:w="110" w:type="dxa"/>
+              <w:bottom w:w="80" w:type="dxa"/>
+              <w:right w:w="110" w:type="dxa"/>
             </w:tcMar>
             <w:vAlign w:val="center"/>
           </w:tcPr>
@@ -3158,9 +3121,9 @@
             <w:shd w:val="clear" w:color="auto" w:fill="FFFFFF"/>
             <w:tcMar>
               <w:top w:w="80" w:type="dxa"/>
-              <w:left w:w="100" w:type="dxa"/>
-              <w:bottom w:w="80" w:type="dxa"/>
-              <w:right w:w="100" w:type="dxa"/>
+              <w:left w:w="110" w:type="dxa"/>
+              <w:bottom w:w="80" w:type="dxa"/>
+              <w:right w:w="110" w:type="dxa"/>
             </w:tcMar>
             <w:vAlign w:val="center"/>
           </w:tcPr>
@@ -3190,9 +3153,9 @@
             <w:shd w:val="clear" w:color="auto" w:fill="FFFFFF"/>
             <w:tcMar>
               <w:top w:w="80" w:type="dxa"/>
-              <w:left w:w="100" w:type="dxa"/>
-              <w:bottom w:w="80" w:type="dxa"/>
-              <w:right w:w="100" w:type="dxa"/>
+              <w:left w:w="110" w:type="dxa"/>
+              <w:bottom w:w="80" w:type="dxa"/>
+              <w:right w:w="110" w:type="dxa"/>
             </w:tcMar>
             <w:vAlign w:val="center"/>
           </w:tcPr>
@@ -3212,6 +3175,12 @@
         </w:tc>
       </w:tr>
       <w:tr>
+        <w:tblPrEx>
+          <w:tblCellMar>
+            <w:top w:w="0" w:type="dxa"/>
+            <w:bottom w:w="0" w:type="dxa"/>
+          </w:tblCellMar>
+        </w:tblPrEx>
         <w:tc>
           <w:tcPr>
             <w:tcW w:w="2700" w:type="dxa"/>
@@ -3221,12 +3190,12 @@
               <w:bottom w:val="single" w:sz="1" w:space="0" w:color="AAAAAA"/>
               <w:right w:val="single" w:sz="1" w:space="0" w:color="AAAAAA"/>
             </w:tcBorders>
-            <w:shd w:val="clear" w:color="auto" w:fill="EEF4FA"/>
-            <w:tcMar>
-              <w:top w:w="80" w:type="dxa"/>
-              <w:left w:w="100" w:type="dxa"/>
-              <w:bottom w:w="80" w:type="dxa"/>
-              <w:right w:w="100" w:type="dxa"/>
+            <w:shd w:val="clear" w:color="auto" w:fill="DEEAF1"/>
+            <w:tcMar>
+              <w:top w:w="80" w:type="dxa"/>
+              <w:left w:w="110" w:type="dxa"/>
+              <w:bottom w:w="80" w:type="dxa"/>
+              <w:right w:w="110" w:type="dxa"/>
             </w:tcMar>
             <w:vAlign w:val="center"/>
           </w:tcPr>
@@ -3251,12 +3220,12 @@
               <w:bottom w:val="single" w:sz="1" w:space="0" w:color="AAAAAA"/>
               <w:right w:val="single" w:sz="1" w:space="0" w:color="AAAAAA"/>
             </w:tcBorders>
-            <w:shd w:val="clear" w:color="auto" w:fill="EEF4FA"/>
-            <w:tcMar>
-              <w:top w:w="80" w:type="dxa"/>
-              <w:left w:w="100" w:type="dxa"/>
-              <w:bottom w:w="80" w:type="dxa"/>
-              <w:right w:w="100" w:type="dxa"/>
+            <w:shd w:val="clear" w:color="auto" w:fill="DEEAF1"/>
+            <w:tcMar>
+              <w:top w:w="80" w:type="dxa"/>
+              <w:left w:w="110" w:type="dxa"/>
+              <w:bottom w:w="80" w:type="dxa"/>
+              <w:right w:w="110" w:type="dxa"/>
             </w:tcMar>
             <w:vAlign w:val="center"/>
           </w:tcPr>
@@ -3283,12 +3252,12 @@
               <w:bottom w:val="single" w:sz="1" w:space="0" w:color="AAAAAA"/>
               <w:right w:val="single" w:sz="1" w:space="0" w:color="AAAAAA"/>
             </w:tcBorders>
-            <w:shd w:val="clear" w:color="auto" w:fill="EEF4FA"/>
-            <w:tcMar>
-              <w:top w:w="80" w:type="dxa"/>
-              <w:left w:w="100" w:type="dxa"/>
-              <w:bottom w:w="80" w:type="dxa"/>
-              <w:right w:w="100" w:type="dxa"/>
+            <w:shd w:val="clear" w:color="auto" w:fill="DEEAF1"/>
+            <w:tcMar>
+              <w:top w:w="80" w:type="dxa"/>
+              <w:left w:w="110" w:type="dxa"/>
+              <w:bottom w:w="80" w:type="dxa"/>
+              <w:right w:w="110" w:type="dxa"/>
             </w:tcMar>
             <w:vAlign w:val="center"/>
           </w:tcPr>
@@ -3315,12 +3284,12 @@
               <w:bottom w:val="single" w:sz="1" w:space="0" w:color="AAAAAA"/>
               <w:right w:val="single" w:sz="1" w:space="0" w:color="AAAAAA"/>
             </w:tcBorders>
-            <w:shd w:val="clear" w:color="auto" w:fill="EEF4FA"/>
-            <w:tcMar>
-              <w:top w:w="80" w:type="dxa"/>
-              <w:left w:w="100" w:type="dxa"/>
-              <w:bottom w:w="80" w:type="dxa"/>
-              <w:right w:w="100" w:type="dxa"/>
+            <w:shd w:val="clear" w:color="auto" w:fill="DEEAF1"/>
+            <w:tcMar>
+              <w:top w:w="80" w:type="dxa"/>
+              <w:left w:w="110" w:type="dxa"/>
+              <w:bottom w:w="80" w:type="dxa"/>
+              <w:right w:w="110" w:type="dxa"/>
             </w:tcMar>
             <w:vAlign w:val="center"/>
           </w:tcPr>
@@ -3340,6 +3309,12 @@
         </w:tc>
       </w:tr>
       <w:tr>
+        <w:tblPrEx>
+          <w:tblCellMar>
+            <w:top w:w="0" w:type="dxa"/>
+            <w:bottom w:w="0" w:type="dxa"/>
+          </w:tblCellMar>
+        </w:tblPrEx>
         <w:tc>
           <w:tcPr>
             <w:tcW w:w="2700" w:type="dxa"/>
@@ -3352,9 +3327,9 @@
             <w:shd w:val="clear" w:color="auto" w:fill="FFFFFF"/>
             <w:tcMar>
               <w:top w:w="80" w:type="dxa"/>
-              <w:left w:w="100" w:type="dxa"/>
-              <w:bottom w:w="80" w:type="dxa"/>
-              <w:right w:w="100" w:type="dxa"/>
+              <w:left w:w="110" w:type="dxa"/>
+              <w:bottom w:w="80" w:type="dxa"/>
+              <w:right w:w="110" w:type="dxa"/>
             </w:tcMar>
             <w:vAlign w:val="center"/>
           </w:tcPr>
@@ -3381,9 +3356,9 @@
             <w:shd w:val="clear" w:color="auto" w:fill="FFFFFF"/>
             <w:tcMar>
               <w:top w:w="80" w:type="dxa"/>
-              <w:left w:w="100" w:type="dxa"/>
-              <w:bottom w:w="80" w:type="dxa"/>
-              <w:right w:w="100" w:type="dxa"/>
+              <w:left w:w="110" w:type="dxa"/>
+              <w:bottom w:w="80" w:type="dxa"/>
+              <w:right w:w="110" w:type="dxa"/>
             </w:tcMar>
             <w:vAlign w:val="center"/>
           </w:tcPr>
@@ -3413,9 +3388,9 @@
             <w:shd w:val="clear" w:color="auto" w:fill="FFFFFF"/>
             <w:tcMar>
               <w:top w:w="80" w:type="dxa"/>
-              <w:left w:w="100" w:type="dxa"/>
-              <w:bottom w:w="80" w:type="dxa"/>
-              <w:right w:w="100" w:type="dxa"/>
+              <w:left w:w="110" w:type="dxa"/>
+              <w:bottom w:w="80" w:type="dxa"/>
+              <w:right w:w="110" w:type="dxa"/>
             </w:tcMar>
             <w:vAlign w:val="center"/>
           </w:tcPr>
@@ -3445,9 +3420,9 @@
             <w:shd w:val="clear" w:color="auto" w:fill="FFFFFF"/>
             <w:tcMar>
               <w:top w:w="80" w:type="dxa"/>
-              <w:left w:w="100" w:type="dxa"/>
-              <w:bottom w:w="80" w:type="dxa"/>
-              <w:right w:w="100" w:type="dxa"/>
+              <w:left w:w="110" w:type="dxa"/>
+              <w:bottom w:w="80" w:type="dxa"/>
+              <w:right w:w="110" w:type="dxa"/>
             </w:tcMar>
             <w:vAlign w:val="center"/>
           </w:tcPr>
@@ -3467,6 +3442,12 @@
         </w:tc>
       </w:tr>
       <w:tr>
+        <w:tblPrEx>
+          <w:tblCellMar>
+            <w:top w:w="0" w:type="dxa"/>
+            <w:bottom w:w="0" w:type="dxa"/>
+          </w:tblCellMar>
+        </w:tblPrEx>
         <w:tc>
           <w:tcPr>
             <w:tcW w:w="2700" w:type="dxa"/>
@@ -3476,23 +3457,23 @@
               <w:bottom w:val="single" w:sz="1" w:space="0" w:color="AAAAAA"/>
               <w:right w:val="single" w:sz="1" w:space="0" w:color="AAAAAA"/>
             </w:tcBorders>
-            <w:shd w:val="clear" w:color="auto" w:fill="EEF4FA"/>
-            <w:tcMar>
-              <w:top w:w="80" w:type="dxa"/>
-              <w:left w:w="100" w:type="dxa"/>
-              <w:bottom w:w="80" w:type="dxa"/>
-              <w:right w:w="100" w:type="dxa"/>
-            </w:tcMar>
-            <w:vAlign w:val="center"/>
-          </w:tcPr>
-          <w:p>
-            <w:r>
-              <w:rPr>
-                <w:color w:val="000000"/>
-                <w:sz w:val="20"/>
-                <w:szCs w:val="20"/>
-              </w:rPr>
-              <w:t>Mod. Severe / Severe (15+)</w:t>
+            <w:shd w:val="clear" w:color="auto" w:fill="DEEAF1"/>
+            <w:tcMar>
+              <w:top w:w="80" w:type="dxa"/>
+              <w:left w:w="110" w:type="dxa"/>
+              <w:bottom w:w="80" w:type="dxa"/>
+              <w:right w:w="110" w:type="dxa"/>
+            </w:tcMar>
+            <w:vAlign w:val="center"/>
+          </w:tcPr>
+          <w:p>
+            <w:r>
+              <w:rPr>
+                <w:color w:val="000000"/>
+                <w:sz w:val="20"/>
+                <w:szCs w:val="20"/>
+              </w:rPr>
+              <w:t>Mod. Severe/Severe (15+)</w:t>
             </w:r>
           </w:p>
         </w:tc>
@@ -3505,12 +3486,12 @@
               <w:bottom w:val="single" w:sz="1" w:space="0" w:color="AAAAAA"/>
               <w:right w:val="single" w:sz="1" w:space="0" w:color="AAAAAA"/>
             </w:tcBorders>
-            <w:shd w:val="clear" w:color="auto" w:fill="EEF4FA"/>
-            <w:tcMar>
-              <w:top w:w="80" w:type="dxa"/>
-              <w:left w:w="100" w:type="dxa"/>
-              <w:bottom w:w="80" w:type="dxa"/>
-              <w:right w:w="100" w:type="dxa"/>
+            <w:shd w:val="clear" w:color="auto" w:fill="DEEAF1"/>
+            <w:tcMar>
+              <w:top w:w="80" w:type="dxa"/>
+              <w:left w:w="110" w:type="dxa"/>
+              <w:bottom w:w="80" w:type="dxa"/>
+              <w:right w:w="110" w:type="dxa"/>
             </w:tcMar>
             <w:vAlign w:val="center"/>
           </w:tcPr>
@@ -3537,12 +3518,12 @@
               <w:bottom w:val="single" w:sz="1" w:space="0" w:color="AAAAAA"/>
               <w:right w:val="single" w:sz="1" w:space="0" w:color="AAAAAA"/>
             </w:tcBorders>
-            <w:shd w:val="clear" w:color="auto" w:fill="EEF4FA"/>
-            <w:tcMar>
-              <w:top w:w="80" w:type="dxa"/>
-              <w:left w:w="100" w:type="dxa"/>
-              <w:bottom w:w="80" w:type="dxa"/>
-              <w:right w:w="100" w:type="dxa"/>
+            <w:shd w:val="clear" w:color="auto" w:fill="DEEAF1"/>
+            <w:tcMar>
+              <w:top w:w="80" w:type="dxa"/>
+              <w:left w:w="110" w:type="dxa"/>
+              <w:bottom w:w="80" w:type="dxa"/>
+              <w:right w:w="110" w:type="dxa"/>
             </w:tcMar>
             <w:vAlign w:val="center"/>
           </w:tcPr>
@@ -3569,12 +3550,12 @@
               <w:bottom w:val="single" w:sz="1" w:space="0" w:color="AAAAAA"/>
               <w:right w:val="single" w:sz="1" w:space="0" w:color="AAAAAA"/>
             </w:tcBorders>
-            <w:shd w:val="clear" w:color="auto" w:fill="EEF4FA"/>
-            <w:tcMar>
-              <w:top w:w="80" w:type="dxa"/>
-              <w:left w:w="100" w:type="dxa"/>
-              <w:bottom w:w="80" w:type="dxa"/>
-              <w:right w:w="100" w:type="dxa"/>
+            <w:shd w:val="clear" w:color="auto" w:fill="DEEAF1"/>
+            <w:tcMar>
+              <w:top w:w="80" w:type="dxa"/>
+              <w:left w:w="110" w:type="dxa"/>
+              <w:bottom w:w="80" w:type="dxa"/>
+              <w:right w:w="110" w:type="dxa"/>
             </w:tcMar>
             <w:vAlign w:val="center"/>
           </w:tcPr>
@@ -3596,7 +3577,7 @@
     </w:tbl>
     <w:p>
       <w:pPr>
-        <w:spacing w:before="60" w:after="120"/>
+        <w:spacing w:before="40" w:after="120"/>
         <w:jc w:val="center"/>
       </w:pPr>
       <w:r>
@@ -3605,9 +3586,9 @@
           <w:bCs/>
           <w:i/>
           <w:iCs/>
-          <w:color w:val="000000"/>
-          <w:sz w:val="22"/>
-          <w:szCs w:val="22"/>
+          <w:color w:val="595959"/>
+          <w:sz w:val="21"/>
+          <w:szCs w:val="21"/>
         </w:rPr>
         <w:t>Table 3: Pilot Study Screening Results (n = 120)</w:t>
       </w:r>
@@ -3615,42 +3596,42 @@
     <w:p/>
     <w:p>
       <w:pPr>
-        <w:spacing w:before="60" w:after="60" w:line="360" w:lineRule="auto"/>
+        <w:spacing w:before="60" w:after="80" w:line="344" w:lineRule="auto"/>
         <w:jc w:val="both"/>
       </w:pPr>
       <w:r>
         <w:rPr>
           <w:color w:val="000000"/>
         </w:rPr>
-        <w:t>Combined moderate-to-severe distress was detected in 66.7% of pilot participants — closely mirroring the 68.1% prevalence reported by Baklola et al. (2023) in the large national sample, providing external validity evidence for the screening approach. Of particular concern, 13 students (10.8%) triggered the crisis pathway (PHQ-9 item 9 score ≥ 2), all of whom were provided immediate referral information.</w:t>
+        <w:t>The combined moderate-to-severe rate of 66.7% sits within one percentage point of the 68.1% reported by Baklola et al. across their much larger national sample. We are cautious about reading too much into this — 120 students from two faculties is not a representative sample. But the alignment is at least reassuring that we were not measuring something entirely different. Thirteen students (10.8%) triggered the crisis pathway on PHQ-9 item 9 and were shown the full crisis resource screen before continuing.</w:t>
       </w:r>
     </w:p>
     <w:p/>
     <w:p>
       <w:pPr>
-        <w:spacing w:before="200" w:after="80"/>
+        <w:spacing w:before="200" w:after="80" w:line="320" w:lineRule="auto"/>
       </w:pPr>
       <w:r>
         <w:rPr>
           <w:b/>
           <w:bCs/>
           <w:color w:val="002060"/>
-          <w:sz w:val="26"/>
-          <w:szCs w:val="26"/>
+          <w:sz w:val="25"/>
+          <w:szCs w:val="25"/>
         </w:rPr>
         <w:t>4.3 User Satisfaction</w:t>
       </w:r>
     </w:p>
     <w:p>
       <w:pPr>
-        <w:spacing w:before="60" w:after="60" w:line="360" w:lineRule="auto"/>
+        <w:spacing w:before="60" w:after="80" w:line="352" w:lineRule="auto"/>
         <w:jc w:val="both"/>
       </w:pPr>
       <w:r>
         <w:rPr>
           <w:color w:val="000000"/>
         </w:rPr>
-        <w:t>Post-session surveys were completed by 108 of 120 participants (90% response rate). Results across five dimensions are presented in Table 4.</w:t>
+        <w:t>Post-session surveys came back from 108 of the 120 participants. The overall rating was 4.2 out of 5, with 88% scoring 4 or higher. The detailed breakdown is in Table 4.</w:t>
       </w:r>
     </w:p>
     <w:p/>
@@ -3669,20 +3650,26 @@
           <w:left w:w="10" w:type="dxa"/>
           <w:right w:w="10" w:type="dxa"/>
         </w:tblCellMar>
-        <w:tblLook w:val="04A0" w:firstRow="1" w:lastRow="0" w:firstColumn="1" w:lastColumn="0" w:noHBand="0" w:noVBand="1"/>
+        <w:tblLook w:val="0000" w:firstRow="0" w:lastRow="0" w:firstColumn="0" w:lastColumn="0" w:noHBand="0" w:noVBand="0"/>
       </w:tblPr>
       <w:tblGrid>
-        <w:gridCol w:w="3800"/>
-        <w:gridCol w:w="2200"/>
-        <w:gridCol w:w="3360"/>
+        <w:gridCol w:w="4200"/>
+        <w:gridCol w:w="2000"/>
+        <w:gridCol w:w="3160"/>
       </w:tblGrid>
       <w:tr>
+        <w:tblPrEx>
+          <w:tblCellMar>
+            <w:top w:w="0" w:type="dxa"/>
+            <w:bottom w:w="0" w:type="dxa"/>
+          </w:tblCellMar>
+        </w:tblPrEx>
         <w:trPr>
           <w:tblHeader/>
         </w:trPr>
         <w:tc>
           <w:tcPr>
-            <w:tcW w:w="3800" w:type="dxa"/>
+            <w:tcW w:w="4200" w:type="dxa"/>
             <w:tcBorders>
               <w:top w:val="single" w:sz="1" w:space="0" w:color="AAAAAA"/>
               <w:left w:val="single" w:sz="1" w:space="0" w:color="AAAAAA"/>
@@ -3692,9 +3679,9 @@
             <w:shd w:val="clear" w:color="auto" w:fill="BDD7EE"/>
             <w:tcMar>
               <w:top w:w="80" w:type="dxa"/>
-              <w:left w:w="100" w:type="dxa"/>
-              <w:bottom w:w="80" w:type="dxa"/>
-              <w:right w:w="100" w:type="dxa"/>
+              <w:left w:w="110" w:type="dxa"/>
+              <w:bottom w:w="80" w:type="dxa"/>
+              <w:right w:w="110" w:type="dxa"/>
             </w:tcMar>
           </w:tcPr>
           <w:p>
@@ -3715,7 +3702,7 @@
         </w:tc>
         <w:tc>
           <w:tcPr>
-            <w:tcW w:w="2200" w:type="dxa"/>
+            <w:tcW w:w="2000" w:type="dxa"/>
             <w:tcBorders>
               <w:top w:val="single" w:sz="1" w:space="0" w:color="AAAAAA"/>
               <w:left w:val="single" w:sz="1" w:space="0" w:color="AAAAAA"/>
@@ -3725,9 +3712,9 @@
             <w:shd w:val="clear" w:color="auto" w:fill="BDD7EE"/>
             <w:tcMar>
               <w:top w:w="80" w:type="dxa"/>
-              <w:left w:w="100" w:type="dxa"/>
-              <w:bottom w:w="80" w:type="dxa"/>
-              <w:right w:w="100" w:type="dxa"/>
+              <w:left w:w="110" w:type="dxa"/>
+              <w:bottom w:w="80" w:type="dxa"/>
+              <w:right w:w="110" w:type="dxa"/>
             </w:tcMar>
           </w:tcPr>
           <w:p>
@@ -3742,13 +3729,13 @@
                 <w:sz w:val="20"/>
                 <w:szCs w:val="20"/>
               </w:rPr>
-              <w:t>Mean Score (1–5)</w:t>
-            </w:r>
-          </w:p>
-        </w:tc>
-        <w:tc>
-          <w:tcPr>
-            <w:tcW w:w="3360" w:type="dxa"/>
+              <w:t>Mean (1–5)</w:t>
+            </w:r>
+          </w:p>
+        </w:tc>
+        <w:tc>
+          <w:tcPr>
+            <w:tcW w:w="3160" w:type="dxa"/>
             <w:tcBorders>
               <w:top w:val="single" w:sz="1" w:space="0" w:color="AAAAAA"/>
               <w:left w:val="single" w:sz="1" w:space="0" w:color="AAAAAA"/>
@@ -3758,9 +3745,9 @@
             <w:shd w:val="clear" w:color="auto" w:fill="BDD7EE"/>
             <w:tcMar>
               <w:top w:w="80" w:type="dxa"/>
-              <w:left w:w="100" w:type="dxa"/>
-              <w:bottom w:w="80" w:type="dxa"/>
-              <w:right w:w="100" w:type="dxa"/>
+              <w:left w:w="110" w:type="dxa"/>
+              <w:bottom w:w="80" w:type="dxa"/>
+              <w:right w:w="110" w:type="dxa"/>
             </w:tcMar>
           </w:tcPr>
           <w:p>
@@ -3775,15 +3762,21 @@
                 <w:sz w:val="20"/>
                 <w:szCs w:val="20"/>
               </w:rPr>
-              <w:t>Satisfied (score ≥ 4)</w:t>
+              <w:t>Satisfied (≥4)</w:t>
             </w:r>
           </w:p>
         </w:tc>
       </w:tr>
       <w:tr>
-        <w:tc>
-          <w:tcPr>
-            <w:tcW w:w="3800" w:type="dxa"/>
+        <w:tblPrEx>
+          <w:tblCellMar>
+            <w:top w:w="0" w:type="dxa"/>
+            <w:bottom w:w="0" w:type="dxa"/>
+          </w:tblCellMar>
+        </w:tblPrEx>
+        <w:tc>
+          <w:tcPr>
+            <w:tcW w:w="4200" w:type="dxa"/>
             <w:tcBorders>
               <w:top w:val="single" w:sz="1" w:space="0" w:color="AAAAAA"/>
               <w:left w:val="single" w:sz="1" w:space="0" w:color="AAAAAA"/>
@@ -3793,26 +3786,26 @@
             <w:shd w:val="clear" w:color="auto" w:fill="FFFFFF"/>
             <w:tcMar>
               <w:top w:w="80" w:type="dxa"/>
-              <w:left w:w="100" w:type="dxa"/>
-              <w:bottom w:w="80" w:type="dxa"/>
-              <w:right w:w="100" w:type="dxa"/>
-            </w:tcMar>
-            <w:vAlign w:val="center"/>
-          </w:tcPr>
-          <w:p>
-            <w:r>
-              <w:rPr>
-                <w:color w:val="000000"/>
-                <w:sz w:val="20"/>
-                <w:szCs w:val="20"/>
-              </w:rPr>
-              <w:t>Arabic language quality &amp; naturalness</w:t>
-            </w:r>
-          </w:p>
-        </w:tc>
-        <w:tc>
-          <w:tcPr>
-            <w:tcW w:w="2200" w:type="dxa"/>
+              <w:left w:w="110" w:type="dxa"/>
+              <w:bottom w:w="80" w:type="dxa"/>
+              <w:right w:w="110" w:type="dxa"/>
+            </w:tcMar>
+            <w:vAlign w:val="center"/>
+          </w:tcPr>
+          <w:p>
+            <w:r>
+              <w:rPr>
+                <w:color w:val="000000"/>
+                <w:sz w:val="20"/>
+                <w:szCs w:val="20"/>
+              </w:rPr>
+              <w:t>Arabic language quality and naturalness</w:t>
+            </w:r>
+          </w:p>
+        </w:tc>
+        <w:tc>
+          <w:tcPr>
+            <w:tcW w:w="2000" w:type="dxa"/>
             <w:tcBorders>
               <w:top w:val="single" w:sz="1" w:space="0" w:color="AAAAAA"/>
               <w:left w:val="single" w:sz="1" w:space="0" w:color="AAAAAA"/>
@@ -3822,9 +3815,9 @@
             <w:shd w:val="clear" w:color="auto" w:fill="FFFFFF"/>
             <w:tcMar>
               <w:top w:w="80" w:type="dxa"/>
-              <w:left w:w="100" w:type="dxa"/>
-              <w:bottom w:w="80" w:type="dxa"/>
-              <w:right w:w="100" w:type="dxa"/>
+              <w:left w:w="110" w:type="dxa"/>
+              <w:bottom w:w="80" w:type="dxa"/>
+              <w:right w:w="110" w:type="dxa"/>
             </w:tcMar>
             <w:vAlign w:val="center"/>
           </w:tcPr>
@@ -3844,7 +3837,7 @@
         </w:tc>
         <w:tc>
           <w:tcPr>
-            <w:tcW w:w="3360" w:type="dxa"/>
+            <w:tcW w:w="3160" w:type="dxa"/>
             <w:tcBorders>
               <w:top w:val="single" w:sz="1" w:space="0" w:color="AAAAAA"/>
               <w:left w:val="single" w:sz="1" w:space="0" w:color="AAAAAA"/>
@@ -3854,9 +3847,9 @@
             <w:shd w:val="clear" w:color="auto" w:fill="FFFFFF"/>
             <w:tcMar>
               <w:top w:w="80" w:type="dxa"/>
-              <w:left w:w="100" w:type="dxa"/>
-              <w:bottom w:w="80" w:type="dxa"/>
-              <w:right w:w="100" w:type="dxa"/>
+              <w:left w:w="110" w:type="dxa"/>
+              <w:bottom w:w="80" w:type="dxa"/>
+              <w:right w:w="110" w:type="dxa"/>
             </w:tcMar>
             <w:vAlign w:val="center"/>
           </w:tcPr>
@@ -3876,21 +3869,27 @@
         </w:tc>
       </w:tr>
       <w:tr>
-        <w:tc>
-          <w:tcPr>
-            <w:tcW w:w="3800" w:type="dxa"/>
-            <w:tcBorders>
-              <w:top w:val="single" w:sz="1" w:space="0" w:color="AAAAAA"/>
-              <w:left w:val="single" w:sz="1" w:space="0" w:color="AAAAAA"/>
-              <w:bottom w:val="single" w:sz="1" w:space="0" w:color="AAAAAA"/>
-              <w:right w:val="single" w:sz="1" w:space="0" w:color="AAAAAA"/>
-            </w:tcBorders>
-            <w:shd w:val="clear" w:color="auto" w:fill="EEF4FA"/>
-            <w:tcMar>
-              <w:top w:w="80" w:type="dxa"/>
-              <w:left w:w="100" w:type="dxa"/>
-              <w:bottom w:w="80" w:type="dxa"/>
-              <w:right w:w="100" w:type="dxa"/>
+        <w:tblPrEx>
+          <w:tblCellMar>
+            <w:top w:w="0" w:type="dxa"/>
+            <w:bottom w:w="0" w:type="dxa"/>
+          </w:tblCellMar>
+        </w:tblPrEx>
+        <w:tc>
+          <w:tcPr>
+            <w:tcW w:w="4200" w:type="dxa"/>
+            <w:tcBorders>
+              <w:top w:val="single" w:sz="1" w:space="0" w:color="AAAAAA"/>
+              <w:left w:val="single" w:sz="1" w:space="0" w:color="AAAAAA"/>
+              <w:bottom w:val="single" w:sz="1" w:space="0" w:color="AAAAAA"/>
+              <w:right w:val="single" w:sz="1" w:space="0" w:color="AAAAAA"/>
+            </w:tcBorders>
+            <w:shd w:val="clear" w:color="auto" w:fill="DEEAF1"/>
+            <w:tcMar>
+              <w:top w:w="80" w:type="dxa"/>
+              <w:left w:w="110" w:type="dxa"/>
+              <w:bottom w:w="80" w:type="dxa"/>
+              <w:right w:w="110" w:type="dxa"/>
             </w:tcMar>
             <w:vAlign w:val="center"/>
           </w:tcPr>
@@ -3907,19 +3906,19 @@
         </w:tc>
         <w:tc>
           <w:tcPr>
-            <w:tcW w:w="2200" w:type="dxa"/>
-            <w:tcBorders>
-              <w:top w:val="single" w:sz="1" w:space="0" w:color="AAAAAA"/>
-              <w:left w:val="single" w:sz="1" w:space="0" w:color="AAAAAA"/>
-              <w:bottom w:val="single" w:sz="1" w:space="0" w:color="AAAAAA"/>
-              <w:right w:val="single" w:sz="1" w:space="0" w:color="AAAAAA"/>
-            </w:tcBorders>
-            <w:shd w:val="clear" w:color="auto" w:fill="EEF4FA"/>
-            <w:tcMar>
-              <w:top w:w="80" w:type="dxa"/>
-              <w:left w:w="100" w:type="dxa"/>
-              <w:bottom w:w="80" w:type="dxa"/>
-              <w:right w:w="100" w:type="dxa"/>
+            <w:tcW w:w="2000" w:type="dxa"/>
+            <w:tcBorders>
+              <w:top w:val="single" w:sz="1" w:space="0" w:color="AAAAAA"/>
+              <w:left w:val="single" w:sz="1" w:space="0" w:color="AAAAAA"/>
+              <w:bottom w:val="single" w:sz="1" w:space="0" w:color="AAAAAA"/>
+              <w:right w:val="single" w:sz="1" w:space="0" w:color="AAAAAA"/>
+            </w:tcBorders>
+            <w:shd w:val="clear" w:color="auto" w:fill="DEEAF1"/>
+            <w:tcMar>
+              <w:top w:w="80" w:type="dxa"/>
+              <w:left w:w="110" w:type="dxa"/>
+              <w:bottom w:w="80" w:type="dxa"/>
+              <w:right w:w="110" w:type="dxa"/>
             </w:tcMar>
             <w:vAlign w:val="center"/>
           </w:tcPr>
@@ -3939,19 +3938,19 @@
         </w:tc>
         <w:tc>
           <w:tcPr>
-            <w:tcW w:w="3360" w:type="dxa"/>
-            <w:tcBorders>
-              <w:top w:val="single" w:sz="1" w:space="0" w:color="AAAAAA"/>
-              <w:left w:val="single" w:sz="1" w:space="0" w:color="AAAAAA"/>
-              <w:bottom w:val="single" w:sz="1" w:space="0" w:color="AAAAAA"/>
-              <w:right w:val="single" w:sz="1" w:space="0" w:color="AAAAAA"/>
-            </w:tcBorders>
-            <w:shd w:val="clear" w:color="auto" w:fill="EEF4FA"/>
-            <w:tcMar>
-              <w:top w:w="80" w:type="dxa"/>
-              <w:left w:w="100" w:type="dxa"/>
-              <w:bottom w:w="80" w:type="dxa"/>
-              <w:right w:w="100" w:type="dxa"/>
+            <w:tcW w:w="3160" w:type="dxa"/>
+            <w:tcBorders>
+              <w:top w:val="single" w:sz="1" w:space="0" w:color="AAAAAA"/>
+              <w:left w:val="single" w:sz="1" w:space="0" w:color="AAAAAA"/>
+              <w:bottom w:val="single" w:sz="1" w:space="0" w:color="AAAAAA"/>
+              <w:right w:val="single" w:sz="1" w:space="0" w:color="AAAAAA"/>
+            </w:tcBorders>
+            <w:shd w:val="clear" w:color="auto" w:fill="DEEAF1"/>
+            <w:tcMar>
+              <w:top w:w="80" w:type="dxa"/>
+              <w:left w:w="110" w:type="dxa"/>
+              <w:bottom w:w="80" w:type="dxa"/>
+              <w:right w:w="110" w:type="dxa"/>
             </w:tcMar>
             <w:vAlign w:val="center"/>
           </w:tcPr>
@@ -3971,9 +3970,15 @@
         </w:tc>
       </w:tr>
       <w:tr>
-        <w:tc>
-          <w:tcPr>
-            <w:tcW w:w="3800" w:type="dxa"/>
+        <w:tblPrEx>
+          <w:tblCellMar>
+            <w:top w:w="0" w:type="dxa"/>
+            <w:bottom w:w="0" w:type="dxa"/>
+          </w:tblCellMar>
+        </w:tblPrEx>
+        <w:tc>
+          <w:tcPr>
+            <w:tcW w:w="4200" w:type="dxa"/>
             <w:tcBorders>
               <w:top w:val="single" w:sz="1" w:space="0" w:color="AAAAAA"/>
               <w:left w:val="single" w:sz="1" w:space="0" w:color="AAAAAA"/>
@@ -3983,9 +3988,9 @@
             <w:shd w:val="clear" w:color="auto" w:fill="FFFFFF"/>
             <w:tcMar>
               <w:top w:w="80" w:type="dxa"/>
-              <w:left w:w="100" w:type="dxa"/>
-              <w:bottom w:w="80" w:type="dxa"/>
-              <w:right w:w="100" w:type="dxa"/>
+              <w:left w:w="110" w:type="dxa"/>
+              <w:bottom w:w="80" w:type="dxa"/>
+              <w:right w:w="110" w:type="dxa"/>
             </w:tcMar>
             <w:vAlign w:val="center"/>
           </w:tcPr>
@@ -4002,7 +4007,7 @@
         </w:tc>
         <w:tc>
           <w:tcPr>
-            <w:tcW w:w="2200" w:type="dxa"/>
+            <w:tcW w:w="2000" w:type="dxa"/>
             <w:tcBorders>
               <w:top w:val="single" w:sz="1" w:space="0" w:color="AAAAAA"/>
               <w:left w:val="single" w:sz="1" w:space="0" w:color="AAAAAA"/>
@@ -4012,9 +4017,9 @@
             <w:shd w:val="clear" w:color="auto" w:fill="FFFFFF"/>
             <w:tcMar>
               <w:top w:w="80" w:type="dxa"/>
-              <w:left w:w="100" w:type="dxa"/>
-              <w:bottom w:w="80" w:type="dxa"/>
-              <w:right w:w="100" w:type="dxa"/>
+              <w:left w:w="110" w:type="dxa"/>
+              <w:bottom w:w="80" w:type="dxa"/>
+              <w:right w:w="110" w:type="dxa"/>
             </w:tcMar>
             <w:vAlign w:val="center"/>
           </w:tcPr>
@@ -4034,7 +4039,7 @@
         </w:tc>
         <w:tc>
           <w:tcPr>
-            <w:tcW w:w="3360" w:type="dxa"/>
+            <w:tcW w:w="3160" w:type="dxa"/>
             <w:tcBorders>
               <w:top w:val="single" w:sz="1" w:space="0" w:color="AAAAAA"/>
               <w:left w:val="single" w:sz="1" w:space="0" w:color="AAAAAA"/>
@@ -4044,9 +4049,9 @@
             <w:shd w:val="clear" w:color="auto" w:fill="FFFFFF"/>
             <w:tcMar>
               <w:top w:w="80" w:type="dxa"/>
-              <w:left w:w="100" w:type="dxa"/>
-              <w:bottom w:w="80" w:type="dxa"/>
-              <w:right w:w="100" w:type="dxa"/>
+              <w:left w:w="110" w:type="dxa"/>
+              <w:bottom w:w="80" w:type="dxa"/>
+              <w:right w:w="110" w:type="dxa"/>
             </w:tcMar>
             <w:vAlign w:val="center"/>
           </w:tcPr>
@@ -4066,21 +4071,27 @@
         </w:tc>
       </w:tr>
       <w:tr>
-        <w:tc>
-          <w:tcPr>
-            <w:tcW w:w="3800" w:type="dxa"/>
-            <w:tcBorders>
-              <w:top w:val="single" w:sz="1" w:space="0" w:color="AAAAAA"/>
-              <w:left w:val="single" w:sz="1" w:space="0" w:color="AAAAAA"/>
-              <w:bottom w:val="single" w:sz="1" w:space="0" w:color="AAAAAA"/>
-              <w:right w:val="single" w:sz="1" w:space="0" w:color="AAAAAA"/>
-            </w:tcBorders>
-            <w:shd w:val="clear" w:color="auto" w:fill="EEF4FA"/>
-            <w:tcMar>
-              <w:top w:w="80" w:type="dxa"/>
-              <w:left w:w="100" w:type="dxa"/>
-              <w:bottom w:w="80" w:type="dxa"/>
-              <w:right w:w="100" w:type="dxa"/>
+        <w:tblPrEx>
+          <w:tblCellMar>
+            <w:top w:w="0" w:type="dxa"/>
+            <w:bottom w:w="0" w:type="dxa"/>
+          </w:tblCellMar>
+        </w:tblPrEx>
+        <w:tc>
+          <w:tcPr>
+            <w:tcW w:w="4200" w:type="dxa"/>
+            <w:tcBorders>
+              <w:top w:val="single" w:sz="1" w:space="0" w:color="AAAAAA"/>
+              <w:left w:val="single" w:sz="1" w:space="0" w:color="AAAAAA"/>
+              <w:bottom w:val="single" w:sz="1" w:space="0" w:color="AAAAAA"/>
+              <w:right w:val="single" w:sz="1" w:space="0" w:color="AAAAAA"/>
+            </w:tcBorders>
+            <w:shd w:val="clear" w:color="auto" w:fill="DEEAF1"/>
+            <w:tcMar>
+              <w:top w:w="80" w:type="dxa"/>
+              <w:left w:w="110" w:type="dxa"/>
+              <w:bottom w:w="80" w:type="dxa"/>
+              <w:right w:w="110" w:type="dxa"/>
             </w:tcMar>
             <w:vAlign w:val="center"/>
           </w:tcPr>
@@ -4097,19 +4108,19 @@
         </w:tc>
         <w:tc>
           <w:tcPr>
-            <w:tcW w:w="2200" w:type="dxa"/>
-            <w:tcBorders>
-              <w:top w:val="single" w:sz="1" w:space="0" w:color="AAAAAA"/>
-              <w:left w:val="single" w:sz="1" w:space="0" w:color="AAAAAA"/>
-              <w:bottom w:val="single" w:sz="1" w:space="0" w:color="AAAAAA"/>
-              <w:right w:val="single" w:sz="1" w:space="0" w:color="AAAAAA"/>
-            </w:tcBorders>
-            <w:shd w:val="clear" w:color="auto" w:fill="EEF4FA"/>
-            <w:tcMar>
-              <w:top w:w="80" w:type="dxa"/>
-              <w:left w:w="100" w:type="dxa"/>
-              <w:bottom w:w="80" w:type="dxa"/>
-              <w:right w:w="100" w:type="dxa"/>
+            <w:tcW w:w="2000" w:type="dxa"/>
+            <w:tcBorders>
+              <w:top w:val="single" w:sz="1" w:space="0" w:color="AAAAAA"/>
+              <w:left w:val="single" w:sz="1" w:space="0" w:color="AAAAAA"/>
+              <w:bottom w:val="single" w:sz="1" w:space="0" w:color="AAAAAA"/>
+              <w:right w:val="single" w:sz="1" w:space="0" w:color="AAAAAA"/>
+            </w:tcBorders>
+            <w:shd w:val="clear" w:color="auto" w:fill="DEEAF1"/>
+            <w:tcMar>
+              <w:top w:w="80" w:type="dxa"/>
+              <w:left w:w="110" w:type="dxa"/>
+              <w:bottom w:w="80" w:type="dxa"/>
+              <w:right w:w="110" w:type="dxa"/>
             </w:tcMar>
             <w:vAlign w:val="center"/>
           </w:tcPr>
@@ -4129,19 +4140,19 @@
         </w:tc>
         <w:tc>
           <w:tcPr>
-            <w:tcW w:w="3360" w:type="dxa"/>
-            <w:tcBorders>
-              <w:top w:val="single" w:sz="1" w:space="0" w:color="AAAAAA"/>
-              <w:left w:val="single" w:sz="1" w:space="0" w:color="AAAAAA"/>
-              <w:bottom w:val="single" w:sz="1" w:space="0" w:color="AAAAAA"/>
-              <w:right w:val="single" w:sz="1" w:space="0" w:color="AAAAAA"/>
-            </w:tcBorders>
-            <w:shd w:val="clear" w:color="auto" w:fill="EEF4FA"/>
-            <w:tcMar>
-              <w:top w:w="80" w:type="dxa"/>
-              <w:left w:w="100" w:type="dxa"/>
-              <w:bottom w:w="80" w:type="dxa"/>
-              <w:right w:w="100" w:type="dxa"/>
+            <w:tcW w:w="3160" w:type="dxa"/>
+            <w:tcBorders>
+              <w:top w:val="single" w:sz="1" w:space="0" w:color="AAAAAA"/>
+              <w:left w:val="single" w:sz="1" w:space="0" w:color="AAAAAA"/>
+              <w:bottom w:val="single" w:sz="1" w:space="0" w:color="AAAAAA"/>
+              <w:right w:val="single" w:sz="1" w:space="0" w:color="AAAAAA"/>
+            </w:tcBorders>
+            <w:shd w:val="clear" w:color="auto" w:fill="DEEAF1"/>
+            <w:tcMar>
+              <w:top w:w="80" w:type="dxa"/>
+              <w:left w:w="110" w:type="dxa"/>
+              <w:bottom w:w="80" w:type="dxa"/>
+              <w:right w:w="110" w:type="dxa"/>
             </w:tcMar>
             <w:vAlign w:val="center"/>
           </w:tcPr>
@@ -4161,9 +4172,15 @@
         </w:tc>
       </w:tr>
       <w:tr>
-        <w:tc>
-          <w:tcPr>
-            <w:tcW w:w="3800" w:type="dxa"/>
+        <w:tblPrEx>
+          <w:tblCellMar>
+            <w:top w:w="0" w:type="dxa"/>
+            <w:bottom w:w="0" w:type="dxa"/>
+          </w:tblCellMar>
+        </w:tblPrEx>
+        <w:tc>
+          <w:tcPr>
+            <w:tcW w:w="4200" w:type="dxa"/>
             <w:tcBorders>
               <w:top w:val="single" w:sz="1" w:space="0" w:color="AAAAAA"/>
               <w:left w:val="single" w:sz="1" w:space="0" w:color="AAAAAA"/>
@@ -4173,9 +4190,9 @@
             <w:shd w:val="clear" w:color="auto" w:fill="FFFFFF"/>
             <w:tcMar>
               <w:top w:w="80" w:type="dxa"/>
-              <w:left w:w="100" w:type="dxa"/>
-              <w:bottom w:w="80" w:type="dxa"/>
-              <w:right w:w="100" w:type="dxa"/>
+              <w:left w:w="110" w:type="dxa"/>
+              <w:bottom w:w="80" w:type="dxa"/>
+              <w:right w:w="110" w:type="dxa"/>
             </w:tcMar>
             <w:vAlign w:val="center"/>
           </w:tcPr>
@@ -4192,7 +4209,7 @@
         </w:tc>
         <w:tc>
           <w:tcPr>
-            <w:tcW w:w="2200" w:type="dxa"/>
+            <w:tcW w:w="2000" w:type="dxa"/>
             <w:tcBorders>
               <w:top w:val="single" w:sz="1" w:space="0" w:color="AAAAAA"/>
               <w:left w:val="single" w:sz="1" w:space="0" w:color="AAAAAA"/>
@@ -4202,9 +4219,9 @@
             <w:shd w:val="clear" w:color="auto" w:fill="FFFFFF"/>
             <w:tcMar>
               <w:top w:w="80" w:type="dxa"/>
-              <w:left w:w="100" w:type="dxa"/>
-              <w:bottom w:w="80" w:type="dxa"/>
-              <w:right w:w="100" w:type="dxa"/>
+              <w:left w:w="110" w:type="dxa"/>
+              <w:bottom w:w="80" w:type="dxa"/>
+              <w:right w:w="110" w:type="dxa"/>
             </w:tcMar>
             <w:vAlign w:val="center"/>
           </w:tcPr>
@@ -4224,7 +4241,7 @@
         </w:tc>
         <w:tc>
           <w:tcPr>
-            <w:tcW w:w="3360" w:type="dxa"/>
+            <w:tcW w:w="3160" w:type="dxa"/>
             <w:tcBorders>
               <w:top w:val="single" w:sz="1" w:space="0" w:color="AAAAAA"/>
               <w:left w:val="single" w:sz="1" w:space="0" w:color="AAAAAA"/>
@@ -4234,9 +4251,9 @@
             <w:shd w:val="clear" w:color="auto" w:fill="FFFFFF"/>
             <w:tcMar>
               <w:top w:w="80" w:type="dxa"/>
-              <w:left w:w="100" w:type="dxa"/>
-              <w:bottom w:w="80" w:type="dxa"/>
-              <w:right w:w="100" w:type="dxa"/>
+              <w:left w:w="110" w:type="dxa"/>
+              <w:bottom w:w="80" w:type="dxa"/>
+              <w:right w:w="110" w:type="dxa"/>
             </w:tcMar>
             <w:vAlign w:val="center"/>
           </w:tcPr>
@@ -4258,7 +4275,7 @@
     </w:tbl>
     <w:p>
       <w:pPr>
-        <w:spacing w:before="60" w:after="120"/>
+        <w:spacing w:before="40" w:after="120"/>
         <w:jc w:val="center"/>
       </w:pPr>
       <w:r>
@@ -4267,9 +4284,9 @@
           <w:bCs/>
           <w:i/>
           <w:iCs/>
-          <w:color w:val="000000"/>
-          <w:sz w:val="22"/>
-          <w:szCs w:val="22"/>
+          <w:color w:val="595959"/>
+          <w:sz w:val="21"/>
+          <w:szCs w:val="21"/>
         </w:rPr>
         <w:t>Table 4: User Satisfaction Survey Results (n = 108)</w:t>
       </w:r>
@@ -4277,39 +4294,40 @@
     <w:p/>
     <w:p>
       <w:pPr>
-        <w:spacing w:before="60" w:after="60" w:line="360" w:lineRule="auto"/>
+        <w:spacing w:before="60" w:after="80" w:line="348" w:lineRule="auto"/>
         <w:jc w:val="both"/>
       </w:pPr>
       <w:r>
         <w:rPr>
           <w:color w:val="000000"/>
         </w:rPr>
-        <w:t>Overall satisfaction of 88% is strong for a prototype-stage application. The highest-rated dimension was ease of completion (4.5/5), confirming that the step-by-step single-item presentation effectively reduces the intimidation commonly associated with mental health assessments. Notably, 79% of participants (n = 95) reported that MindBridge was the first structured mental health resource they had ever accessed — underscoring both the depth of the unmet need and the potential reach of a simple, accessible tool.</w:t>
-      </w:r>
-    </w:p>
-    <w:p>
-      <w:pPr>
-        <w:spacing w:before="60" w:after="60" w:line="360" w:lineRule="auto"/>
+        <w:t>Ease of completion scored highest at 4.5 — the single-item format worked. The coping recommendations scored lowest at 4.0. Qualitative comments were consistent: students wanted more Egypt-specific content, and several specifically mentioned that the recommendations did not acknowledge religious coping as a legitimate strategy. That is a fair criticism and a solvable problem.</w:t>
+      </w:r>
+    </w:p>
+    <w:p>
+      <w:pPr>
+        <w:spacing w:before="60" w:after="80" w:line="360" w:lineRule="auto"/>
         <w:jc w:val="both"/>
       </w:pPr>
       <w:r>
         <w:rPr>
           <w:color w:val="000000"/>
         </w:rPr>
-        <w:t xml:space="preserve">The lowest-rated dimension was coping recommendation relevance (4.0/5, 78% satisfied). Qualitative feedback indicated that students wanted more Egypt-specific resources and recommendations that </w:t>
-      </w:r>
-      <w:r>
-        <w:rPr>
-          <w:color w:val="000000"/>
-        </w:rPr>
+        <w:t>The number that mattered most to us was this: 79% of participants — 95 out of 120 — said MindBridge was the first structured mental health resource they had ever accessed. That is not a product metric. It is a measure of how absent everything else has been.</w:t>
+      </w:r>
+    </w:p>
+    <w:p>
+      <w:r>
         <w:lastRenderedPageBreak/>
-        <w:t>acknowledged cultural and religious coping frameworks alongside clinical approaches. This finding directly informs the first priority for future development.</w:t>
-      </w:r>
-    </w:p>
-    <w:p/>
-    <w:p>
-      <w:pPr>
-        <w:spacing w:before="280" w:after="120"/>
+        <w:br w:type="page"/>
+      </w:r>
+    </w:p>
+    <w:p>
+      <w:pPr>
+        <w:pBdr>
+          <w:bottom w:val="single" w:sz="3" w:space="3" w:color="002060"/>
+        </w:pBdr>
+        <w:spacing w:before="300" w:after="120" w:line="340" w:lineRule="auto"/>
       </w:pPr>
       <w:r>
         <w:rPr>
@@ -4318,47 +4336,59 @@
           <w:color w:val="002060"/>
           <w:sz w:val="28"/>
           <w:szCs w:val="28"/>
-          <w:u w:val="single"/>
-        </w:rPr>
+        </w:rPr>
+        <w:lastRenderedPageBreak/>
         <w:t>5. Conclusion and Future Work</w:t>
       </w:r>
     </w:p>
     <w:p>
       <w:pPr>
-        <w:spacing w:before="60" w:after="60" w:line="360" w:lineRule="auto"/>
+        <w:spacing w:before="60" w:after="80" w:line="344" w:lineRule="auto"/>
         <w:jc w:val="both"/>
       </w:pPr>
       <w:r>
         <w:rPr>
           <w:color w:val="000000"/>
         </w:rPr>
-        <w:t>MindBridge demonstrates that a focused, culturally adapted AI web application can meaningfully address one of Egypt's most significant and under-resourced public health challenges. By combining validated Arabic mental health screening instruments with an Arabic NLP classification engine and personalized recommendations, the system delivered 84.2% classification accuracy, 88% user satisfaction, and — most meaningfully — served as the first structured mental health resource ever accessed by 79% of its pilot users.</w:t>
-      </w:r>
-    </w:p>
-    <w:p>
-      <w:pPr>
-        <w:spacing w:before="60" w:after="60" w:line="360" w:lineRule="auto"/>
+        <w:t>MindBridge produced reasonable results: 84.2% classification accuracy, 88% user satisfaction, 91% completion rate. Those are acceptable numbers for a first prototype.</w:t>
+      </w:r>
+    </w:p>
+    <w:p>
+      <w:pPr>
+        <w:spacing w:before="60" w:after="80" w:line="352" w:lineRule="auto"/>
         <w:jc w:val="both"/>
       </w:pPr>
       <w:r>
         <w:rPr>
           <w:color w:val="000000"/>
         </w:rPr>
-        <w:t>The fundamental insight of this project is that the barrier to mental health support in Egyptian universities is not a shortage of students who need help — 68.1% are in distress — but a near-total absence of accessible, stigma-free, Arabic-language entry points. MindBridge is designed to be that entry point: anonymous, free, available on any smartphone, and delivered in language and framing that Egyptian students find natural and safe.</w:t>
+        <w:t>But the more important finding is not technical. It is that 79% of the students who used MindBridge had never before interacted with any mental health resource. Not an app, not a counselor, not even an online article with a screening questionnaire. Nothing. The fact that a four-week pilot of a student project reached students like that tells you something about the size of the gap that currently exists.</w:t>
+      </w:r>
+    </w:p>
+    <w:p>
+      <w:pPr>
+        <w:spacing w:before="60" w:after="80" w:line="348" w:lineRule="auto"/>
+        <w:jc w:val="both"/>
+      </w:pPr>
+      <w:r>
+        <w:rPr>
+          <w:color w:val="000000"/>
+        </w:rPr>
+        <w:t>MindBridge is not going to solve the Egyptian student mental health crisis. It is one small tool, built with limited resources, tested with a small sample. What it might be able to do — and what the pilot results suggest it already is doing to some extent — is serve as the first step for students who would otherwise take no step at all.</w:t>
       </w:r>
     </w:p>
     <w:p/>
     <w:p>
       <w:pPr>
-        <w:spacing w:before="200" w:after="80"/>
+        <w:spacing w:before="200" w:after="80" w:line="320" w:lineRule="auto"/>
       </w:pPr>
       <w:r>
         <w:rPr>
           <w:b/>
           <w:bCs/>
           <w:color w:val="002060"/>
-          <w:sz w:val="26"/>
-          <w:szCs w:val="26"/>
+          <w:sz w:val="25"/>
+          <w:szCs w:val="25"/>
         </w:rPr>
         <w:t>Future Work</w:t>
       </w:r>
@@ -4368,15 +4398,17 @@
         <w:pStyle w:val="ListParagraph"/>
         <w:numPr>
           <w:ilvl w:val="0"/>
-          <w:numId w:val="2"/>
+          <w:numId w:val="3"/>
         </w:numPr>
-        <w:spacing w:before="40" w:after="40" w:line="340" w:lineRule="auto"/>
-      </w:pPr>
-      <w:r>
-        <w:rPr>
-          <w:color w:val="000000"/>
-        </w:rPr>
-        <w:t>Fine-tune CAMeLBERT on a larger, purpose-collected Egyptian university student dataset to improve accuracy on the mild-distress boundary and Egyptian dialect variation.</w:t>
+        <w:spacing w:before="40" w:after="40" w:line="320" w:lineRule="auto"/>
+      </w:pPr>
+      <w:r>
+        <w:rPr>
+          <w:color w:val="000000"/>
+          <w:sz w:val="23"/>
+          <w:szCs w:val="23"/>
+        </w:rPr>
+        <w:t>Collect a purpose-built, larger dataset of Egyptian student free-text responses to address the NLP model's weaker performance on the mild-distress boundary.</w:t>
       </w:r>
     </w:p>
     <w:p>
@@ -4384,15 +4416,17 @@
         <w:pStyle w:val="ListParagraph"/>
         <w:numPr>
           <w:ilvl w:val="0"/>
-          <w:numId w:val="2"/>
+          <w:numId w:val="3"/>
         </w:numPr>
-        <w:spacing w:before="40" w:after="40" w:line="340" w:lineRule="auto"/>
-      </w:pPr>
-      <w:r>
-        <w:rPr>
-          <w:color w:val="000000"/>
-        </w:rPr>
-        <w:t>Integrate culturally and religiously informed coping strategies — including Islamic mindfulness practices and family-centered support approaches — to improve recommendation relevance for the Egyptian context.</w:t>
+        <w:spacing w:before="40" w:after="40" w:line="320" w:lineRule="auto"/>
+      </w:pPr>
+      <w:r>
+        <w:rPr>
+          <w:color w:val="000000"/>
+          <w:sz w:val="23"/>
+          <w:szCs w:val="23"/>
+        </w:rPr>
+        <w:t>Redesign the recommendation module to explicitly incorporate Islamic mindfulness practices and family-centered strategies — the two informal support approaches most commonly used by Egyptian students.</w:t>
       </w:r>
     </w:p>
     <w:p>
@@ -4400,15 +4434,17 @@
         <w:pStyle w:val="ListParagraph"/>
         <w:numPr>
           <w:ilvl w:val="0"/>
-          <w:numId w:val="2"/>
+          <w:numId w:val="3"/>
         </w:numPr>
-        <w:spacing w:before="40" w:after="40" w:line="340" w:lineRule="auto"/>
-      </w:pPr>
-      <w:r>
-        <w:rPr>
-          <w:color w:val="000000"/>
-        </w:rPr>
-        <w:t>Develop a longitudinal tracking feature allowing students to monitor their mental health scores over time, enabling early detection of deteriorating trends.</w:t>
+        <w:spacing w:before="40" w:after="40" w:line="320" w:lineRule="auto"/>
+      </w:pPr>
+      <w:r>
+        <w:rPr>
+          <w:color w:val="000000"/>
+          <w:sz w:val="23"/>
+          <w:szCs w:val="23"/>
+        </w:rPr>
+        <w:t>Add a longitudinal tracking feature so registered users can monitor their own scores over time and receive alerts if their distress level increases across sessions.</w:t>
       </w:r>
     </w:p>
     <w:p>
@@ -4416,15 +4452,17 @@
         <w:pStyle w:val="ListParagraph"/>
         <w:numPr>
           <w:ilvl w:val="0"/>
-          <w:numId w:val="2"/>
+          <w:numId w:val="3"/>
         </w:numPr>
-        <w:spacing w:before="40" w:after="40" w:line="340" w:lineRule="auto"/>
-      </w:pPr>
-      <w:r>
-        <w:rPr>
-          <w:color w:val="000000"/>
-        </w:rPr>
-        <w:t>Conduct a randomized controlled trial comparing mental health outcomes between MindBridge users and a control group to establish clinical effectiveness evidence.</w:t>
+        <w:spacing w:before="40" w:after="40" w:line="320" w:lineRule="auto"/>
+      </w:pPr>
+      <w:r>
+        <w:rPr>
+          <w:color w:val="000000"/>
+          <w:sz w:val="23"/>
+          <w:szCs w:val="23"/>
+        </w:rPr>
+        <w:t>Run a randomized controlled trial comparing outcomes between MindBridge users and a control group — the pilot data is promising, but it is not evidence of clinical effectiveness.</w:t>
       </w:r>
     </w:p>
     <w:p>
@@ -4432,15 +4470,17 @@
         <w:pStyle w:val="ListParagraph"/>
         <w:numPr>
           <w:ilvl w:val="0"/>
-          <w:numId w:val="2"/>
+          <w:numId w:val="3"/>
         </w:numPr>
-        <w:spacing w:before="40" w:after="40" w:line="340" w:lineRule="auto"/>
-      </w:pPr>
-      <w:r>
-        <w:rPr>
-          <w:color w:val="000000"/>
-        </w:rPr>
-        <w:t>Partner with Egyptian university health units to integrate MindBridge as a first-step triage tool, creating a structured referral pathway from screening to professional care.</w:t>
+        <w:spacing w:before="40" w:after="40" w:line="320" w:lineRule="auto"/>
+      </w:pPr>
+      <w:r>
+        <w:rPr>
+          <w:color w:val="000000"/>
+          <w:sz w:val="23"/>
+          <w:szCs w:val="23"/>
+        </w:rPr>
+        <w:t>Explore deployment via WhatsApp, which has far greater penetration in Egypt than standalone web apps, particularly among lower-income student populations.</w:t>
       </w:r>
     </w:p>
     <w:p>
@@ -4448,20 +4488,30 @@
         <w:pStyle w:val="ListParagraph"/>
         <w:numPr>
           <w:ilvl w:val="0"/>
-          <w:numId w:val="2"/>
+          <w:numId w:val="3"/>
         </w:numPr>
-        <w:spacing w:before="40" w:after="40" w:line="340" w:lineRule="auto"/>
-      </w:pPr>
-      <w:r>
-        <w:rPr>
-          <w:color w:val="000000"/>
-        </w:rPr>
-        <w:t>Explore WhatsApp deployment (widely used across Egypt) to reach students who may not proactively visit a web application.</w:t>
-      </w:r>
-    </w:p>
-    <w:p>
-      <w:pPr>
-        <w:spacing w:before="280" w:after="120"/>
+        <w:spacing w:before="40" w:after="40" w:line="320" w:lineRule="auto"/>
+      </w:pPr>
+      <w:r>
+        <w:rPr>
+          <w:color w:val="000000"/>
+          <w:sz w:val="23"/>
+          <w:szCs w:val="23"/>
+        </w:rPr>
+        <w:t>Work toward a formal partnership with at least one Egyptian university health unit to create a structured referral pathway from anonymous screening to professional care.</w:t>
+      </w:r>
+    </w:p>
+    <w:p>
+      <w:r>
+        <w:br w:type="page"/>
+      </w:r>
+    </w:p>
+    <w:p>
+      <w:pPr>
+        <w:pBdr>
+          <w:bottom w:val="single" w:sz="3" w:space="3" w:color="002060"/>
+        </w:pBdr>
+        <w:spacing w:before="300" w:after="120" w:line="340" w:lineRule="auto"/>
       </w:pPr>
       <w:r>
         <w:rPr>
@@ -4470,7 +4520,6 @@
           <w:color w:val="002060"/>
           <w:sz w:val="28"/>
           <w:szCs w:val="28"/>
-          <w:u w:val="single"/>
         </w:rPr>
         <w:lastRenderedPageBreak/>
         <w:t>References</w:t>
@@ -4478,103 +4527,103 @@
     </w:p>
     <w:p>
       <w:pPr>
-        <w:spacing w:before="60" w:after="60" w:line="360" w:lineRule="auto"/>
+        <w:spacing w:before="60" w:after="80" w:line="320" w:lineRule="auto"/>
         <w:jc w:val="both"/>
       </w:pPr>
       <w:r>
         <w:rPr>
           <w:color w:val="000000"/>
         </w:rPr>
-        <w:t>[1] Baklola M, Terra M, Elzayat MA, Abdelhady D, El-Gilany AH, ARO team. Pattern, barriers, and predictors of mental health care utilization among Egyptian undergraduates: a cross-sectional multi-centre study. BMC Psychiatry. 2023 Mar 6;23:139. doi: 10.1186/s12888-023-04624-z. Available at: https://pmc.ncbi.nlm.nih.gov/articles/PMC9990190/</w:t>
-      </w:r>
-    </w:p>
-    <w:p>
-      <w:pPr>
-        <w:spacing w:before="60" w:after="60" w:line="360" w:lineRule="auto"/>
+        <w:t>[1] Baklola M, Terra M, Elzayat MA, Abdelhady D, El-Gilany AH, ARO team. Pattern, barriers, and predictors of mental health care utilization among Egyptian undergraduates: a cross-sectional multi-centre study. BMC Psychiatry. 2023;23:139. doi: 10.1186/s12888-023-04624-z.</w:t>
+      </w:r>
+    </w:p>
+    <w:p>
+      <w:pPr>
+        <w:spacing w:before="60" w:after="80" w:line="320" w:lineRule="auto"/>
         <w:jc w:val="both"/>
       </w:pPr>
       <w:r>
         <w:rPr>
           <w:color w:val="000000"/>
         </w:rPr>
-        <w:t>[2] Abdelhady D, El-Gilany AH, et al. Mental health literacy and help-seeking behaviour among Egyptian undergraduates: a cross-sectional national study. BMC Psychiatry. 2024;24:202. doi: 10.1186/s12888-024-05620-7.</w:t>
-      </w:r>
-    </w:p>
-    <w:p>
-      <w:pPr>
-        <w:spacing w:before="60" w:after="60" w:line="360" w:lineRule="auto"/>
+        <w:t>[2] Abdelhady D, El-Gilany AH, et al. Mental health literacy and help-seeking behaviour among Egyptian undergraduates. BMC Psychiatry. 2024;24:202.</w:t>
+      </w:r>
+    </w:p>
+    <w:p>
+      <w:pPr>
+        <w:spacing w:before="60" w:after="80" w:line="320" w:lineRule="auto"/>
         <w:jc w:val="both"/>
       </w:pPr>
       <w:r>
         <w:rPr>
           <w:color w:val="000000"/>
         </w:rPr>
-        <w:t>[3] Inoue G, Alhafni B, Baimukan N, Bouamor H, Habash N. The Interplay of Variant, Size, and Task Type in Arabic Pre-Trained Language Models. Proceedings of EACL. 2021. (CAMeLBERT)</w:t>
-      </w:r>
-    </w:p>
-    <w:p>
-      <w:pPr>
-        <w:spacing w:before="60" w:after="60" w:line="360" w:lineRule="auto"/>
+        <w:t>[3] Inoue G, Alhafni B, Baimukan N, Bouamor H, Habash N. The Interplay of Variant, Size, and Task Type in Arabic Pre-Trained Language Models. EACL. 2021.</w:t>
+      </w:r>
+    </w:p>
+    <w:p>
+      <w:pPr>
+        <w:spacing w:before="60" w:after="80" w:line="320" w:lineRule="auto"/>
         <w:jc w:val="both"/>
       </w:pPr>
       <w:r>
         <w:rPr>
           <w:color w:val="000000"/>
         </w:rPr>
-        <w:t>[4] Antoun W, Baly F, Hajj H. AraBERT: Transformer-based Model for Arabic Language Understanding. LREC 2020 Workshop on Arabic Language Resources.</w:t>
-      </w:r>
-    </w:p>
-    <w:p>
-      <w:pPr>
-        <w:spacing w:before="60" w:after="60" w:line="360" w:lineRule="auto"/>
+        <w:t>[4] Antoun W, Baly F, Hajj H. AraBERT: Transformer-based Model for Arabic Language Understanding. LREC Workshop. 2020.</w:t>
+      </w:r>
+    </w:p>
+    <w:p>
+      <w:pPr>
+        <w:spacing w:before="60" w:after="80" w:line="320" w:lineRule="auto"/>
         <w:jc w:val="both"/>
       </w:pPr>
       <w:r>
         <w:rPr>
           <w:color w:val="000000"/>
         </w:rPr>
-        <w:t>[5] Fitzpatrick KK, Darcy A, Vierhile M. Delivering Cognitive Behavior Therapy to Young Adults With Symptoms of Depression and Anxiety Using a Fully Automated Conversational Agent (Woebot): A Randomized Controlled Trial. JMIR Mental Health. 2017;4(2):e19.</w:t>
-      </w:r>
-    </w:p>
-    <w:p>
-      <w:pPr>
-        <w:spacing w:before="60" w:after="60" w:line="360" w:lineRule="auto"/>
+        <w:t>[5] Fitzpatrick KK, Darcy A, Vierhile M. Delivering CBT Using a Fully Automated Conversational Agent (Woebot). JMIR Mental Health. 2017;4(2):e19.</w:t>
+      </w:r>
+    </w:p>
+    <w:p>
+      <w:pPr>
+        <w:spacing w:before="60" w:after="80" w:line="320" w:lineRule="auto"/>
         <w:jc w:val="both"/>
       </w:pPr>
       <w:r>
         <w:rPr>
           <w:color w:val="000000"/>
         </w:rPr>
-        <w:t>[6] Abd-Alrazaq AA, Alajlani M, Alalwan AA, Bewick BM, Gardner P, Househ M. An overview of the features of chatbots in mental health: A scoping review. Int J Med Inform. 2019;132:103978.</w:t>
-      </w:r>
-    </w:p>
-    <w:p>
-      <w:pPr>
-        <w:spacing w:before="60" w:after="60" w:line="360" w:lineRule="auto"/>
+        <w:t>[6] Abd-Alrazaq AA, et al. An overview of the features of chatbots in mental health: A scoping review. Int J Med Inform. 2019;132:103978.</w:t>
+      </w:r>
+    </w:p>
+    <w:p>
+      <w:pPr>
+        <w:spacing w:before="60" w:after="80" w:line="320" w:lineRule="auto"/>
         <w:jc w:val="both"/>
       </w:pPr>
       <w:r>
         <w:rPr>
           <w:color w:val="000000"/>
         </w:rPr>
-        <w:t>[7] Kroenke K, Spitzer RL, Williams JB. The PHQ-9: validity of a brief depression severity measure. J Gen Intern Med. 2001;16(9):606-613.</w:t>
-      </w:r>
-    </w:p>
-    <w:p>
-      <w:pPr>
-        <w:spacing w:before="60" w:after="60" w:line="360" w:lineRule="auto"/>
+        <w:t>[7] Kroenke K, Spitzer RL, Williams JB. The PHQ-9: validity of a brief depression severity measure. J Gen Intern Med. 2001;16(9):606–613.</w:t>
+      </w:r>
+    </w:p>
+    <w:p>
+      <w:pPr>
+        <w:spacing w:before="60" w:after="80" w:line="320" w:lineRule="auto"/>
         <w:jc w:val="both"/>
       </w:pPr>
       <w:r>
         <w:rPr>
           <w:color w:val="000000"/>
         </w:rPr>
-        <w:t>[8] Spitzer RL, Kroenke K, Williams JB, Lowe B. A brief measure for assessing generalized anxiety disorder. Arch Intern Med. 2006;166(10):1092-1097.</w:t>
-      </w:r>
-    </w:p>
-    <w:p>
-      <w:pPr>
-        <w:spacing w:before="60" w:after="60" w:line="360" w:lineRule="auto"/>
+        <w:t>[8] Spitzer RL, Kroenke K, Williams JB, Lowe B. A brief measure for assessing generalized anxiety disorder: the GAD-7. Arch Intern Med. 2006;166(10):1092–1097.</w:t>
+      </w:r>
+    </w:p>
+    <w:p>
+      <w:pPr>
+        <w:spacing w:before="60" w:after="80" w:line="320" w:lineRule="auto"/>
         <w:jc w:val="both"/>
       </w:pPr>
       <w:r>
@@ -4586,15 +4635,26 @@
     </w:p>
     <w:p>
       <w:pPr>
-        <w:spacing w:before="60" w:after="60" w:line="360" w:lineRule="auto"/>
+        <w:spacing w:before="60" w:after="80" w:line="320" w:lineRule="auto"/>
         <w:jc w:val="both"/>
-      </w:pPr>
-      <w:r>
-        <w:rPr>
-          <w:color w:val="000000"/>
-        </w:rPr>
-        <w:t>[10] CAPMAS. 3.7 million students enrolled in higher education in Egypt in academic year 2022–2023. Egyptian Gazette. 2023.</w:t>
-      </w:r>
+        <w:rPr>
+          <w:lang w:val="en-US"/>
+        </w:rPr>
+      </w:pPr>
+      <w:r>
+        <w:rPr>
+          <w:color w:val="000000"/>
+        </w:rPr>
+        <w:t>[10] CAPMAS. Higher education enrollment statistics, academic year 2022–2023. Egyptian Gazette. 2023.</w:t>
+      </w:r>
+    </w:p>
+    <w:p>
+      <w:pPr>
+        <w:pBdr>
+          <w:bottom w:val="single" w:sz="3" w:space="3" w:color="002060"/>
+        </w:pBdr>
+        <w:spacing w:before="300" w:after="120" w:line="340" w:lineRule="auto"/>
+      </w:pPr>
     </w:p>
     <w:sectPr>
       <w:footerReference w:type="default" r:id="rId9"/>
@@ -4634,6 +4694,7 @@
     </w:pPr>
     <w:r>
       <w:rPr>
+        <w:color w:val="595959"/>
         <w:sz w:val="20"/>
         <w:szCs w:val="20"/>
       </w:rPr>
@@ -4641,6 +4702,7 @@
     </w:r>
     <w:r>
       <w:rPr>
+        <w:color w:val="595959"/>
         <w:sz w:val="20"/>
         <w:szCs w:val="20"/>
       </w:rPr>
@@ -4648,6 +4710,7 @@
     </w:r>
     <w:r>
       <w:rPr>
+        <w:color w:val="595959"/>
         <w:sz w:val="20"/>
         <w:szCs w:val="20"/>
       </w:rPr>
@@ -4656,6 +4719,7 @@
     <w:r>
       <w:rPr>
         <w:noProof/>
+        <w:color w:val="595959"/>
         <w:sz w:val="20"/>
         <w:szCs w:val="20"/>
       </w:rPr>
@@ -4663,6 +4727,7 @@
     </w:r>
     <w:r>
       <w:rPr>
+        <w:color w:val="595959"/>
         <w:sz w:val="20"/>
         <w:szCs w:val="20"/>
       </w:rPr>
@@ -4694,10 +4759,10 @@
 <file path=word/numbering.xml><?xml version="1.0" encoding="utf-8"?>
 <w:numbering xmlns:wpc="http://schemas.microsoft.com/office/word/2010/wordprocessingCanvas" xmlns:cx="http://schemas.microsoft.com/office/drawing/2014/chartex" xmlns:cx1="http://schemas.microsoft.com/office/drawing/2015/9/8/chartex" xmlns:cx2="http://schemas.microsoft.com/office/drawing/2015/10/21/chartex" xmlns:cx3="http://schemas.microsoft.com/office/drawing/2016/5/9/chartex" xmlns:cx4="http://schemas.microsoft.com/office/drawing/2016/5/10/chartex" xmlns:cx5="http://schemas.microsoft.com/office/drawing/2016/5/11/chartex" xmlns:cx6="http://schemas.microsoft.com/office/drawing/2016/5/12/chartex" xmlns:cx7="http://schemas.microsoft.com/office/drawing/2016/5/13/chartex" xmlns:cx8="http://schemas.microsoft.com/office/drawing/2016/5/14/chartex" xmlns:mc="http://schemas.openxmlformats.org/markup-compatibility/2006" xmlns:aink="http://schemas.microsoft.com/office/drawing/2016/ink" xmlns:am3d="http://schemas.microsoft.com/office/drawing/2017/model3d" xmlns:o="urn:schemas-microsoft-com:office:office" xmlns:r="http://schemas.openxmlformats.org/officeDocument/2006/relationships" xmlns:m="http://schemas.openxmlformats.org/officeDocument/2006/math" xmlns:v="urn:schemas-microsoft-com:vml" xmlns:wp14="http://schemas.microsoft.com/office/word/2010/wordprocessingDrawing" xmlns:wp="http://schemas.openxmlformats.org/drawingml/2006/wordprocessingDrawing" xmlns:w10="urn:schemas-microsoft-com:office:word" xmlns:w="http://schemas.openxmlformats.org/wordprocessingml/2006/main" xmlns:w14="http://schemas.microsoft.com/office/word/2010/wordml" xmlns:w15="http://schemas.microsoft.com/office/word/2012/wordml" xmlns:w16cex="http://schemas.microsoft.com/office/word/2018/wordml/cex" xmlns:w16cid="http://schemas.microsoft.com/office/word/2016/wordml/cid" xmlns:w16="http://schemas.microsoft.com/office/word/2018/wordml" xmlns:w16se="http://schemas.microsoft.com/office/word/2015/wordml/symex" xmlns:wpg="http://schemas.microsoft.com/office/word/2010/wordprocessingGroup" xmlns:wpi="http://schemas.microsoft.com/office/word/2010/wordprocessingInk" xmlns:wne="http://schemas.microsoft.com/office/word/2006/wordml" xmlns:wps="http://schemas.microsoft.com/office/word/2010/wordprocessingShape" mc:Ignorable="w14 w15 w16se w16cid w16 w16cex wp14">
   <w:abstractNum w:abstractNumId="0" w15:restartNumberingAfterBreak="0">
-    <w:nsid w:val="43932520"/>
+    <w:nsid w:val="11800791"/>
     <w:multiLevelType w:val="hybridMultilevel"/>
-    <w:tmpl w:val="FC0052C8"/>
-    <w:lvl w:ilvl="0" w:tplc="1500089A">
+    <w:tmpl w:val="DD246E9A"/>
+    <w:lvl w:ilvl="0" w:tplc="624EB2DE">
       <w:start w:val="1"/>
       <w:numFmt w:val="bullet"/>
       <w:lvlText w:val="•"/>
@@ -4706,52 +4771,52 @@
         <w:ind w:left="720" w:hanging="360"/>
       </w:pPr>
     </w:lvl>
-    <w:lvl w:ilvl="1" w:tplc="5A6A1172">
+    <w:lvl w:ilvl="1" w:tplc="96F820D6">
       <w:numFmt w:val="decimal"/>
       <w:lvlText w:val=""/>
       <w:lvlJc w:val="left"/>
     </w:lvl>
-    <w:lvl w:ilvl="2" w:tplc="C92E722E">
+    <w:lvl w:ilvl="2" w:tplc="FFCA7B3C">
       <w:numFmt w:val="decimal"/>
       <w:lvlText w:val=""/>
       <w:lvlJc w:val="left"/>
     </w:lvl>
-    <w:lvl w:ilvl="3" w:tplc="C6A67E3E">
+    <w:lvl w:ilvl="3" w:tplc="4A84246A">
       <w:numFmt w:val="decimal"/>
       <w:lvlText w:val=""/>
       <w:lvlJc w:val="left"/>
     </w:lvl>
-    <w:lvl w:ilvl="4" w:tplc="7938D888">
+    <w:lvl w:ilvl="4" w:tplc="623E6CE2">
       <w:numFmt w:val="decimal"/>
       <w:lvlText w:val=""/>
       <w:lvlJc w:val="left"/>
     </w:lvl>
-    <w:lvl w:ilvl="5" w:tplc="5652E112">
+    <w:lvl w:ilvl="5" w:tplc="A11ACB6C">
       <w:numFmt w:val="decimal"/>
       <w:lvlText w:val=""/>
       <w:lvlJc w:val="left"/>
     </w:lvl>
-    <w:lvl w:ilvl="6" w:tplc="243C635E">
+    <w:lvl w:ilvl="6" w:tplc="AD6815E0">
       <w:numFmt w:val="decimal"/>
       <w:lvlText w:val=""/>
       <w:lvlJc w:val="left"/>
     </w:lvl>
-    <w:lvl w:ilvl="7" w:tplc="AA2E38B4">
+    <w:lvl w:ilvl="7" w:tplc="7A5EC5C2">
       <w:numFmt w:val="decimal"/>
       <w:lvlText w:val=""/>
       <w:lvlJc w:val="left"/>
     </w:lvl>
-    <w:lvl w:ilvl="8" w:tplc="BBD6AC18">
+    <w:lvl w:ilvl="8" w:tplc="5B982F34">
       <w:numFmt w:val="decimal"/>
       <w:lvlText w:val=""/>
       <w:lvlJc w:val="left"/>
     </w:lvl>
   </w:abstractNum>
   <w:abstractNum w:abstractNumId="1" w15:restartNumberingAfterBreak="0">
-    <w:nsid w:val="6E2678EB"/>
+    <w:nsid w:val="5DC221F4"/>
     <w:multiLevelType w:val="hybridMultilevel"/>
-    <w:tmpl w:val="409033D8"/>
-    <w:lvl w:ilvl="0" w:tplc="4E06C0E2">
+    <w:tmpl w:val="700AD1C4"/>
+    <w:lvl w:ilvl="0" w:tplc="C5944DF4">
       <w:start w:val="1"/>
       <w:numFmt w:val="bullet"/>
       <w:lvlText w:val="●"/>
@@ -4760,7 +4825,7 @@
         <w:ind w:left="720" w:hanging="360"/>
       </w:pPr>
     </w:lvl>
-    <w:lvl w:ilvl="1" w:tplc="46A6D4E8">
+    <w:lvl w:ilvl="1" w:tplc="D7C2D0BC">
       <w:start w:val="1"/>
       <w:numFmt w:val="bullet"/>
       <w:lvlText w:val="○"/>
@@ -4769,7 +4834,7 @@
         <w:ind w:left="1440" w:hanging="360"/>
       </w:pPr>
     </w:lvl>
-    <w:lvl w:ilvl="2" w:tplc="76F06ACE">
+    <w:lvl w:ilvl="2" w:tplc="61742C34">
       <w:start w:val="1"/>
       <w:numFmt w:val="bullet"/>
       <w:lvlText w:val="■"/>
@@ -4778,7 +4843,7 @@
         <w:ind w:left="2160" w:hanging="360"/>
       </w:pPr>
     </w:lvl>
-    <w:lvl w:ilvl="3" w:tplc="F73E95F8">
+    <w:lvl w:ilvl="3" w:tplc="53ECF2B6">
       <w:start w:val="1"/>
       <w:numFmt w:val="bullet"/>
       <w:lvlText w:val="●"/>
@@ -4787,7 +4852,7 @@
         <w:ind w:left="2880" w:hanging="360"/>
       </w:pPr>
     </w:lvl>
-    <w:lvl w:ilvl="4" w:tplc="B014A3D6">
+    <w:lvl w:ilvl="4" w:tplc="D5E8DA7C">
       <w:start w:val="1"/>
       <w:numFmt w:val="bullet"/>
       <w:lvlText w:val="○"/>
@@ -4796,7 +4861,7 @@
         <w:ind w:left="3600" w:hanging="360"/>
       </w:pPr>
     </w:lvl>
-    <w:lvl w:ilvl="5" w:tplc="D0EC6EF4">
+    <w:lvl w:ilvl="5" w:tplc="441AE67E">
       <w:start w:val="1"/>
       <w:numFmt w:val="bullet"/>
       <w:lvlText w:val="■"/>
@@ -4805,7 +4870,7 @@
         <w:ind w:left="4320" w:hanging="360"/>
       </w:pPr>
     </w:lvl>
-    <w:lvl w:ilvl="6" w:tplc="258EFCE0">
+    <w:lvl w:ilvl="6" w:tplc="2130B834">
       <w:start w:val="1"/>
       <w:numFmt w:val="bullet"/>
       <w:lvlText w:val="●"/>
@@ -4814,7 +4879,7 @@
         <w:ind w:left="5040" w:hanging="360"/>
       </w:pPr>
     </w:lvl>
-    <w:lvl w:ilvl="7" w:tplc="E0AA6868">
+    <w:lvl w:ilvl="7" w:tplc="123E3BCE">
       <w:start w:val="1"/>
       <w:numFmt w:val="bullet"/>
       <w:lvlText w:val="●"/>
@@ -4823,7 +4888,7 @@
         <w:ind w:left="5760" w:hanging="360"/>
       </w:pPr>
     </w:lvl>
-    <w:lvl w:ilvl="8" w:tplc="C85647C4">
+    <w:lvl w:ilvl="8" w:tplc="D38C45C6">
       <w:start w:val="1"/>
       <w:numFmt w:val="bullet"/>
       <w:lvlText w:val="●"/>
@@ -4831,6 +4896,60 @@
       <w:pPr>
         <w:ind w:left="6480" w:hanging="360"/>
       </w:pPr>
+    </w:lvl>
+  </w:abstractNum>
+  <w:abstractNum w:abstractNumId="2" w15:restartNumberingAfterBreak="0">
+    <w:nsid w:val="7C050F81"/>
+    <w:multiLevelType w:val="hybridMultilevel"/>
+    <w:tmpl w:val="07E0805C"/>
+    <w:lvl w:ilvl="0" w:tplc="A720FF4C">
+      <w:start w:val="1"/>
+      <w:numFmt w:val="bullet"/>
+      <w:lvlText w:val="•"/>
+      <w:lvlJc w:val="left"/>
+      <w:pPr>
+        <w:ind w:left="720" w:hanging="360"/>
+      </w:pPr>
+    </w:lvl>
+    <w:lvl w:ilvl="1" w:tplc="D1287652">
+      <w:numFmt w:val="decimal"/>
+      <w:lvlText w:val=""/>
+      <w:lvlJc w:val="left"/>
+    </w:lvl>
+    <w:lvl w:ilvl="2" w:tplc="B00C63A6">
+      <w:numFmt w:val="decimal"/>
+      <w:lvlText w:val=""/>
+      <w:lvlJc w:val="left"/>
+    </w:lvl>
+    <w:lvl w:ilvl="3" w:tplc="3D58BA5C">
+      <w:numFmt w:val="decimal"/>
+      <w:lvlText w:val=""/>
+      <w:lvlJc w:val="left"/>
+    </w:lvl>
+    <w:lvl w:ilvl="4" w:tplc="CF687078">
+      <w:numFmt w:val="decimal"/>
+      <w:lvlText w:val=""/>
+      <w:lvlJc w:val="left"/>
+    </w:lvl>
+    <w:lvl w:ilvl="5" w:tplc="3412E0E0">
+      <w:numFmt w:val="decimal"/>
+      <w:lvlText w:val=""/>
+      <w:lvlJc w:val="left"/>
+    </w:lvl>
+    <w:lvl w:ilvl="6" w:tplc="A52288F6">
+      <w:numFmt w:val="decimal"/>
+      <w:lvlText w:val=""/>
+      <w:lvlJc w:val="left"/>
+    </w:lvl>
+    <w:lvl w:ilvl="7" w:tplc="D5B078F2">
+      <w:numFmt w:val="decimal"/>
+      <w:lvlText w:val=""/>
+      <w:lvlJc w:val="left"/>
+    </w:lvl>
+    <w:lvl w:ilvl="8" w:tplc="3A08AA04">
+      <w:numFmt w:val="decimal"/>
+      <w:lvlText w:val=""/>
+      <w:lvlJc w:val="left"/>
     </w:lvl>
   </w:abstractNum>
   <w:num w:numId="1">
@@ -4841,6 +4960,12 @@
   </w:num>
   <w:num w:numId="2">
     <w:abstractNumId w:val="0"/>
+    <w:lvlOverride w:ilvl="0">
+      <w:startOverride w:val="1"/>
+    </w:lvlOverride>
+  </w:num>
+  <w:num w:numId="3">
+    <w:abstractNumId w:val="2"/>
     <w:lvlOverride w:ilvl="0">
       <w:startOverride w:val="1"/>
     </w:lvlOverride>
@@ -5248,15 +5373,12 @@
     <w:uiPriority w:val="9"/>
     <w:qFormat/>
     <w:pPr>
-      <w:spacing w:before="280" w:after="120"/>
       <w:outlineLvl w:val="0"/>
     </w:pPr>
     <w:rPr>
-      <w:b/>
-      <w:bCs/>
-      <w:color w:val="002060"/>
-      <w:sz w:val="28"/>
-      <w:szCs w:val="28"/>
+      <w:color w:val="2E74B5"/>
+      <w:sz w:val="32"/>
+      <w:szCs w:val="32"/>
     </w:rPr>
   </w:style>
   <w:style w:type="paragraph" w:styleId="Heading2">
@@ -5266,13 +5388,10 @@
     <w:unhideWhenUsed/>
     <w:qFormat/>
     <w:pPr>
-      <w:spacing w:before="200" w:after="80"/>
       <w:outlineLvl w:val="1"/>
     </w:pPr>
     <w:rPr>
-      <w:b/>
-      <w:bCs/>
-      <w:color w:val="002060"/>
+      <w:color w:val="2E74B5"/>
       <w:sz w:val="26"/>
       <w:szCs w:val="26"/>
     </w:rPr>
